--- a/Основы алгоритмизации и программирования/таблица анализ рисков.docx
+++ b/Основы алгоритмизации и программирования/таблица анализ рисков.docx
@@ -1,16 +1,18 @@
 
 <file path=word/document.xml><?xml version="1.0" encoding="utf-8"?>
-<w:document xmlns:wpc="http://schemas.microsoft.com/office/word/2010/wordprocessingCanvas" xmlns:cx="http://schemas.microsoft.com/office/drawing/2014/chartex" xmlns:cx1="http://schemas.microsoft.com/office/drawing/2015/9/8/chartex" xmlns:cx2="http://schemas.microsoft.com/office/drawing/2015/10/21/chartex" xmlns:cx3="http://schemas.microsoft.com/office/drawing/2016/5/9/chartex" xmlns:cx4="http://schemas.microsoft.com/office/drawing/2016/5/10/chartex" xmlns:cx5="http://schemas.microsoft.com/office/drawing/2016/5/11/chartex" xmlns:cx6="http://schemas.microsoft.com/office/drawing/2016/5/12/chartex" xmlns:cx7="http://schemas.microsoft.com/office/drawing/2016/5/13/chartex" xmlns:cx8="http://schemas.microsoft.com/office/drawing/2016/5/14/chartex" xmlns:mc="http://schemas.openxmlformats.org/markup-compatibility/2006" xmlns:aink="http://schemas.microsoft.com/office/drawing/2016/ink" xmlns:am3d="http://schemas.microsoft.com/office/drawing/2017/model3d" xmlns:o="urn:schemas-microsoft-com:office:office" xmlns:r="http://schemas.openxmlformats.org/officeDocument/2006/relationships" xmlns:m="http://schemas.openxmlformats.org/officeDocument/2006/math" xmlns:v="urn:schemas-microsoft-com:vml" xmlns:wp14="http://schemas.microsoft.com/office/word/2010/wordprocessingDrawing" xmlns:wp="http://schemas.openxmlformats.org/drawingml/2006/wordprocessingDrawing" xmlns:w10="urn:schemas-microsoft-com:office:word" xmlns:w="http://schemas.openxmlformats.org/wordprocessingml/2006/main" xmlns:w14="http://schemas.microsoft.com/office/word/2010/wordml" xmlns:w15="http://schemas.microsoft.com/office/word/2012/wordml" xmlns:w16cex="http://schemas.microsoft.com/office/word/2018/wordml/cex" xmlns:w16cid="http://schemas.microsoft.com/office/word/2016/wordml/cid" xmlns:w16="http://schemas.microsoft.com/office/word/2018/wordml" xmlns:w16sdtdh="http://schemas.microsoft.com/office/word/2020/wordml/sdtdatahash" xmlns:w16se="http://schemas.microsoft.com/office/word/2015/wordml/symex" xmlns:wpg="http://schemas.microsoft.com/office/word/2010/wordprocessingGroup" xmlns:wpi="http://schemas.microsoft.com/office/word/2010/wordprocessingInk" xmlns:wne="http://schemas.microsoft.com/office/word/2006/wordml" xmlns:wps="http://schemas.microsoft.com/office/word/2010/wordprocessingShape" xmlns:a="http://schemas.openxmlformats.org/drawingml/2006/main" xmlns:pic="http://schemas.openxmlformats.org/drawingml/2006/picture" xmlns:a14="http://schemas.microsoft.com/office/drawing/2010/main" mc:Ignorable="w14 w15 w16se w16cid w16 w16cex w16sdtdh wp14">
+<w:document xmlns:wpc="http://schemas.microsoft.com/office/word/2010/wordprocessingCanvas" xmlns:mc="http://schemas.openxmlformats.org/markup-compatibility/2006" xmlns:o="urn:schemas-microsoft-com:office:office" xmlns:r="http://schemas.openxmlformats.org/officeDocument/2006/relationships" xmlns:m="http://schemas.openxmlformats.org/officeDocument/2006/math" xmlns:v="urn:schemas-microsoft-com:vml" xmlns:wp14="http://schemas.microsoft.com/office/word/2010/wordprocessingDrawing" xmlns:wp="http://schemas.openxmlformats.org/drawingml/2006/wordprocessingDrawing" xmlns:w10="urn:schemas-microsoft-com:office:word" xmlns:w="http://schemas.openxmlformats.org/wordprocessingml/2006/main" xmlns:w14="http://schemas.microsoft.com/office/word/2010/wordml" xmlns:wpg="http://schemas.microsoft.com/office/word/2010/wordprocessingGroup" xmlns:wpi="http://schemas.microsoft.com/office/word/2010/wordprocessingInk" xmlns:wne="http://schemas.microsoft.com/office/word/2006/wordml" xmlns:wps="http://schemas.microsoft.com/office/word/2010/wordprocessingShape" mc:Ignorable="w14 wp14">
   <w:body>
-    <w:p w14:noSpellErr="1">
+    <w:p>
       <w:pPr>
         <w:spacing w:after="200" w:line="240" w:lineRule="auto"/>
         <w:jc w:val="right"/>
         <w:rPr>
-          <w:rFonts w:ascii="Times New Roman" w:hAnsi="Times New Roman" w:eastAsia="Times New Roman" w:cs="Times New Roman"/>
-          <w:lang w:eastAsia="ru-RU"/>
-        </w:rPr>
-      </w:pPr>
+          <w:rFonts w:ascii="Times New Roman" w:eastAsia="Times New Roman" w:hAnsi="Times New Roman" w:cs="Times New Roman"/>
+          <w:lang w:eastAsia="ru-RU"/>
+        </w:rPr>
+      </w:pPr>
+      <w:bookmarkStart w:id="0" w:name="_GoBack"/>
+      <w:bookmarkEnd w:id="0"/>
       <w:r>
         <w:rPr>
           <w:noProof/>
@@ -42,7 +44,7 @@
                     </pic:cNvPicPr>
                   </pic:nvPicPr>
                   <pic:blipFill>
-                    <a:blip r:embed="rId6">
+                    <a:blip r:embed="rId7">
                       <a:extLst>
                         <a:ext uri="{28A0092B-C50C-407E-A947-70E740481C1C}">
                           <a14:useLocalDpi xmlns:a14="http://schemas.microsoft.com/office/drawing/2010/main" val="0"/>
@@ -78,51 +80,7 @@
       </w:r>
       <w:r>
         <w:rPr>
-          <w:rFonts w:ascii="Times New Roman" w:hAnsi="Times New Roman" w:eastAsia="Times New Roman" w:cs="Times New Roman"/>
-          <w:b w:val="1"/>
-          <w:bCs w:val="1"/>
-          <w:color w:val="000000"/>
-          <w:sz w:val="28"/>
-          <w:szCs w:val="28"/>
-          <w:lang w:eastAsia="ru-RU"/>
-        </w:rPr>
-        <w:t>ДЕПАРТАМЕНТ ОБРАЗОВАНИЯ И НАУКИ</w:t>
-      </w:r>
-    </w:p>
-    <w:p>
-      <w:pPr>
-        <w:spacing w:after="200" w:line="240" w:lineRule="auto"/>
-        <w:jc w:val="right"/>
-        <w:rPr>
-          <w:rFonts w:ascii="Times New Roman" w:hAnsi="Times New Roman" w:eastAsia="Times New Roman" w:cs="Times New Roman"/>
-          <w:lang w:eastAsia="ru-RU"/>
-        </w:rPr>
-      </w:pPr>
-      <w:r>
-        <w:rPr>
-          <w:rFonts w:ascii="Times New Roman" w:hAnsi="Times New Roman" w:eastAsia="Times New Roman" w:cs="Times New Roman"/>
-          <w:b w:val="1"/>
-          <w:bCs w:val="1"/>
-          <w:color w:val="000000" w:themeColor="text1" w:themeTint="FF" w:themeShade="FF"/>
-          <w:sz w:val="28"/>
-          <w:szCs w:val="28"/>
-          <w:lang w:eastAsia="ru-RU"/>
-        </w:rPr>
-        <w:t>ГОРОДА МОСКВЫ</w:t>
-      </w:r>
-    </w:p>
-    <w:p>
-      <w:pPr>
-        <w:spacing w:after="200" w:line="240" w:lineRule="auto"/>
-        <w:jc w:val="right"/>
-        <w:rPr>
-          <w:rFonts w:ascii="Times New Roman" w:hAnsi="Times New Roman" w:eastAsia="Times New Roman" w:cs="Times New Roman"/>
-          <w:lang w:eastAsia="ru-RU"/>
-        </w:rPr>
-      </w:pPr>
-      <w:r>
-        <w:rPr>
-          <w:rFonts w:ascii="Times New Roman" w:hAnsi="Times New Roman" w:eastAsia="Times New Roman" w:cs="Times New Roman"/>
+          <w:rFonts w:ascii="Times New Roman" w:eastAsia="Times New Roman" w:hAnsi="Times New Roman" w:cs="Times New Roman"/>
           <w:b/>
           <w:bCs/>
           <w:color w:val="000000"/>
@@ -130,7 +88,7 @@
           <w:szCs w:val="28"/>
           <w:lang w:eastAsia="ru-RU"/>
         </w:rPr>
-        <w:t>Государственное бюджетное профессиональное</w:t>
+        <w:t>ДЕПАРТАМЕНТ ОБРАЗОВАНИЯ И НАУКИ</w:t>
       </w:r>
     </w:p>
     <w:p>
@@ -138,13 +96,35 @@
         <w:spacing w:after="200" w:line="240" w:lineRule="auto"/>
         <w:jc w:val="right"/>
         <w:rPr>
-          <w:rFonts w:ascii="Times New Roman" w:hAnsi="Times New Roman" w:eastAsia="Times New Roman" w:cs="Times New Roman"/>
+          <w:rFonts w:ascii="Times New Roman" w:eastAsia="Times New Roman" w:hAnsi="Times New Roman" w:cs="Times New Roman"/>
           <w:lang w:eastAsia="ru-RU"/>
         </w:rPr>
       </w:pPr>
       <w:r>
         <w:rPr>
-          <w:rFonts w:ascii="Times New Roman" w:hAnsi="Times New Roman" w:eastAsia="Times New Roman" w:cs="Times New Roman"/>
+          <w:rFonts w:ascii="Times New Roman" w:eastAsia="Times New Roman" w:hAnsi="Times New Roman" w:cs="Times New Roman"/>
+          <w:b/>
+          <w:bCs/>
+          <w:color w:val="000000" w:themeColor="text1"/>
+          <w:sz w:val="28"/>
+          <w:szCs w:val="28"/>
+          <w:lang w:eastAsia="ru-RU"/>
+        </w:rPr>
+        <w:t>ГОРОДА МОСКВЫ</w:t>
+      </w:r>
+    </w:p>
+    <w:p>
+      <w:pPr>
+        <w:spacing w:after="200" w:line="240" w:lineRule="auto"/>
+        <w:jc w:val="right"/>
+        <w:rPr>
+          <w:rFonts w:ascii="Times New Roman" w:eastAsia="Times New Roman" w:hAnsi="Times New Roman" w:cs="Times New Roman"/>
+          <w:lang w:eastAsia="ru-RU"/>
+        </w:rPr>
+      </w:pPr>
+      <w:r>
+        <w:rPr>
+          <w:rFonts w:ascii="Times New Roman" w:eastAsia="Times New Roman" w:hAnsi="Times New Roman" w:cs="Times New Roman"/>
           <w:b/>
           <w:bCs/>
           <w:color w:val="000000"/>
@@ -152,7 +132,7 @@
           <w:szCs w:val="28"/>
           <w:lang w:eastAsia="ru-RU"/>
         </w:rPr>
-        <w:t>образовательное учреждение города Москвы</w:t>
+        <w:t>Государственное бюджетное профессиональное</w:t>
       </w:r>
     </w:p>
     <w:p>
@@ -160,13 +140,13 @@
         <w:spacing w:after="200" w:line="240" w:lineRule="auto"/>
         <w:jc w:val="right"/>
         <w:rPr>
-          <w:rFonts w:ascii="Times New Roman" w:hAnsi="Times New Roman" w:eastAsia="Times New Roman" w:cs="Times New Roman"/>
+          <w:rFonts w:ascii="Times New Roman" w:eastAsia="Times New Roman" w:hAnsi="Times New Roman" w:cs="Times New Roman"/>
           <w:lang w:eastAsia="ru-RU"/>
         </w:rPr>
       </w:pPr>
       <w:r>
         <w:rPr>
-          <w:rFonts w:ascii="Times New Roman" w:hAnsi="Times New Roman" w:eastAsia="Times New Roman" w:cs="Times New Roman"/>
+          <w:rFonts w:ascii="Times New Roman" w:eastAsia="Times New Roman" w:hAnsi="Times New Roman" w:cs="Times New Roman"/>
           <w:b/>
           <w:bCs/>
           <w:color w:val="000000"/>
@@ -174,7 +154,7 @@
           <w:szCs w:val="28"/>
           <w:lang w:eastAsia="ru-RU"/>
         </w:rPr>
-        <w:t>«Колледж малого бизнеса № 4»</w:t>
+        <w:t>образовательное учреждение города Москвы</w:t>
       </w:r>
     </w:p>
     <w:p>
@@ -182,32 +162,13 @@
         <w:spacing w:after="200" w:line="240" w:lineRule="auto"/>
         <w:jc w:val="right"/>
         <w:rPr>
-          <w:rFonts w:ascii="Times New Roman" w:hAnsi="Times New Roman" w:eastAsia="Times New Roman" w:cs="Times New Roman"/>
+          <w:rFonts w:ascii="Times New Roman" w:eastAsia="Times New Roman" w:hAnsi="Times New Roman" w:cs="Times New Roman"/>
           <w:lang w:eastAsia="ru-RU"/>
         </w:rPr>
       </w:pPr>
       <w:r>
         <w:rPr>
-          <w:rFonts w:ascii="Times New Roman" w:hAnsi="Times New Roman" w:eastAsia="Times New Roman" w:cs="Times New Roman"/>
-          <w:color w:val="000000"/>
-          <w:sz w:val="28"/>
-          <w:szCs w:val="28"/>
-          <w:lang w:eastAsia="ru-RU"/>
-        </w:rPr>
-        <w:t>(ГБПОУ КМБ № 4)</w:t>
-      </w:r>
-    </w:p>
-    <w:p>
-      <w:pPr>
-        <w:spacing w:after="200" w:line="240" w:lineRule="auto"/>
-        <w:rPr>
-          <w:rFonts w:ascii="Times New Roman" w:hAnsi="Times New Roman" w:eastAsia="Times New Roman" w:cs="Times New Roman"/>
-          <w:lang w:eastAsia="ru-RU"/>
-        </w:rPr>
-      </w:pPr>
-      <w:r>
-        <w:rPr>
-          <w:rFonts w:ascii="Times New Roman" w:hAnsi="Times New Roman" w:eastAsia="Times New Roman" w:cs="Times New Roman"/>
+          <w:rFonts w:ascii="Times New Roman" w:eastAsia="Times New Roman" w:hAnsi="Times New Roman" w:cs="Times New Roman"/>
           <w:b/>
           <w:bCs/>
           <w:color w:val="000000"/>
@@ -215,11 +176,52 @@
           <w:szCs w:val="28"/>
           <w:lang w:eastAsia="ru-RU"/>
         </w:rPr>
+        <w:t>«Колледж малого бизнеса № 4»</w:t>
+      </w:r>
+    </w:p>
+    <w:p>
+      <w:pPr>
+        <w:spacing w:after="200" w:line="240" w:lineRule="auto"/>
+        <w:jc w:val="right"/>
+        <w:rPr>
+          <w:rFonts w:ascii="Times New Roman" w:eastAsia="Times New Roman" w:hAnsi="Times New Roman" w:cs="Times New Roman"/>
+          <w:lang w:eastAsia="ru-RU"/>
+        </w:rPr>
+      </w:pPr>
+      <w:r>
+        <w:rPr>
+          <w:rFonts w:ascii="Times New Roman" w:eastAsia="Times New Roman" w:hAnsi="Times New Roman" w:cs="Times New Roman"/>
+          <w:color w:val="000000"/>
+          <w:sz w:val="28"/>
+          <w:szCs w:val="28"/>
+          <w:lang w:eastAsia="ru-RU"/>
+        </w:rPr>
+        <w:t>(ГБПОУ КМБ № 4)</w:t>
+      </w:r>
+    </w:p>
+    <w:p>
+      <w:pPr>
+        <w:spacing w:after="200" w:line="240" w:lineRule="auto"/>
+        <w:rPr>
+          <w:rFonts w:ascii="Times New Roman" w:eastAsia="Times New Roman" w:hAnsi="Times New Roman" w:cs="Times New Roman"/>
+          <w:lang w:eastAsia="ru-RU"/>
+        </w:rPr>
+      </w:pPr>
+      <w:r>
+        <w:rPr>
+          <w:rFonts w:ascii="Times New Roman" w:eastAsia="Times New Roman" w:hAnsi="Times New Roman" w:cs="Times New Roman"/>
+          <w:b/>
+          <w:bCs/>
+          <w:color w:val="000000"/>
+          <w:sz w:val="28"/>
+          <w:szCs w:val="28"/>
+          <w:lang w:eastAsia="ru-RU"/>
+        </w:rPr>
         <w:br/>
       </w:r>
       <w:r>
         <w:rPr>
-          <w:rFonts w:ascii="Times New Roman" w:hAnsi="Times New Roman" w:eastAsia="Times New Roman" w:cs="Times New Roman"/>
+          <w:rFonts w:ascii="Times New Roman" w:eastAsia="Times New Roman" w:hAnsi="Times New Roman" w:cs="Times New Roman"/>
           <w:b/>
           <w:bCs/>
           <w:color w:val="000000"/>
@@ -234,20 +236,20 @@
       <w:pPr>
         <w:spacing w:after="240" w:line="240" w:lineRule="auto"/>
         <w:rPr>
-          <w:rFonts w:ascii="Times New Roman" w:hAnsi="Times New Roman" w:eastAsia="Times New Roman" w:cs="Times New Roman"/>
-          <w:lang w:eastAsia="ru-RU"/>
-        </w:rPr>
-      </w:pPr>
-    </w:p>
-    <w:p w14:noSpellErr="1">
+          <w:rFonts w:ascii="Times New Roman" w:eastAsia="Times New Roman" w:hAnsi="Times New Roman" w:cs="Times New Roman"/>
+          <w:lang w:eastAsia="ru-RU"/>
+        </w:rPr>
+      </w:pPr>
+    </w:p>
+    <w:p>
       <w:pPr>
         <w:spacing w:after="200" w:line="240" w:lineRule="auto"/>
         <w:jc w:val="center"/>
         <w:rPr>
-          <w:rFonts w:ascii="Times New Roman" w:hAnsi="Times New Roman" w:eastAsia="Times New Roman" w:cs="Times New Roman"/>
-          <w:b w:val="1"/>
-          <w:bCs w:val="1"/>
-          <w:color w:val="000000" w:themeColor="text1" w:themeTint="FF" w:themeShade="FF"/>
+          <w:rFonts w:ascii="Times New Roman" w:eastAsia="Times New Roman" w:hAnsi="Times New Roman" w:cs="Times New Roman"/>
+          <w:b/>
+          <w:bCs/>
+          <w:color w:val="000000" w:themeColor="text1"/>
           <w:sz w:val="28"/>
           <w:szCs w:val="28"/>
           <w:lang w:eastAsia="ru-RU"/>
@@ -255,10 +257,10 @@
       </w:pPr>
       <w:r>
         <w:rPr>
-          <w:rFonts w:ascii="Times New Roman" w:hAnsi="Times New Roman" w:eastAsia="Times New Roman" w:cs="Times New Roman"/>
-          <w:b w:val="1"/>
-          <w:bCs w:val="1"/>
-          <w:color w:val="000000" w:themeColor="text1" w:themeTint="FF" w:themeShade="FF"/>
+          <w:rFonts w:ascii="Times New Roman" w:eastAsia="Times New Roman" w:hAnsi="Times New Roman" w:cs="Times New Roman"/>
+          <w:b/>
+          <w:bCs/>
+          <w:color w:val="000000" w:themeColor="text1"/>
           <w:sz w:val="28"/>
           <w:szCs w:val="28"/>
           <w:lang w:eastAsia="ru-RU"/>
@@ -267,10 +269,10 @@
       </w:r>
       <w:r>
         <w:rPr>
-          <w:rFonts w:ascii="Times New Roman" w:hAnsi="Times New Roman" w:eastAsia="Times New Roman" w:cs="Times New Roman"/>
-          <w:b w:val="1"/>
-          <w:bCs w:val="1"/>
-          <w:color w:val="000000" w:themeColor="text1" w:themeTint="FF" w:themeShade="FF"/>
+          <w:rFonts w:ascii="Times New Roman" w:eastAsia="Times New Roman" w:hAnsi="Times New Roman" w:cs="Times New Roman"/>
+          <w:b/>
+          <w:bCs/>
+          <w:color w:val="000000" w:themeColor="text1"/>
           <w:sz w:val="28"/>
           <w:szCs w:val="28"/>
           <w:lang w:eastAsia="ru-RU"/>
@@ -283,7 +285,7 @@
         <w:shd w:val="clear" w:color="auto" w:fill="FFFFFF"/>
         <w:spacing w:after="0" w:line="240" w:lineRule="auto"/>
         <w:rPr>
-          <w:rFonts w:ascii="Helvetica" w:hAnsi="Helvetica" w:eastAsia="Times New Roman"/>
+          <w:rFonts w:ascii="Helvetica" w:eastAsia="Times New Roman" w:hAnsi="Helvetica"/>
           <w:color w:val="34343C"/>
           <w:sz w:val="23"/>
           <w:szCs w:val="23"/>
@@ -296,7 +298,7 @@
         <w:shd w:val="clear" w:color="auto" w:fill="FFFFFF"/>
         <w:spacing w:after="0" w:line="240" w:lineRule="auto"/>
         <w:rPr>
-          <w:rFonts w:ascii="Times New Roman" w:hAnsi="Times New Roman" w:eastAsia="Times New Roman" w:cs="Times New Roman"/>
+          <w:rFonts w:ascii="Times New Roman" w:eastAsia="Times New Roman" w:hAnsi="Times New Roman" w:cs="Times New Roman"/>
           <w:color w:val="34343C"/>
           <w:sz w:val="28"/>
           <w:szCs w:val="28"/>
@@ -309,7 +311,7 @@
         <w:shd w:val="clear" w:color="auto" w:fill="FFFFFF"/>
         <w:spacing w:after="0" w:line="240" w:lineRule="auto"/>
         <w:rPr>
-          <w:rFonts w:ascii="Times New Roman" w:hAnsi="Times New Roman" w:eastAsia="Times New Roman" w:cs="Times New Roman"/>
+          <w:rFonts w:ascii="Times New Roman" w:eastAsia="Times New Roman" w:hAnsi="Times New Roman" w:cs="Times New Roman"/>
           <w:color w:val="34343C"/>
           <w:sz w:val="28"/>
           <w:szCs w:val="28"/>
@@ -322,7 +324,7 @@
         <w:shd w:val="clear" w:color="auto" w:fill="FFFFFF"/>
         <w:spacing w:after="0" w:line="240" w:lineRule="auto"/>
         <w:rPr>
-          <w:rFonts w:ascii="Times New Roman" w:hAnsi="Times New Roman" w:eastAsia="Times New Roman" w:cs="Times New Roman"/>
+          <w:rFonts w:ascii="Times New Roman" w:eastAsia="Times New Roman" w:hAnsi="Times New Roman" w:cs="Times New Roman"/>
           <w:color w:val="34343C"/>
           <w:sz w:val="28"/>
           <w:szCs w:val="28"/>
@@ -335,7 +337,7 @@
         <w:shd w:val="clear" w:color="auto" w:fill="FFFFFF"/>
         <w:spacing w:after="0" w:line="240" w:lineRule="auto"/>
         <w:rPr>
-          <w:rFonts w:ascii="Times New Roman" w:hAnsi="Times New Roman" w:eastAsia="Times New Roman" w:cs="Times New Roman"/>
+          <w:rFonts w:ascii="Times New Roman" w:eastAsia="Times New Roman" w:hAnsi="Times New Roman" w:cs="Times New Roman"/>
           <w:color w:val="34343C"/>
           <w:sz w:val="28"/>
           <w:szCs w:val="28"/>
@@ -344,7 +346,7 @@
       </w:pPr>
       <w:r>
         <w:rPr>
-          <w:rFonts w:ascii="Times New Roman" w:hAnsi="Times New Roman" w:eastAsia="Times New Roman" w:cs="Times New Roman"/>
+          <w:rFonts w:ascii="Times New Roman" w:eastAsia="Times New Roman" w:hAnsi="Times New Roman" w:cs="Times New Roman"/>
           <w:color w:val="34343C"/>
           <w:sz w:val="28"/>
           <w:szCs w:val="28"/>
@@ -358,7 +360,7 @@
         <w:shd w:val="clear" w:color="auto" w:fill="FFFFFF"/>
         <w:spacing w:after="0" w:line="240" w:lineRule="auto"/>
         <w:rPr>
-          <w:rFonts w:ascii="Times New Roman" w:hAnsi="Times New Roman" w:eastAsia="Times New Roman" w:cs="Times New Roman"/>
+          <w:rFonts w:ascii="Times New Roman" w:eastAsia="Times New Roman" w:hAnsi="Times New Roman" w:cs="Times New Roman"/>
           <w:color w:val="34343C"/>
           <w:sz w:val="28"/>
           <w:szCs w:val="28"/>
@@ -367,7 +369,7 @@
       </w:pPr>
       <w:r>
         <w:rPr>
-          <w:rFonts w:ascii="Times New Roman" w:hAnsi="Times New Roman" w:eastAsia="Times New Roman" w:cs="Times New Roman"/>
+          <w:rFonts w:ascii="Times New Roman" w:eastAsia="Times New Roman" w:hAnsi="Times New Roman" w:cs="Times New Roman"/>
           <w:color w:val="34343C"/>
           <w:sz w:val="28"/>
           <w:szCs w:val="28"/>
@@ -381,7 +383,7 @@
         <w:shd w:val="clear" w:color="auto" w:fill="FFFFFF"/>
         <w:spacing w:after="0" w:line="240" w:lineRule="auto"/>
         <w:rPr>
-          <w:rFonts w:ascii="Times New Roman" w:hAnsi="Times New Roman" w:eastAsia="Times New Roman" w:cs="Times New Roman"/>
+          <w:rFonts w:ascii="Times New Roman" w:eastAsia="Times New Roman" w:hAnsi="Times New Roman" w:cs="Times New Roman"/>
           <w:color w:val="34343C"/>
           <w:sz w:val="28"/>
           <w:szCs w:val="28"/>
@@ -390,31 +392,43 @@
       </w:pPr>
       <w:r>
         <w:rPr>
-          <w:rFonts w:ascii="Times New Roman" w:hAnsi="Times New Roman" w:eastAsia="Times New Roman" w:cs="Times New Roman"/>
-          <w:color w:val="34343C"/>
-          <w:sz w:val="28"/>
-          <w:szCs w:val="28"/>
-          <w:lang w:eastAsia="ru-RU"/>
-        </w:rPr>
-        <w:t xml:space="preserve">Студент(ка): </w:t>
+          <w:rFonts w:ascii="Times New Roman" w:eastAsia="Times New Roman" w:hAnsi="Times New Roman" w:cs="Times New Roman"/>
+          <w:color w:val="34343C"/>
+          <w:sz w:val="28"/>
+          <w:szCs w:val="28"/>
+          <w:lang w:eastAsia="ru-RU"/>
+        </w:rPr>
+        <w:t>Студен</w:t>
       </w:r>
+      <w:proofErr w:type="gramStart"/>
       <w:r>
         <w:rPr>
-          <w:rFonts w:ascii="Times New Roman" w:hAnsi="Times New Roman" w:eastAsia="Times New Roman" w:cs="Times New Roman"/>
-          <w:color w:val="34343C"/>
-          <w:sz w:val="28"/>
-          <w:szCs w:val="28"/>
-          <w:lang w:eastAsia="ru-RU"/>
-        </w:rPr>
-        <w:t>Белов Кирилл Валерьевич</w:t>
+          <w:rFonts w:ascii="Times New Roman" w:eastAsia="Times New Roman" w:hAnsi="Times New Roman" w:cs="Times New Roman"/>
+          <w:color w:val="34343C"/>
+          <w:sz w:val="28"/>
+          <w:szCs w:val="28"/>
+          <w:lang w:eastAsia="ru-RU"/>
+        </w:rPr>
+        <w:t>т(</w:t>
       </w:r>
+      <w:proofErr w:type="gramEnd"/>
+      <w:r>
+        <w:rPr>
+          <w:rFonts w:ascii="Times New Roman" w:eastAsia="Times New Roman" w:hAnsi="Times New Roman" w:cs="Times New Roman"/>
+          <w:color w:val="34343C"/>
+          <w:sz w:val="28"/>
+          <w:szCs w:val="28"/>
+          <w:lang w:eastAsia="ru-RU"/>
+        </w:rPr>
+        <w:t>ка): Белов Кирилл Валерьевич</w:t>
+      </w:r>
     </w:p>
     <w:p>
       <w:pPr>
         <w:shd w:val="clear" w:color="auto" w:fill="FFFFFF"/>
         <w:spacing w:after="0" w:line="240" w:lineRule="auto"/>
         <w:rPr>
-          <w:rFonts w:ascii="Times New Roman" w:hAnsi="Times New Roman" w:eastAsia="Times New Roman" w:cs="Times New Roman"/>
+          <w:rFonts w:ascii="Times New Roman" w:eastAsia="Times New Roman" w:hAnsi="Times New Roman" w:cs="Times New Roman"/>
           <w:color w:val="34343C"/>
           <w:sz w:val="28"/>
           <w:szCs w:val="28"/>
@@ -423,7 +437,7 @@
       </w:pPr>
       <w:r>
         <w:rPr>
-          <w:rFonts w:ascii="Times New Roman" w:hAnsi="Times New Roman" w:eastAsia="Times New Roman" w:cs="Times New Roman"/>
+          <w:rFonts w:ascii="Times New Roman" w:eastAsia="Times New Roman" w:hAnsi="Times New Roman" w:cs="Times New Roman"/>
           <w:color w:val="34343C"/>
           <w:sz w:val="28"/>
           <w:szCs w:val="28"/>
@@ -437,7 +451,7 @@
         <w:shd w:val="clear" w:color="auto" w:fill="FFFFFF"/>
         <w:spacing w:after="0" w:line="240" w:lineRule="auto"/>
         <w:rPr>
-          <w:rFonts w:ascii="Times New Roman" w:hAnsi="Times New Roman" w:eastAsia="Times New Roman" w:cs="Times New Roman"/>
+          <w:rFonts w:ascii="Times New Roman" w:eastAsia="Times New Roman" w:hAnsi="Times New Roman" w:cs="Times New Roman"/>
           <w:color w:val="34343C"/>
           <w:sz w:val="28"/>
           <w:szCs w:val="28"/>
@@ -446,7 +460,7 @@
       </w:pPr>
       <w:r>
         <w:rPr>
-          <w:rFonts w:ascii="Times New Roman" w:hAnsi="Times New Roman" w:eastAsia="Times New Roman" w:cs="Times New Roman"/>
+          <w:rFonts w:ascii="Times New Roman" w:eastAsia="Times New Roman" w:hAnsi="Times New Roman" w:cs="Times New Roman"/>
           <w:color w:val="34343C"/>
           <w:sz w:val="28"/>
           <w:szCs w:val="28"/>
@@ -460,7 +474,7 @@
         <w:shd w:val="clear" w:color="auto" w:fill="FFFFFF"/>
         <w:spacing w:after="0" w:line="240" w:lineRule="auto"/>
         <w:rPr>
-          <w:rFonts w:ascii="Times New Roman" w:hAnsi="Times New Roman" w:eastAsia="Times New Roman" w:cs="Times New Roman"/>
+          <w:rFonts w:ascii="Times New Roman" w:eastAsia="Times New Roman" w:hAnsi="Times New Roman" w:cs="Times New Roman"/>
           <w:color w:val="34343C"/>
           <w:sz w:val="28"/>
           <w:szCs w:val="28"/>
@@ -473,7 +487,7 @@
         <w:shd w:val="clear" w:color="auto" w:fill="FFFFFF"/>
         <w:spacing w:after="0" w:line="240" w:lineRule="auto"/>
         <w:rPr>
-          <w:rFonts w:ascii="Times New Roman" w:hAnsi="Times New Roman" w:eastAsia="Times New Roman" w:cs="Times New Roman"/>
+          <w:rFonts w:ascii="Times New Roman" w:eastAsia="Times New Roman" w:hAnsi="Times New Roman" w:cs="Times New Roman"/>
           <w:color w:val="34343C"/>
           <w:sz w:val="28"/>
           <w:szCs w:val="28"/>
@@ -486,7 +500,7 @@
         <w:shd w:val="clear" w:color="auto" w:fill="FFFFFF"/>
         <w:spacing w:after="0" w:line="240" w:lineRule="auto"/>
         <w:rPr>
-          <w:rFonts w:ascii="Times New Roman" w:hAnsi="Times New Roman" w:eastAsia="Times New Roman" w:cs="Times New Roman"/>
+          <w:rFonts w:ascii="Times New Roman" w:eastAsia="Times New Roman" w:hAnsi="Times New Roman" w:cs="Times New Roman"/>
           <w:color w:val="34343C"/>
           <w:sz w:val="28"/>
           <w:szCs w:val="28"/>
@@ -499,7 +513,7 @@
         <w:shd w:val="clear" w:color="auto" w:fill="FFFFFF"/>
         <w:spacing w:after="0" w:line="240" w:lineRule="auto"/>
         <w:rPr>
-          <w:rFonts w:ascii="Times New Roman" w:hAnsi="Times New Roman" w:eastAsia="Times New Roman" w:cs="Times New Roman"/>
+          <w:rFonts w:ascii="Times New Roman" w:eastAsia="Times New Roman" w:hAnsi="Times New Roman" w:cs="Times New Roman"/>
           <w:color w:val="34343C"/>
           <w:sz w:val="28"/>
           <w:szCs w:val="28"/>
@@ -512,7 +526,7 @@
         <w:shd w:val="clear" w:color="auto" w:fill="FFFFFF"/>
         <w:spacing w:after="0" w:line="240" w:lineRule="auto"/>
         <w:rPr>
-          <w:rFonts w:ascii="Times New Roman" w:hAnsi="Times New Roman" w:eastAsia="Times New Roman" w:cs="Times New Roman"/>
+          <w:rFonts w:ascii="Times New Roman" w:eastAsia="Times New Roman" w:hAnsi="Times New Roman" w:cs="Times New Roman"/>
           <w:color w:val="34343C"/>
           <w:sz w:val="28"/>
           <w:szCs w:val="28"/>
@@ -525,7 +539,7 @@
         <w:shd w:val="clear" w:color="auto" w:fill="FFFFFF"/>
         <w:spacing w:after="0" w:line="240" w:lineRule="auto"/>
         <w:rPr>
-          <w:rFonts w:ascii="Times New Roman" w:hAnsi="Times New Roman" w:eastAsia="Times New Roman" w:cs="Times New Roman"/>
+          <w:rFonts w:ascii="Times New Roman" w:eastAsia="Times New Roman" w:hAnsi="Times New Roman" w:cs="Times New Roman"/>
           <w:color w:val="34343C"/>
           <w:sz w:val="28"/>
           <w:szCs w:val="28"/>
@@ -538,7 +552,7 @@
         <w:shd w:val="clear" w:color="auto" w:fill="FFFFFF"/>
         <w:spacing w:after="0" w:line="240" w:lineRule="auto"/>
         <w:rPr>
-          <w:rFonts w:ascii="Helvetica" w:hAnsi="Helvetica" w:eastAsia="Times New Roman"/>
+          <w:rFonts w:ascii="Helvetica" w:eastAsia="Times New Roman" w:hAnsi="Helvetica"/>
           <w:color w:val="34343C"/>
           <w:sz w:val="23"/>
           <w:szCs w:val="23"/>
@@ -547,7 +561,7 @@
       </w:pPr>
       <w:r>
         <w:rPr>
-          <w:rFonts w:ascii="Times New Roman" w:hAnsi="Times New Roman" w:eastAsia="Times New Roman" w:cs="Times New Roman"/>
+          <w:rFonts w:ascii="Times New Roman" w:eastAsia="Times New Roman" w:hAnsi="Times New Roman" w:cs="Times New Roman"/>
           <w:color w:val="34343C"/>
           <w:sz w:val="28"/>
           <w:szCs w:val="28"/>
@@ -557,7 +571,7 @@
       </w:r>
       <w:r>
         <w:rPr>
-          <w:rFonts w:ascii="Helvetica" w:hAnsi="Helvetica" w:eastAsia="Times New Roman"/>
+          <w:rFonts w:ascii="Helvetica" w:eastAsia="Times New Roman" w:hAnsi="Helvetica"/>
           <w:color w:val="34343C"/>
           <w:sz w:val="23"/>
           <w:szCs w:val="23"/>
@@ -571,7 +585,7 @@
         <w:shd w:val="clear" w:color="auto" w:fill="FFFFFF"/>
         <w:spacing w:after="0" w:line="240" w:lineRule="auto"/>
         <w:rPr>
-          <w:rFonts w:ascii="Helvetica" w:hAnsi="Helvetica" w:eastAsia="Times New Roman"/>
+          <w:rFonts w:ascii="Helvetica" w:eastAsia="Times New Roman" w:hAnsi="Helvetica"/>
           <w:color w:val="34343C"/>
           <w:sz w:val="23"/>
           <w:szCs w:val="23"/>
@@ -584,7 +598,7 @@
         <w:shd w:val="clear" w:color="auto" w:fill="FFFFFF"/>
         <w:spacing w:after="0" w:line="240" w:lineRule="auto"/>
         <w:rPr>
-          <w:rFonts w:ascii="Helvetica" w:hAnsi="Helvetica" w:eastAsia="Times New Roman"/>
+          <w:rFonts w:ascii="Helvetica" w:eastAsia="Times New Roman" w:hAnsi="Helvetica"/>
           <w:color w:val="34343C"/>
           <w:sz w:val="23"/>
           <w:szCs w:val="23"/>
@@ -597,7 +611,7 @@
         <w:shd w:val="clear" w:color="auto" w:fill="FFFFFF"/>
         <w:spacing w:after="0" w:line="240" w:lineRule="auto"/>
         <w:rPr>
-          <w:rFonts w:ascii="Helvetica" w:hAnsi="Helvetica" w:eastAsia="Times New Roman"/>
+          <w:rFonts w:ascii="Helvetica" w:eastAsia="Times New Roman" w:hAnsi="Helvetica"/>
           <w:color w:val="34343C"/>
           <w:sz w:val="23"/>
           <w:szCs w:val="23"/>
@@ -610,7 +624,7 @@
         <w:shd w:val="clear" w:color="auto" w:fill="FFFFFF"/>
         <w:spacing w:after="0" w:line="240" w:lineRule="auto"/>
         <w:rPr>
-          <w:rFonts w:ascii="Helvetica" w:hAnsi="Helvetica" w:eastAsia="Times New Roman"/>
+          <w:rFonts w:ascii="Helvetica" w:eastAsia="Times New Roman" w:hAnsi="Helvetica"/>
           <w:color w:val="34343C"/>
           <w:sz w:val="23"/>
           <w:szCs w:val="23"/>
@@ -623,7 +637,7 @@
         <w:shd w:val="clear" w:color="auto" w:fill="FFFFFF"/>
         <w:spacing w:after="0" w:line="240" w:lineRule="auto"/>
         <w:rPr>
-          <w:rFonts w:ascii="Helvetica" w:hAnsi="Helvetica" w:eastAsia="Times New Roman"/>
+          <w:rFonts w:ascii="Helvetica" w:eastAsia="Times New Roman" w:hAnsi="Helvetica"/>
           <w:color w:val="34343C"/>
           <w:sz w:val="23"/>
           <w:szCs w:val="23"/>
@@ -636,7 +650,7 @@
         <w:shd w:val="clear" w:color="auto" w:fill="FFFFFF"/>
         <w:spacing w:after="0" w:line="240" w:lineRule="auto"/>
         <w:rPr>
-          <w:rFonts w:ascii="Helvetica" w:hAnsi="Helvetica" w:eastAsia="Times New Roman"/>
+          <w:rFonts w:ascii="Helvetica" w:eastAsia="Times New Roman" w:hAnsi="Helvetica"/>
           <w:color w:val="34343C"/>
           <w:sz w:val="23"/>
           <w:szCs w:val="23"/>
@@ -649,7 +663,7 @@
         <w:shd w:val="clear" w:color="auto" w:fill="FFFFFF"/>
         <w:spacing w:after="0" w:line="240" w:lineRule="auto"/>
         <w:rPr>
-          <w:rFonts w:ascii="Helvetica" w:hAnsi="Helvetica" w:eastAsia="Times New Roman"/>
+          <w:rFonts w:ascii="Helvetica" w:eastAsia="Times New Roman" w:hAnsi="Helvetica"/>
           <w:color w:val="34343C"/>
           <w:sz w:val="23"/>
           <w:szCs w:val="23"/>
@@ -662,7 +676,7 @@
         <w:shd w:val="clear" w:color="auto" w:fill="FFFFFF"/>
         <w:spacing w:after="0" w:line="240" w:lineRule="auto"/>
         <w:rPr>
-          <w:rFonts w:ascii="Helvetica" w:hAnsi="Helvetica" w:eastAsia="Times New Roman"/>
+          <w:rFonts w:ascii="Helvetica" w:eastAsia="Times New Roman" w:hAnsi="Helvetica"/>
           <w:color w:val="34343C"/>
           <w:sz w:val="23"/>
           <w:szCs w:val="23"/>
@@ -675,7 +689,7 @@
         <w:shd w:val="clear" w:color="auto" w:fill="FFFFFF"/>
         <w:spacing w:after="0" w:line="240" w:lineRule="auto"/>
         <w:rPr>
-          <w:rFonts w:ascii="Helvetica" w:hAnsi="Helvetica" w:eastAsia="Times New Roman"/>
+          <w:rFonts w:ascii="Helvetica" w:eastAsia="Times New Roman" w:hAnsi="Helvetica"/>
           <w:color w:val="34343C"/>
           <w:sz w:val="23"/>
           <w:szCs w:val="23"/>
@@ -688,7 +702,7 @@
         <w:shd w:val="clear" w:color="auto" w:fill="FFFFFF"/>
         <w:spacing w:after="0" w:line="240" w:lineRule="auto"/>
         <w:rPr>
-          <w:rFonts w:ascii="Helvetica" w:hAnsi="Helvetica" w:eastAsia="Times New Roman"/>
+          <w:rFonts w:ascii="Helvetica" w:eastAsia="Times New Roman" w:hAnsi="Helvetica"/>
           <w:color w:val="34343C"/>
           <w:sz w:val="23"/>
           <w:szCs w:val="23"/>
@@ -702,7 +716,7 @@
         <w:spacing w:after="0" w:line="240" w:lineRule="auto"/>
         <w:ind w:left="2832" w:firstLine="708"/>
         <w:rPr>
-          <w:rFonts w:ascii="Times New Roman" w:hAnsi="Times New Roman" w:eastAsia="Times New Roman" w:cs="Times New Roman"/>
+          <w:rFonts w:ascii="Times New Roman" w:eastAsia="Times New Roman" w:hAnsi="Times New Roman" w:cs="Times New Roman"/>
           <w:color w:val="34343C"/>
           <w:sz w:val="28"/>
           <w:szCs w:val="28"/>
@@ -711,7 +725,7 @@
       </w:pPr>
       <w:r>
         <w:rPr>
-          <w:rFonts w:ascii="Times New Roman" w:hAnsi="Times New Roman" w:eastAsia="Times New Roman" w:cs="Times New Roman"/>
+          <w:rFonts w:ascii="Times New Roman" w:eastAsia="Times New Roman" w:hAnsi="Times New Roman" w:cs="Times New Roman"/>
           <w:color w:val="34343C"/>
           <w:sz w:val="28"/>
           <w:szCs w:val="28"/>
@@ -726,7 +740,7 @@
         <w:spacing w:after="0" w:line="240" w:lineRule="auto"/>
         <w:ind w:left="2832" w:firstLine="708"/>
         <w:rPr>
-          <w:rFonts w:ascii="Times New Roman" w:hAnsi="Times New Roman" w:eastAsia="Times New Roman" w:cs="Times New Roman"/>
+          <w:rFonts w:ascii="Times New Roman" w:eastAsia="Times New Roman" w:hAnsi="Times New Roman" w:cs="Times New Roman"/>
           <w:color w:val="34343C"/>
           <w:sz w:val="28"/>
           <w:szCs w:val="28"/>
@@ -740,39 +754,36 @@
         <w:spacing w:after="0" w:line="240" w:lineRule="auto"/>
         <w:ind w:left="2832" w:firstLine="708"/>
         <w:rPr>
-          <w:rFonts w:ascii="Times New Roman" w:hAnsi="Times New Roman" w:eastAsia="Times New Roman" w:cs="Times New Roman"/>
-          <w:color w:val="34343C"/>
-          <w:sz w:val="28"/>
-          <w:szCs w:val="28"/>
-          <w:lang w:eastAsia="ru-RU"/>
-        </w:rPr>
-      </w:pPr>
-    </w:p>
-    <w:p>
-      <w:pPr>
-        <w:pStyle w:val="a"/>
+          <w:rFonts w:ascii="Times New Roman" w:eastAsia="Times New Roman" w:hAnsi="Times New Roman" w:cs="Times New Roman"/>
+          <w:color w:val="34343C"/>
+          <w:sz w:val="28"/>
+          <w:szCs w:val="28"/>
+          <w:lang w:eastAsia="ru-RU"/>
+        </w:rPr>
+      </w:pPr>
+    </w:p>
+    <w:p>
+      <w:pPr>
         <w:shd w:val="clear" w:color="auto" w:fill="FFFFFF" w:themeFill="background1"/>
         <w:spacing w:after="0" w:line="240" w:lineRule="auto"/>
-        <w:ind w:left="1416" w:firstLine="0"/>
-        <w:rPr>
-          <w:rFonts w:ascii="Times New Roman" w:hAnsi="Times New Roman" w:eastAsia="Times New Roman" w:cs="Times New Roman"/>
-          <w:color w:val="34343C"/>
-          <w:sz w:val="28"/>
-          <w:szCs w:val="28"/>
-          <w:lang w:eastAsia="ru-RU"/>
-        </w:rPr>
-      </w:pPr>
-    </w:p>
-    <w:p w14:noSpellErr="1">
-      <w:pPr>
-        <w:pStyle w:val="a"/>
+        <w:ind w:left="1416"/>
+        <w:rPr>
+          <w:rFonts w:ascii="Times New Roman" w:eastAsia="Times New Roman" w:hAnsi="Times New Roman" w:cs="Times New Roman"/>
+          <w:color w:val="34343C"/>
+          <w:sz w:val="28"/>
+          <w:szCs w:val="28"/>
+          <w:lang w:eastAsia="ru-RU"/>
+        </w:rPr>
+      </w:pPr>
+    </w:p>
+    <w:p>
+      <w:pPr>
         <w:shd w:val="clear" w:color="auto" w:fill="FFFFFF" w:themeFill="background1"/>
         <w:spacing w:after="0" w:line="240" w:lineRule="auto"/>
-        <w:ind w:left="0" w:firstLine="0"/>
-        <w:rPr>
-          <w:rFonts w:ascii="Times New Roman" w:hAnsi="Times New Roman" w:eastAsia="Times New Roman" w:cs="Times New Roman"/>
-          <w:b w:val="1"/>
-          <w:bCs w:val="1"/>
+        <w:rPr>
+          <w:rFonts w:ascii="Times New Roman" w:eastAsia="Times New Roman" w:hAnsi="Times New Roman" w:cs="Times New Roman"/>
+          <w:b/>
+          <w:bCs/>
           <w:color w:val="34343C"/>
           <w:sz w:val="28"/>
           <w:szCs w:val="28"/>
@@ -781,9 +792,9 @@
       </w:pPr>
       <w:r>
         <w:rPr>
-          <w:rFonts w:ascii="Times New Roman" w:hAnsi="Times New Roman" w:eastAsia="Times New Roman" w:cs="Times New Roman"/>
-          <w:b w:val="1"/>
-          <w:bCs w:val="1"/>
+          <w:rFonts w:ascii="Times New Roman" w:eastAsia="Times New Roman" w:hAnsi="Times New Roman" w:cs="Times New Roman"/>
+          <w:b/>
+          <w:bCs/>
           <w:color w:val="34343C"/>
           <w:sz w:val="28"/>
           <w:szCs w:val="28"/>
@@ -800,14 +811,14 @@
           <w:docPartUnique/>
         </w:docPartObj>
       </w:sdtPr>
+      <w:sdtEndPr/>
       <w:sdtContent>
-        <w:p w14:noSpellErr="1">
+        <w:p>
           <w:pPr>
             <w:pStyle w:val="11"/>
             <w:tabs>
               <w:tab w:val="right" w:leader="dot" w:pos="9015"/>
             </w:tabs>
-            <w:bidi w:val="0"/>
             <w:rPr>
               <w:rStyle w:val="a3"/>
             </w:rPr>
@@ -816,7 +827,7 @@
             <w:fldChar w:fldCharType="begin"/>
           </w:r>
           <w:r>
-            <w:instrText xml:space="preserve">TOC \o "1-9" \z \u \h</w:instrText>
+            <w:instrText>TOC \o "1-9" \z \u \h</w:instrText>
           </w:r>
           <w:r>
             <w:fldChar w:fldCharType="separate"/>
@@ -835,14 +846,14 @@
               <w:fldChar w:fldCharType="begin"/>
             </w:r>
             <w:r>
-              <w:instrText xml:space="preserve">PAGEREF _Toc950541945 \h</w:instrText>
+              <w:instrText>PAGEREF _Toc950541945 \h</w:instrText>
             </w:r>
             <w:r>
               <w:fldChar w:fldCharType="separate"/>
             </w:r>
             <w:r>
               <w:rPr>
-                <w:rStyle w:val="a3"/>
+                <w:noProof/>
               </w:rPr>
               <w:t>2</w:t>
             </w:r>
@@ -851,13 +862,12 @@
             </w:r>
           </w:hyperlink>
         </w:p>
-        <w:p w14:noSpellErr="1">
+        <w:p>
           <w:pPr>
             <w:pStyle w:val="11"/>
             <w:tabs>
               <w:tab w:val="right" w:leader="dot" w:pos="9015"/>
             </w:tabs>
-            <w:bidi w:val="0"/>
             <w:rPr>
               <w:rStyle w:val="a3"/>
             </w:rPr>
@@ -876,14 +886,14 @@
               <w:fldChar w:fldCharType="begin"/>
             </w:r>
             <w:r>
-              <w:instrText xml:space="preserve">PAGEREF _Toc1802676490 \h</w:instrText>
+              <w:instrText>PAGEREF _Toc1802676490 \h</w:instrText>
             </w:r>
             <w:r>
               <w:fldChar w:fldCharType="separate"/>
             </w:r>
             <w:r>
               <w:rPr>
-                <w:rStyle w:val="a3"/>
+                <w:noProof/>
               </w:rPr>
               <w:t>2</w:t>
             </w:r>
@@ -899,186 +909,168 @@
     </w:sdt>
     <w:p>
       <w:pPr>
-        <w:pStyle w:val="a"/>
         <w:shd w:val="clear" w:color="auto" w:fill="FFFFFF" w:themeFill="background1"/>
         <w:spacing w:after="0" w:line="240" w:lineRule="auto"/>
-        <w:ind w:left="708" w:firstLine="0"/>
-        <w:rPr>
-          <w:rFonts w:ascii="Times New Roman" w:hAnsi="Times New Roman" w:eastAsia="Times New Roman" w:cs="Times New Roman"/>
-          <w:color w:val="34343C"/>
-          <w:sz w:val="28"/>
-          <w:szCs w:val="28"/>
-          <w:lang w:eastAsia="ru-RU"/>
-        </w:rPr>
-      </w:pPr>
-    </w:p>
-    <w:p>
-      <w:pPr>
-        <w:pStyle w:val="a"/>
+        <w:ind w:left="708"/>
+        <w:rPr>
+          <w:rFonts w:ascii="Times New Roman" w:eastAsia="Times New Roman" w:hAnsi="Times New Roman" w:cs="Times New Roman"/>
+          <w:color w:val="34343C"/>
+          <w:sz w:val="28"/>
+          <w:szCs w:val="28"/>
+          <w:lang w:eastAsia="ru-RU"/>
+        </w:rPr>
+      </w:pPr>
+    </w:p>
+    <w:p>
+      <w:pPr>
         <w:shd w:val="clear" w:color="auto" w:fill="FFFFFF" w:themeFill="background1"/>
         <w:spacing w:after="0" w:line="240" w:lineRule="auto"/>
-        <w:ind w:left="708" w:firstLine="0"/>
-        <w:rPr>
-          <w:rFonts w:ascii="Times New Roman" w:hAnsi="Times New Roman" w:eastAsia="Times New Roman" w:cs="Times New Roman"/>
-          <w:color w:val="34343C"/>
-          <w:sz w:val="28"/>
-          <w:szCs w:val="28"/>
-          <w:lang w:eastAsia="ru-RU"/>
-        </w:rPr>
-      </w:pPr>
-    </w:p>
-    <w:p>
-      <w:pPr>
-        <w:pStyle w:val="a"/>
+        <w:ind w:left="708"/>
+        <w:rPr>
+          <w:rFonts w:ascii="Times New Roman" w:eastAsia="Times New Roman" w:hAnsi="Times New Roman" w:cs="Times New Roman"/>
+          <w:color w:val="34343C"/>
+          <w:sz w:val="28"/>
+          <w:szCs w:val="28"/>
+          <w:lang w:eastAsia="ru-RU"/>
+        </w:rPr>
+      </w:pPr>
+    </w:p>
+    <w:p>
+      <w:pPr>
         <w:shd w:val="clear" w:color="auto" w:fill="FFFFFF" w:themeFill="background1"/>
         <w:spacing w:after="0" w:line="240" w:lineRule="auto"/>
-        <w:ind w:left="708" w:firstLine="0"/>
-        <w:rPr>
-          <w:rFonts w:ascii="Times New Roman" w:hAnsi="Times New Roman" w:eastAsia="Times New Roman" w:cs="Times New Roman"/>
-          <w:color w:val="34343C"/>
-          <w:sz w:val="28"/>
-          <w:szCs w:val="28"/>
-          <w:lang w:eastAsia="ru-RU"/>
-        </w:rPr>
-      </w:pPr>
-    </w:p>
-    <w:p>
-      <w:pPr>
-        <w:pStyle w:val="a"/>
+        <w:ind w:left="708"/>
+        <w:rPr>
+          <w:rFonts w:ascii="Times New Roman" w:eastAsia="Times New Roman" w:hAnsi="Times New Roman" w:cs="Times New Roman"/>
+          <w:color w:val="34343C"/>
+          <w:sz w:val="28"/>
+          <w:szCs w:val="28"/>
+          <w:lang w:eastAsia="ru-RU"/>
+        </w:rPr>
+      </w:pPr>
+    </w:p>
+    <w:p>
+      <w:pPr>
         <w:shd w:val="clear" w:color="auto" w:fill="FFFFFF" w:themeFill="background1"/>
         <w:spacing w:after="0" w:line="240" w:lineRule="auto"/>
-        <w:ind w:left="708" w:firstLine="0"/>
-        <w:rPr>
-          <w:rFonts w:ascii="Times New Roman" w:hAnsi="Times New Roman" w:eastAsia="Times New Roman" w:cs="Times New Roman"/>
-          <w:color w:val="34343C"/>
-          <w:sz w:val="28"/>
-          <w:szCs w:val="28"/>
-          <w:lang w:eastAsia="ru-RU"/>
-        </w:rPr>
-      </w:pPr>
-    </w:p>
-    <w:p>
-      <w:pPr>
-        <w:pStyle w:val="a"/>
+        <w:ind w:left="708"/>
+        <w:rPr>
+          <w:rFonts w:ascii="Times New Roman" w:eastAsia="Times New Roman" w:hAnsi="Times New Roman" w:cs="Times New Roman"/>
+          <w:color w:val="34343C"/>
+          <w:sz w:val="28"/>
+          <w:szCs w:val="28"/>
+          <w:lang w:eastAsia="ru-RU"/>
+        </w:rPr>
+      </w:pPr>
+    </w:p>
+    <w:p>
+      <w:pPr>
         <w:shd w:val="clear" w:color="auto" w:fill="FFFFFF" w:themeFill="background1"/>
         <w:spacing w:after="0" w:line="240" w:lineRule="auto"/>
-        <w:ind w:left="708" w:firstLine="0"/>
-        <w:rPr>
-          <w:rFonts w:ascii="Times New Roman" w:hAnsi="Times New Roman" w:eastAsia="Times New Roman" w:cs="Times New Roman"/>
-          <w:color w:val="34343C"/>
-          <w:sz w:val="28"/>
-          <w:szCs w:val="28"/>
-          <w:lang w:eastAsia="ru-RU"/>
-        </w:rPr>
-      </w:pPr>
-    </w:p>
-    <w:p>
-      <w:pPr>
-        <w:pStyle w:val="a"/>
+        <w:ind w:left="708"/>
+        <w:rPr>
+          <w:rFonts w:ascii="Times New Roman" w:eastAsia="Times New Roman" w:hAnsi="Times New Roman" w:cs="Times New Roman"/>
+          <w:color w:val="34343C"/>
+          <w:sz w:val="28"/>
+          <w:szCs w:val="28"/>
+          <w:lang w:eastAsia="ru-RU"/>
+        </w:rPr>
+      </w:pPr>
+    </w:p>
+    <w:p>
+      <w:pPr>
         <w:shd w:val="clear" w:color="auto" w:fill="FFFFFF" w:themeFill="background1"/>
         <w:spacing w:after="0" w:line="240" w:lineRule="auto"/>
-        <w:ind w:left="708" w:firstLine="0"/>
-        <w:rPr>
-          <w:rFonts w:ascii="Times New Roman" w:hAnsi="Times New Roman" w:eastAsia="Times New Roman" w:cs="Times New Roman"/>
-          <w:color w:val="34343C"/>
-          <w:sz w:val="28"/>
-          <w:szCs w:val="28"/>
-          <w:lang w:eastAsia="ru-RU"/>
-        </w:rPr>
-      </w:pPr>
-    </w:p>
-    <w:p w14:noSpellErr="1">
+        <w:ind w:left="708"/>
+        <w:rPr>
+          <w:rFonts w:ascii="Times New Roman" w:eastAsia="Times New Roman" w:hAnsi="Times New Roman" w:cs="Times New Roman"/>
+          <w:color w:val="34343C"/>
+          <w:sz w:val="28"/>
+          <w:szCs w:val="28"/>
+          <w:lang w:eastAsia="ru-RU"/>
+        </w:rPr>
+      </w:pPr>
+    </w:p>
+    <w:p>
       <w:pPr>
         <w:pStyle w:val="1"/>
       </w:pPr>
     </w:p>
-    <w:p w14:noSpellErr="1">
+    <w:p>
       <w:pPr>
         <w:pStyle w:val="1"/>
       </w:pPr>
-      <w:bookmarkStart w:name="_Toc950541945" w:id="1052721148"/>
+      <w:bookmarkStart w:id="1" w:name="_Toc950541945"/>
       <w:r>
-        <w:rPr/>
         <w:t>1.</w:t>
       </w:r>
       <w:r>
-        <w:rPr/>
         <w:t>Что такое Анализ рисков?</w:t>
       </w:r>
-      <w:bookmarkEnd w:id="1052721148"/>
-    </w:p>
-    <w:p>
-      <w:pPr>
-        <w:spacing w:before="240" w:beforeAutospacing="off" w:after="240" w:afterAutospacing="off" w:line="360" w:lineRule="auto"/>
+      <w:bookmarkEnd w:id="1"/>
+    </w:p>
+    <w:p>
+      <w:pPr>
+        <w:spacing w:before="240" w:after="240" w:line="360" w:lineRule="auto"/>
       </w:pPr>
       <w:r>
         <w:rPr>
-          <w:rFonts w:ascii="Times New Roman" w:hAnsi="Times New Roman" w:eastAsia="Times New Roman" w:cs="Times New Roman"/>
-          <w:noProof w:val="0"/>
-          <w:color w:val="000000" w:themeColor="text1" w:themeTint="FF" w:themeShade="FF"/>
-          <w:sz w:val="28"/>
-          <w:szCs w:val="28"/>
-          <w:lang w:val="ru-RU"/>
+          <w:rFonts w:ascii="Times New Roman" w:eastAsia="Times New Roman" w:hAnsi="Times New Roman" w:cs="Times New Roman"/>
+          <w:color w:val="000000" w:themeColor="text1"/>
+          <w:sz w:val="28"/>
+          <w:szCs w:val="28"/>
         </w:rPr>
         <w:t>Анализ рисков — это простой способ заранее понять, что может пойти не так в проекте, насколько это опасно и что можно сделать, чтобы избежать проблем или смягчить их.</w:t>
       </w:r>
     </w:p>
     <w:p>
       <w:pPr>
-        <w:spacing w:before="240" w:beforeAutospacing="off" w:after="240" w:afterAutospacing="off" w:line="360" w:lineRule="auto"/>
-        <w:rPr>
-          <w:rFonts w:ascii="Times New Roman" w:hAnsi="Times New Roman" w:eastAsia="Times New Roman" w:cs="Times New Roman"/>
-          <w:noProof w:val="0"/>
-          <w:color w:val="000000" w:themeColor="text1" w:themeTint="FF" w:themeShade="FF"/>
-          <w:sz w:val="28"/>
-          <w:szCs w:val="28"/>
-          <w:lang w:val="ru-RU"/>
-        </w:rPr>
-      </w:pPr>
-    </w:p>
-    <w:p>
-      <w:pPr>
-        <w:pStyle w:val="a"/>
-        <w:spacing w:before="240" w:beforeAutospacing="off" w:after="240" w:afterAutospacing="off" w:line="360" w:lineRule="auto"/>
-        <w:rPr>
-          <w:rFonts w:ascii="Times New Roman" w:hAnsi="Times New Roman" w:eastAsia="Times New Roman" w:cs="Times New Roman"/>
-          <w:noProof w:val="0"/>
-          <w:color w:val="000000" w:themeColor="text1" w:themeTint="FF" w:themeShade="FF"/>
-          <w:sz w:val="28"/>
-          <w:szCs w:val="28"/>
-          <w:lang w:val="ru-RU"/>
-        </w:rPr>
-      </w:pPr>
-    </w:p>
-    <w:p>
-      <w:pPr>
-        <w:pStyle w:val="a"/>
+        <w:spacing w:before="240" w:after="240" w:line="360" w:lineRule="auto"/>
+        <w:rPr>
+          <w:rFonts w:ascii="Times New Roman" w:eastAsia="Times New Roman" w:hAnsi="Times New Roman" w:cs="Times New Roman"/>
+          <w:color w:val="000000" w:themeColor="text1"/>
+          <w:sz w:val="28"/>
+          <w:szCs w:val="28"/>
+        </w:rPr>
+      </w:pPr>
+    </w:p>
+    <w:p>
+      <w:pPr>
+        <w:spacing w:before="240" w:after="240" w:line="360" w:lineRule="auto"/>
+        <w:rPr>
+          <w:rFonts w:ascii="Times New Roman" w:eastAsia="Times New Roman" w:hAnsi="Times New Roman" w:cs="Times New Roman"/>
+          <w:color w:val="000000" w:themeColor="text1"/>
+          <w:sz w:val="28"/>
+          <w:szCs w:val="28"/>
+        </w:rPr>
+      </w:pPr>
+    </w:p>
+    <w:p>
+      <w:pPr>
         <w:shd w:val="clear" w:color="auto" w:fill="FFFFFF" w:themeFill="background1"/>
         <w:spacing w:after="0" w:line="240" w:lineRule="auto"/>
-        <w:ind w:left="708" w:firstLine="0"/>
-        <w:rPr>
-          <w:rFonts w:ascii="Times New Roman" w:hAnsi="Times New Roman" w:eastAsia="Times New Roman" w:cs="Times New Roman"/>
-          <w:color w:val="34343C"/>
-          <w:sz w:val="28"/>
-          <w:szCs w:val="28"/>
-          <w:lang w:eastAsia="ru-RU"/>
-        </w:rPr>
-      </w:pPr>
-    </w:p>
-    <w:p w14:noSpellErr="1">
+        <w:ind w:left="708"/>
+        <w:rPr>
+          <w:rFonts w:ascii="Times New Roman" w:eastAsia="Times New Roman" w:hAnsi="Times New Roman" w:cs="Times New Roman"/>
+          <w:color w:val="34343C"/>
+          <w:sz w:val="28"/>
+          <w:szCs w:val="28"/>
+          <w:lang w:eastAsia="ru-RU"/>
+        </w:rPr>
+      </w:pPr>
+    </w:p>
+    <w:p>
       <w:pPr>
         <w:pStyle w:val="1"/>
       </w:pPr>
-      <w:bookmarkStart w:name="_Toc1802676490" w:id="857104422"/>
+      <w:bookmarkStart w:id="2" w:name="_Toc1802676490"/>
       <w:r>
-        <w:rPr/>
         <w:t>2.</w:t>
       </w:r>
       <w:r>
-        <w:rPr/>
         <w:t>Таблица анализ рисков:</w:t>
       </w:r>
-      <w:bookmarkEnd w:id="857104422"/>
+      <w:bookmarkEnd w:id="2"/>
     </w:p>
     <w:p>
       <w:pPr>
@@ -1086,22 +1078,21 @@
         <w:spacing w:after="0" w:line="240" w:lineRule="auto"/>
         <w:ind w:left="2832" w:firstLine="708"/>
         <w:rPr>
-          <w:rFonts w:ascii="Times New Roman" w:hAnsi="Times New Roman" w:eastAsia="Times New Roman" w:cs="Times New Roman"/>
-          <w:color w:val="34343C"/>
-          <w:sz w:val="28"/>
-          <w:szCs w:val="28"/>
-          <w:lang w:eastAsia="ru-RU"/>
-        </w:rPr>
-      </w:pPr>
-    </w:p>
-    <w:p>
-      <w:pPr>
-        <w:pStyle w:val="a"/>
+          <w:rFonts w:ascii="Times New Roman" w:eastAsia="Times New Roman" w:hAnsi="Times New Roman" w:cs="Times New Roman"/>
+          <w:color w:val="34343C"/>
+          <w:sz w:val="28"/>
+          <w:szCs w:val="28"/>
+          <w:lang w:eastAsia="ru-RU"/>
+        </w:rPr>
+      </w:pPr>
+    </w:p>
+    <w:p>
+      <w:pPr>
         <w:shd w:val="clear" w:color="auto" w:fill="FFFFFF" w:themeFill="background1"/>
         <w:spacing w:after="0" w:line="240" w:lineRule="auto"/>
-        <w:ind w:left="2832" w:firstLine="0"/>
-        <w:rPr>
-          <w:rFonts w:ascii="Times New Roman" w:hAnsi="Times New Roman" w:eastAsia="Times New Roman" w:cs="Times New Roman"/>
+        <w:ind w:left="2832"/>
+        <w:rPr>
+          <w:rFonts w:ascii="Times New Roman" w:eastAsia="Times New Roman" w:hAnsi="Times New Roman" w:cs="Times New Roman"/>
           <w:color w:val="34343C"/>
           <w:sz w:val="28"/>
           <w:szCs w:val="28"/>
@@ -1115,7 +1106,7 @@
         <w:spacing w:after="0" w:line="240" w:lineRule="auto"/>
         <w:ind w:left="2832" w:firstLine="708"/>
         <w:rPr>
-          <w:rFonts w:ascii="Times New Roman" w:hAnsi="Times New Roman" w:eastAsia="Times New Roman" w:cs="Times New Roman"/>
+          <w:rFonts w:ascii="Times New Roman" w:eastAsia="Times New Roman" w:hAnsi="Times New Roman" w:cs="Times New Roman"/>
           <w:color w:val="34343C"/>
           <w:sz w:val="28"/>
           <w:szCs w:val="28"/>
@@ -1129,7 +1120,7 @@
         <w:spacing w:after="0" w:line="240" w:lineRule="auto"/>
         <w:ind w:left="2832" w:firstLine="708"/>
         <w:rPr>
-          <w:rFonts w:ascii="Times New Roman" w:hAnsi="Times New Roman" w:eastAsia="Times New Roman" w:cs="Times New Roman"/>
+          <w:rFonts w:ascii="Times New Roman" w:eastAsia="Times New Roman" w:hAnsi="Times New Roman" w:cs="Times New Roman"/>
           <w:color w:val="34343C"/>
           <w:sz w:val="28"/>
           <w:szCs w:val="28"/>
@@ -1143,7 +1134,7 @@
         <w:spacing w:after="0" w:line="240" w:lineRule="auto"/>
         <w:ind w:left="2832" w:firstLine="708"/>
         <w:rPr>
-          <w:rFonts w:ascii="Times New Roman" w:hAnsi="Times New Roman" w:eastAsia="Times New Roman" w:cs="Times New Roman"/>
+          <w:rFonts w:ascii="Times New Roman" w:eastAsia="Times New Roman" w:hAnsi="Times New Roman" w:cs="Times New Roman"/>
           <w:color w:val="34343C"/>
           <w:sz w:val="28"/>
           <w:szCs w:val="28"/>
@@ -1157,7 +1148,7 @@
         <w:spacing w:after="0" w:line="240" w:lineRule="auto"/>
         <w:ind w:left="2832" w:firstLine="708"/>
         <w:rPr>
-          <w:rFonts w:ascii="Times New Roman" w:hAnsi="Times New Roman" w:eastAsia="Times New Roman" w:cs="Times New Roman"/>
+          <w:rFonts w:ascii="Times New Roman" w:eastAsia="Times New Roman" w:hAnsi="Times New Roman" w:cs="Times New Roman"/>
           <w:color w:val="34343C"/>
           <w:sz w:val="28"/>
           <w:szCs w:val="28"/>
@@ -1168,14 +1159,12 @@
     <w:tbl>
       <w:tblPr>
         <w:tblStyle w:val="a6"/>
-        <w:bidiVisual w:val="0"/>
         <w:tblW w:w="0" w:type="auto"/>
-        <w:jc w:val="left"/>
         <w:tblBorders>
-          <w:top w:val="single" w:sz="6"/>
-          <w:left w:val="single" w:sz="6"/>
-          <w:bottom w:val="single" w:sz="6"/>
-          <w:right w:val="single" w:sz="6"/>
+          <w:top w:val="single" w:sz="6" w:space="0" w:color="auto"/>
+          <w:left w:val="single" w:sz="6" w:space="0" w:color="auto"/>
+          <w:bottom w:val="single" w:sz="6" w:space="0" w:color="auto"/>
+          <w:right w:val="single" w:sz="6" w:space="0" w:color="auto"/>
         </w:tblBorders>
         <w:tblLayout w:type="fixed"/>
         <w:tblLook w:val="06A0" w:firstRow="1" w:lastRow="0" w:firstColumn="1" w:lastColumn="0" w:noHBand="1" w:noVBand="1"/>
@@ -1206,17 +1195,16 @@
               <w:spacing w:line="360" w:lineRule="auto"/>
               <w:jc w:val="center"/>
               <w:rPr>
-                <w:rFonts w:ascii="Times New Roman" w:hAnsi="Times New Roman" w:eastAsia="Times New Roman" w:cs="Times New Roman"/>
-                <w:sz w:val="28"/>
-                <w:szCs w:val="28"/>
-              </w:rPr>
-            </w:pPr>
-            <w:r>
-              <w:rPr>
-                <w:rFonts w:ascii="Times New Roman" w:hAnsi="Times New Roman" w:eastAsia="Times New Roman" w:cs="Times New Roman"/>
-                <w:sz w:val="28"/>
-                <w:szCs w:val="28"/>
-                <w:lang w:val="ru-RU"/>
+                <w:rFonts w:ascii="Times New Roman" w:eastAsia="Times New Roman" w:hAnsi="Times New Roman" w:cs="Times New Roman"/>
+                <w:sz w:val="28"/>
+                <w:szCs w:val="28"/>
+              </w:rPr>
+            </w:pPr>
+            <w:r>
+              <w:rPr>
+                <w:rFonts w:ascii="Times New Roman" w:eastAsia="Times New Roman" w:hAnsi="Times New Roman" w:cs="Times New Roman"/>
+                <w:sz w:val="28"/>
+                <w:szCs w:val="28"/>
               </w:rPr>
               <w:t>№</w:t>
             </w:r>
@@ -1233,22 +1221,21 @@
           </w:tcPr>
           <w:p>
             <w:pPr>
-              <w:spacing w:before="240" w:beforeAutospacing="off" w:after="240" w:afterAutospacing="off" w:line="360" w:lineRule="auto"/>
-              <w:jc w:val="center"/>
-              <w:rPr>
-                <w:rFonts w:ascii="Times New Roman" w:hAnsi="Times New Roman" w:eastAsia="Times New Roman" w:cs="Times New Roman"/>
-                <w:color w:val="000000" w:themeColor="text1" w:themeTint="FF" w:themeShade="FF"/>
-                <w:sz w:val="28"/>
-                <w:szCs w:val="28"/>
-              </w:rPr>
-            </w:pPr>
-            <w:r>
-              <w:rPr>
-                <w:rFonts w:ascii="Times New Roman" w:hAnsi="Times New Roman" w:eastAsia="Times New Roman" w:cs="Times New Roman"/>
-                <w:color w:val="000000" w:themeColor="text1" w:themeTint="FF" w:themeShade="FF"/>
-                <w:sz w:val="28"/>
-                <w:szCs w:val="28"/>
-                <w:lang w:val="ru-RU"/>
+              <w:spacing w:before="240" w:after="240" w:line="360" w:lineRule="auto"/>
+              <w:jc w:val="center"/>
+              <w:rPr>
+                <w:rFonts w:ascii="Times New Roman" w:eastAsia="Times New Roman" w:hAnsi="Times New Roman" w:cs="Times New Roman"/>
+                <w:color w:val="000000" w:themeColor="text1"/>
+                <w:sz w:val="28"/>
+                <w:szCs w:val="28"/>
+              </w:rPr>
+            </w:pPr>
+            <w:r>
+              <w:rPr>
+                <w:rFonts w:ascii="Times New Roman" w:eastAsia="Times New Roman" w:hAnsi="Times New Roman" w:cs="Times New Roman"/>
+                <w:color w:val="000000" w:themeColor="text1"/>
+                <w:sz w:val="28"/>
+                <w:szCs w:val="28"/>
               </w:rPr>
               <w:t>Категория риска</w:t>
             </w:r>
@@ -1258,7 +1245,7 @@
               <w:spacing w:line="360" w:lineRule="auto"/>
               <w:jc w:val="center"/>
               <w:rPr>
-                <w:rFonts w:ascii="Times New Roman" w:hAnsi="Times New Roman" w:eastAsia="Times New Roman" w:cs="Times New Roman"/>
+                <w:rFonts w:ascii="Times New Roman" w:eastAsia="Times New Roman" w:hAnsi="Times New Roman" w:cs="Times New Roman"/>
                 <w:sz w:val="28"/>
                 <w:szCs w:val="28"/>
               </w:rPr>
@@ -1276,23 +1263,23 @@
           </w:tcPr>
           <w:p>
             <w:pPr>
-              <w:spacing w:before="240" w:beforeAutospacing="off" w:after="240" w:afterAutospacing="off" w:line="360" w:lineRule="auto"/>
-              <w:jc w:val="center"/>
-              <w:rPr>
-                <w:rFonts w:ascii="Times New Roman" w:hAnsi="Times New Roman" w:eastAsia="Times New Roman" w:cs="Times New Roman"/>
-                <w:color w:val="000000" w:themeColor="text1" w:themeTint="FF" w:themeShade="FF"/>
-                <w:sz w:val="28"/>
-                <w:szCs w:val="28"/>
-              </w:rPr>
-            </w:pPr>
-            <w:r>
-              <w:rPr>
-                <w:rFonts w:ascii="Times New Roman" w:hAnsi="Times New Roman" w:eastAsia="Times New Roman" w:cs="Times New Roman"/>
-                <w:color w:val="000000" w:themeColor="text1" w:themeTint="FF" w:themeShade="FF"/>
-                <w:sz w:val="28"/>
-                <w:szCs w:val="28"/>
-                <w:lang w:val="ru-RU"/>
-              </w:rPr>
+              <w:spacing w:before="240" w:after="240" w:line="360" w:lineRule="auto"/>
+              <w:jc w:val="center"/>
+              <w:rPr>
+                <w:rFonts w:ascii="Times New Roman" w:eastAsia="Times New Roman" w:hAnsi="Times New Roman" w:cs="Times New Roman"/>
+                <w:color w:val="000000" w:themeColor="text1"/>
+                <w:sz w:val="28"/>
+                <w:szCs w:val="28"/>
+              </w:rPr>
+            </w:pPr>
+            <w:r>
+              <w:rPr>
+                <w:rFonts w:ascii="Times New Roman" w:eastAsia="Times New Roman" w:hAnsi="Times New Roman" w:cs="Times New Roman"/>
+                <w:color w:val="000000" w:themeColor="text1"/>
+                <w:sz w:val="28"/>
+                <w:szCs w:val="28"/>
+              </w:rPr>
+              <w:lastRenderedPageBreak/>
               <w:t>Потенциальный риск</w:t>
             </w:r>
           </w:p>
@@ -1301,7 +1288,7 @@
               <w:spacing w:line="360" w:lineRule="auto"/>
               <w:jc w:val="center"/>
               <w:rPr>
-                <w:rFonts w:ascii="Times New Roman" w:hAnsi="Times New Roman" w:eastAsia="Times New Roman" w:cs="Times New Roman"/>
+                <w:rFonts w:ascii="Times New Roman" w:eastAsia="Times New Roman" w:hAnsi="Times New Roman" w:cs="Times New Roman"/>
                 <w:sz w:val="28"/>
                 <w:szCs w:val="28"/>
               </w:rPr>
@@ -1319,23 +1306,23 @@
           </w:tcPr>
           <w:p>
             <w:pPr>
-              <w:spacing w:before="240" w:beforeAutospacing="off" w:after="240" w:afterAutospacing="off" w:line="360" w:lineRule="auto"/>
-              <w:jc w:val="center"/>
-              <w:rPr>
-                <w:rFonts w:ascii="Times New Roman" w:hAnsi="Times New Roman" w:eastAsia="Times New Roman" w:cs="Times New Roman"/>
-                <w:color w:val="000000" w:themeColor="text1" w:themeTint="FF" w:themeShade="FF"/>
-                <w:sz w:val="28"/>
-                <w:szCs w:val="28"/>
-              </w:rPr>
-            </w:pPr>
-            <w:r>
-              <w:rPr>
-                <w:rFonts w:ascii="Times New Roman" w:hAnsi="Times New Roman" w:eastAsia="Times New Roman" w:cs="Times New Roman"/>
-                <w:color w:val="000000" w:themeColor="text1" w:themeTint="FF" w:themeShade="FF"/>
-                <w:sz w:val="28"/>
-                <w:szCs w:val="28"/>
-                <w:lang w:val="ru-RU"/>
-              </w:rPr>
+              <w:spacing w:before="240" w:after="240" w:line="360" w:lineRule="auto"/>
+              <w:jc w:val="center"/>
+              <w:rPr>
+                <w:rFonts w:ascii="Times New Roman" w:eastAsia="Times New Roman" w:hAnsi="Times New Roman" w:cs="Times New Roman"/>
+                <w:color w:val="000000" w:themeColor="text1"/>
+                <w:sz w:val="28"/>
+                <w:szCs w:val="28"/>
+              </w:rPr>
+            </w:pPr>
+            <w:r>
+              <w:rPr>
+                <w:rFonts w:ascii="Times New Roman" w:eastAsia="Times New Roman" w:hAnsi="Times New Roman" w:cs="Times New Roman"/>
+                <w:color w:val="000000" w:themeColor="text1"/>
+                <w:sz w:val="28"/>
+                <w:szCs w:val="28"/>
+              </w:rPr>
+              <w:lastRenderedPageBreak/>
               <w:t>Вероятность</w:t>
             </w:r>
           </w:p>
@@ -1344,7 +1331,7 @@
               <w:spacing w:line="360" w:lineRule="auto"/>
               <w:jc w:val="center"/>
               <w:rPr>
-                <w:rFonts w:ascii="Times New Roman" w:hAnsi="Times New Roman" w:eastAsia="Times New Roman" w:cs="Times New Roman"/>
+                <w:rFonts w:ascii="Times New Roman" w:eastAsia="Times New Roman" w:hAnsi="Times New Roman" w:cs="Times New Roman"/>
                 <w:sz w:val="28"/>
                 <w:szCs w:val="28"/>
               </w:rPr>
@@ -1362,23 +1349,23 @@
           </w:tcPr>
           <w:p>
             <w:pPr>
-              <w:spacing w:before="240" w:beforeAutospacing="off" w:after="240" w:afterAutospacing="off" w:line="360" w:lineRule="auto"/>
-              <w:jc w:val="center"/>
-              <w:rPr>
-                <w:rFonts w:ascii="Times New Roman" w:hAnsi="Times New Roman" w:eastAsia="Times New Roman" w:cs="Times New Roman"/>
-                <w:color w:val="000000" w:themeColor="text1" w:themeTint="FF" w:themeShade="FF"/>
-                <w:sz w:val="28"/>
-                <w:szCs w:val="28"/>
-              </w:rPr>
-            </w:pPr>
-            <w:r>
-              <w:rPr>
-                <w:rFonts w:ascii="Times New Roman" w:hAnsi="Times New Roman" w:eastAsia="Times New Roman" w:cs="Times New Roman"/>
-                <w:color w:val="000000" w:themeColor="text1" w:themeTint="FF" w:themeShade="FF"/>
-                <w:sz w:val="28"/>
-                <w:szCs w:val="28"/>
-                <w:lang w:val="ru-RU"/>
-              </w:rPr>
+              <w:spacing w:before="240" w:after="240" w:line="360" w:lineRule="auto"/>
+              <w:jc w:val="center"/>
+              <w:rPr>
+                <w:rFonts w:ascii="Times New Roman" w:eastAsia="Times New Roman" w:hAnsi="Times New Roman" w:cs="Times New Roman"/>
+                <w:color w:val="000000" w:themeColor="text1"/>
+                <w:sz w:val="28"/>
+                <w:szCs w:val="28"/>
+              </w:rPr>
+            </w:pPr>
+            <w:r>
+              <w:rPr>
+                <w:rFonts w:ascii="Times New Roman" w:eastAsia="Times New Roman" w:hAnsi="Times New Roman" w:cs="Times New Roman"/>
+                <w:color w:val="000000" w:themeColor="text1"/>
+                <w:sz w:val="28"/>
+                <w:szCs w:val="28"/>
+              </w:rPr>
+              <w:lastRenderedPageBreak/>
               <w:t>Влияние</w:t>
             </w:r>
           </w:p>
@@ -1387,7 +1374,7 @@
               <w:spacing w:line="360" w:lineRule="auto"/>
               <w:jc w:val="center"/>
               <w:rPr>
-                <w:rFonts w:ascii="Times New Roman" w:hAnsi="Times New Roman" w:eastAsia="Times New Roman" w:cs="Times New Roman"/>
+                <w:rFonts w:ascii="Times New Roman" w:eastAsia="Times New Roman" w:hAnsi="Times New Roman" w:cs="Times New Roman"/>
                 <w:sz w:val="28"/>
                 <w:szCs w:val="28"/>
               </w:rPr>
@@ -1405,44 +1392,34 @@
           </w:tcPr>
           <w:p>
             <w:pPr>
-              <w:spacing w:before="240" w:beforeAutospacing="off" w:after="240" w:afterAutospacing="off" w:line="360" w:lineRule="auto"/>
-              <w:jc w:val="center"/>
-              <w:rPr>
-                <w:rFonts w:ascii="Times New Roman" w:hAnsi="Times New Roman" w:eastAsia="Times New Roman" w:cs="Times New Roman"/>
-                <w:color w:val="000000" w:themeColor="text1" w:themeTint="FF" w:themeShade="FF"/>
-                <w:sz w:val="28"/>
-                <w:szCs w:val="28"/>
-              </w:rPr>
-            </w:pPr>
-            <w:r>
-              <w:rPr>
-                <w:rFonts w:ascii="Times New Roman" w:hAnsi="Times New Roman" w:eastAsia="Times New Roman" w:cs="Times New Roman"/>
-                <w:color w:val="000000" w:themeColor="text1" w:themeTint="FF" w:themeShade="FF"/>
-                <w:sz w:val="28"/>
-                <w:szCs w:val="28"/>
-                <w:lang w:val="ru-RU"/>
-              </w:rPr>
-              <w:t>Мероприятия по смягчению (</w:t>
-            </w:r>
-            <w:r>
-              <w:rPr>
-                <w:rFonts w:ascii="Times New Roman" w:hAnsi="Times New Roman" w:eastAsia="Times New Roman" w:cs="Times New Roman"/>
-                <w:color w:val="000000" w:themeColor="text1" w:themeTint="FF" w:themeShade="FF"/>
-                <w:sz w:val="28"/>
-                <w:szCs w:val="28"/>
-                <w:lang w:val="ru-RU"/>
-              </w:rPr>
-              <w:t>MitigationPlan</w:t>
-            </w:r>
-            <w:r>
-              <w:rPr>
-                <w:rFonts w:ascii="Times New Roman" w:hAnsi="Times New Roman" w:eastAsia="Times New Roman" w:cs="Times New Roman"/>
-                <w:color w:val="000000" w:themeColor="text1" w:themeTint="FF" w:themeShade="FF"/>
-                <w:sz w:val="28"/>
-                <w:szCs w:val="28"/>
-                <w:lang w:val="ru-RU"/>
-              </w:rPr>
-              <w:t>)</w:t>
+              <w:spacing w:before="240" w:after="240" w:line="360" w:lineRule="auto"/>
+              <w:jc w:val="center"/>
+              <w:rPr>
+                <w:rFonts w:ascii="Times New Roman" w:eastAsia="Times New Roman" w:hAnsi="Times New Roman" w:cs="Times New Roman"/>
+                <w:color w:val="000000" w:themeColor="text1"/>
+                <w:sz w:val="28"/>
+                <w:szCs w:val="28"/>
+              </w:rPr>
+            </w:pPr>
+            <w:r>
+              <w:rPr>
+                <w:rFonts w:ascii="Times New Roman" w:eastAsia="Times New Roman" w:hAnsi="Times New Roman" w:cs="Times New Roman"/>
+                <w:color w:val="000000" w:themeColor="text1"/>
+                <w:sz w:val="28"/>
+                <w:szCs w:val="28"/>
+              </w:rPr>
+              <w:lastRenderedPageBreak/>
+              <w:t xml:space="preserve">Мероприятия по смягчению </w:t>
+            </w:r>
+            <w:r>
+              <w:rPr>
+                <w:rFonts w:ascii="Times New Roman" w:eastAsia="Times New Roman" w:hAnsi="Times New Roman" w:cs="Times New Roman"/>
+                <w:color w:val="000000" w:themeColor="text1"/>
+                <w:sz w:val="28"/>
+                <w:szCs w:val="28"/>
+              </w:rPr>
+              <w:lastRenderedPageBreak/>
+              <w:t>(MitigationPlan)</w:t>
             </w:r>
           </w:p>
           <w:p>
@@ -1450,7 +1427,7 @@
               <w:spacing w:line="360" w:lineRule="auto"/>
               <w:jc w:val="center"/>
               <w:rPr>
-                <w:rFonts w:ascii="Times New Roman" w:hAnsi="Times New Roman" w:eastAsia="Times New Roman" w:cs="Times New Roman"/>
+                <w:rFonts w:ascii="Times New Roman" w:eastAsia="Times New Roman" w:hAnsi="Times New Roman" w:cs="Times New Roman"/>
                 <w:sz w:val="28"/>
                 <w:szCs w:val="28"/>
               </w:rPr>
@@ -1476,18 +1453,18 @@
               <w:spacing w:line="360" w:lineRule="auto"/>
               <w:jc w:val="center"/>
               <w:rPr>
-                <w:rFonts w:ascii="Times New Roman" w:hAnsi="Times New Roman" w:eastAsia="Times New Roman" w:cs="Times New Roman"/>
-                <w:sz w:val="28"/>
-                <w:szCs w:val="28"/>
-              </w:rPr>
-            </w:pPr>
-            <w:r>
-              <w:rPr>
-                <w:rFonts w:ascii="Times New Roman" w:hAnsi="Times New Roman" w:eastAsia="Times New Roman" w:cs="Times New Roman"/>
-                <w:sz w:val="28"/>
-                <w:szCs w:val="28"/>
-                <w:lang w:val="ru-RU"/>
-              </w:rPr>
+                <w:rFonts w:ascii="Times New Roman" w:eastAsia="Times New Roman" w:hAnsi="Times New Roman" w:cs="Times New Roman"/>
+                <w:sz w:val="28"/>
+                <w:szCs w:val="28"/>
+              </w:rPr>
+            </w:pPr>
+            <w:r>
+              <w:rPr>
+                <w:rFonts w:ascii="Times New Roman" w:eastAsia="Times New Roman" w:hAnsi="Times New Roman" w:cs="Times New Roman"/>
+                <w:sz w:val="28"/>
+                <w:szCs w:val="28"/>
+              </w:rPr>
+              <w:lastRenderedPageBreak/>
               <w:t>1</w:t>
             </w:r>
           </w:p>
@@ -1503,22 +1480,21 @@
           </w:tcPr>
           <w:p>
             <w:pPr>
-              <w:spacing w:before="240" w:beforeAutospacing="off" w:after="240" w:afterAutospacing="off" w:line="360" w:lineRule="auto"/>
-              <w:jc w:val="center"/>
-              <w:rPr>
-                <w:rFonts w:ascii="Times New Roman" w:hAnsi="Times New Roman" w:eastAsia="Times New Roman" w:cs="Times New Roman"/>
-                <w:color w:val="000000" w:themeColor="text1" w:themeTint="FF" w:themeShade="FF"/>
-                <w:sz w:val="28"/>
-                <w:szCs w:val="28"/>
-              </w:rPr>
-            </w:pPr>
-            <w:r>
-              <w:rPr>
-                <w:rFonts w:ascii="Times New Roman" w:hAnsi="Times New Roman" w:eastAsia="Times New Roman" w:cs="Times New Roman"/>
-                <w:color w:val="000000" w:themeColor="text1" w:themeTint="FF" w:themeShade="FF"/>
-                <w:sz w:val="28"/>
-                <w:szCs w:val="28"/>
-                <w:lang w:val="ru-RU"/>
+              <w:spacing w:before="240" w:after="240" w:line="360" w:lineRule="auto"/>
+              <w:jc w:val="center"/>
+              <w:rPr>
+                <w:rFonts w:ascii="Times New Roman" w:eastAsia="Times New Roman" w:hAnsi="Times New Roman" w:cs="Times New Roman"/>
+                <w:color w:val="000000" w:themeColor="text1"/>
+                <w:sz w:val="28"/>
+                <w:szCs w:val="28"/>
+              </w:rPr>
+            </w:pPr>
+            <w:r>
+              <w:rPr>
+                <w:rFonts w:ascii="Times New Roman" w:eastAsia="Times New Roman" w:hAnsi="Times New Roman" w:cs="Times New Roman"/>
+                <w:color w:val="000000" w:themeColor="text1"/>
+                <w:sz w:val="28"/>
+                <w:szCs w:val="28"/>
               </w:rPr>
               <w:t>Технологический</w:t>
             </w:r>
@@ -1528,7 +1504,7 @@
               <w:spacing w:line="360" w:lineRule="auto"/>
               <w:jc w:val="center"/>
               <w:rPr>
-                <w:rFonts w:ascii="Times New Roman" w:hAnsi="Times New Roman" w:eastAsia="Times New Roman" w:cs="Times New Roman"/>
+                <w:rFonts w:ascii="Times New Roman" w:eastAsia="Times New Roman" w:hAnsi="Times New Roman" w:cs="Times New Roman"/>
                 <w:sz w:val="28"/>
                 <w:szCs w:val="28"/>
               </w:rPr>
@@ -1546,22 +1522,21 @@
           </w:tcPr>
           <w:p>
             <w:pPr>
-              <w:spacing w:before="240" w:beforeAutospacing="off" w:after="240" w:afterAutospacing="off" w:line="360" w:lineRule="auto"/>
-              <w:jc w:val="center"/>
-              <w:rPr>
-                <w:rFonts w:ascii="Times New Roman" w:hAnsi="Times New Roman" w:eastAsia="Times New Roman" w:cs="Times New Roman"/>
-                <w:color w:val="000000" w:themeColor="text1" w:themeTint="FF" w:themeShade="FF"/>
-                <w:sz w:val="28"/>
-                <w:szCs w:val="28"/>
-              </w:rPr>
-            </w:pPr>
-            <w:r>
-              <w:rPr>
-                <w:rFonts w:ascii="Times New Roman" w:hAnsi="Times New Roman" w:eastAsia="Times New Roman" w:cs="Times New Roman"/>
-                <w:color w:val="000000" w:themeColor="text1" w:themeTint="FF" w:themeShade="FF"/>
-                <w:sz w:val="28"/>
-                <w:szCs w:val="28"/>
-                <w:lang w:val="ru-RU"/>
+              <w:spacing w:before="240" w:after="240" w:line="360" w:lineRule="auto"/>
+              <w:jc w:val="center"/>
+              <w:rPr>
+                <w:rFonts w:ascii="Times New Roman" w:eastAsia="Times New Roman" w:hAnsi="Times New Roman" w:cs="Times New Roman"/>
+                <w:color w:val="000000" w:themeColor="text1"/>
+                <w:sz w:val="28"/>
+                <w:szCs w:val="28"/>
+              </w:rPr>
+            </w:pPr>
+            <w:r>
+              <w:rPr>
+                <w:rFonts w:ascii="Times New Roman" w:eastAsia="Times New Roman" w:hAnsi="Times New Roman" w:cs="Times New Roman"/>
+                <w:color w:val="000000" w:themeColor="text1"/>
+                <w:sz w:val="28"/>
+                <w:szCs w:val="28"/>
               </w:rPr>
               <w:t>Команда не умеет работать с новым фреймворком. Возможны ошибки и задержки</w:t>
             </w:r>
@@ -1571,7 +1546,7 @@
               <w:spacing w:line="360" w:lineRule="auto"/>
               <w:jc w:val="center"/>
               <w:rPr>
-                <w:rFonts w:ascii="Times New Roman" w:hAnsi="Times New Roman" w:eastAsia="Times New Roman" w:cs="Times New Roman"/>
+                <w:rFonts w:ascii="Times New Roman" w:eastAsia="Times New Roman" w:hAnsi="Times New Roman" w:cs="Times New Roman"/>
                 <w:sz w:val="28"/>
                 <w:szCs w:val="28"/>
               </w:rPr>
@@ -1592,17 +1567,16 @@
               <w:spacing w:line="360" w:lineRule="auto"/>
               <w:jc w:val="center"/>
               <w:rPr>
-                <w:rFonts w:ascii="Times New Roman" w:hAnsi="Times New Roman" w:eastAsia="Times New Roman" w:cs="Times New Roman"/>
-                <w:sz w:val="28"/>
-                <w:szCs w:val="28"/>
-              </w:rPr>
-            </w:pPr>
-            <w:r>
-              <w:rPr>
-                <w:rFonts w:ascii="Times New Roman" w:hAnsi="Times New Roman" w:eastAsia="Times New Roman" w:cs="Times New Roman"/>
-                <w:sz w:val="28"/>
-                <w:szCs w:val="28"/>
-                <w:lang w:val="ru-RU"/>
+                <w:rFonts w:ascii="Times New Roman" w:eastAsia="Times New Roman" w:hAnsi="Times New Roman" w:cs="Times New Roman"/>
+                <w:sz w:val="28"/>
+                <w:szCs w:val="28"/>
+              </w:rPr>
+            </w:pPr>
+            <w:r>
+              <w:rPr>
+                <w:rFonts w:ascii="Times New Roman" w:eastAsia="Times New Roman" w:hAnsi="Times New Roman" w:cs="Times New Roman"/>
+                <w:sz w:val="28"/>
+                <w:szCs w:val="28"/>
               </w:rPr>
               <w:t>с</w:t>
             </w:r>
@@ -1622,17 +1596,16 @@
               <w:spacing w:line="360" w:lineRule="auto"/>
               <w:jc w:val="center"/>
               <w:rPr>
-                <w:rFonts w:ascii="Times New Roman" w:hAnsi="Times New Roman" w:eastAsia="Times New Roman" w:cs="Times New Roman"/>
-                <w:sz w:val="28"/>
-                <w:szCs w:val="28"/>
-              </w:rPr>
-            </w:pPr>
-            <w:r>
-              <w:rPr>
-                <w:rFonts w:ascii="Times New Roman" w:hAnsi="Times New Roman" w:eastAsia="Times New Roman" w:cs="Times New Roman"/>
-                <w:sz w:val="28"/>
-                <w:szCs w:val="28"/>
-                <w:lang w:val="ru-RU"/>
+                <w:rFonts w:ascii="Times New Roman" w:eastAsia="Times New Roman" w:hAnsi="Times New Roman" w:cs="Times New Roman"/>
+                <w:sz w:val="28"/>
+                <w:szCs w:val="28"/>
+              </w:rPr>
+            </w:pPr>
+            <w:r>
+              <w:rPr>
+                <w:rFonts w:ascii="Times New Roman" w:eastAsia="Times New Roman" w:hAnsi="Times New Roman" w:cs="Times New Roman"/>
+                <w:sz w:val="28"/>
+                <w:szCs w:val="28"/>
               </w:rPr>
               <w:t>в</w:t>
             </w:r>
@@ -1649,22 +1622,21 @@
           </w:tcPr>
           <w:p>
             <w:pPr>
-              <w:spacing w:before="240" w:beforeAutospacing="off" w:after="240" w:afterAutospacing="off" w:line="360" w:lineRule="auto"/>
-              <w:jc w:val="center"/>
-              <w:rPr>
-                <w:rFonts w:ascii="Times New Roman" w:hAnsi="Times New Roman" w:eastAsia="Times New Roman" w:cs="Times New Roman"/>
-                <w:color w:val="000000" w:themeColor="text1" w:themeTint="FF" w:themeShade="FF"/>
-                <w:sz w:val="28"/>
-                <w:szCs w:val="28"/>
-              </w:rPr>
-            </w:pPr>
-            <w:r>
-              <w:rPr>
-                <w:rFonts w:ascii="Times New Roman" w:hAnsi="Times New Roman" w:eastAsia="Times New Roman" w:cs="Times New Roman"/>
-                <w:color w:val="000000" w:themeColor="text1" w:themeTint="FF" w:themeShade="FF"/>
-                <w:sz w:val="28"/>
-                <w:szCs w:val="28"/>
-                <w:lang w:val="ru-RU"/>
+              <w:spacing w:before="240" w:after="240" w:line="360" w:lineRule="auto"/>
+              <w:jc w:val="center"/>
+              <w:rPr>
+                <w:rFonts w:ascii="Times New Roman" w:eastAsia="Times New Roman" w:hAnsi="Times New Roman" w:cs="Times New Roman"/>
+                <w:color w:val="000000" w:themeColor="text1"/>
+                <w:sz w:val="28"/>
+                <w:szCs w:val="28"/>
+              </w:rPr>
+            </w:pPr>
+            <w:r>
+              <w:rPr>
+                <w:rFonts w:ascii="Times New Roman" w:eastAsia="Times New Roman" w:hAnsi="Times New Roman" w:cs="Times New Roman"/>
+                <w:color w:val="000000" w:themeColor="text1"/>
+                <w:sz w:val="28"/>
+                <w:szCs w:val="28"/>
               </w:rPr>
               <w:t>Провести пару недель обучения и тестового прототипа; привлекать экспертов при необходимости.</w:t>
             </w:r>
@@ -1674,7 +1646,7 @@
               <w:spacing w:line="360" w:lineRule="auto"/>
               <w:jc w:val="center"/>
               <w:rPr>
-                <w:rFonts w:ascii="Times New Roman" w:hAnsi="Times New Roman" w:eastAsia="Times New Roman" w:cs="Times New Roman"/>
+                <w:rFonts w:ascii="Times New Roman" w:eastAsia="Times New Roman" w:hAnsi="Times New Roman" w:cs="Times New Roman"/>
                 <w:sz w:val="28"/>
                 <w:szCs w:val="28"/>
               </w:rPr>
@@ -1700,17 +1672,16 @@
               <w:spacing w:line="360" w:lineRule="auto"/>
               <w:jc w:val="center"/>
               <w:rPr>
-                <w:rFonts w:ascii="Times New Roman" w:hAnsi="Times New Roman" w:eastAsia="Times New Roman" w:cs="Times New Roman"/>
-                <w:sz w:val="28"/>
-                <w:szCs w:val="28"/>
-              </w:rPr>
-            </w:pPr>
-            <w:r>
-              <w:rPr>
-                <w:rFonts w:ascii="Times New Roman" w:hAnsi="Times New Roman" w:eastAsia="Times New Roman" w:cs="Times New Roman"/>
-                <w:sz w:val="28"/>
-                <w:szCs w:val="28"/>
-                <w:lang w:val="ru-RU"/>
+                <w:rFonts w:ascii="Times New Roman" w:eastAsia="Times New Roman" w:hAnsi="Times New Roman" w:cs="Times New Roman"/>
+                <w:sz w:val="28"/>
+                <w:szCs w:val="28"/>
+              </w:rPr>
+            </w:pPr>
+            <w:r>
+              <w:rPr>
+                <w:rFonts w:ascii="Times New Roman" w:eastAsia="Times New Roman" w:hAnsi="Times New Roman" w:cs="Times New Roman"/>
+                <w:sz w:val="28"/>
+                <w:szCs w:val="28"/>
               </w:rPr>
               <w:t>2</w:t>
             </w:r>
@@ -1727,22 +1698,21 @@
           </w:tcPr>
           <w:p>
             <w:pPr>
-              <w:spacing w:before="240" w:beforeAutospacing="off" w:after="240" w:afterAutospacing="off" w:line="360" w:lineRule="auto"/>
-              <w:jc w:val="center"/>
-              <w:rPr>
-                <w:rFonts w:ascii="Times New Roman" w:hAnsi="Times New Roman" w:eastAsia="Times New Roman" w:cs="Times New Roman"/>
-                <w:color w:val="000000" w:themeColor="text1" w:themeTint="FF" w:themeShade="FF"/>
-                <w:sz w:val="28"/>
-                <w:szCs w:val="28"/>
-              </w:rPr>
-            </w:pPr>
-            <w:r>
-              <w:rPr>
-                <w:rFonts w:ascii="Times New Roman" w:hAnsi="Times New Roman" w:eastAsia="Times New Roman" w:cs="Times New Roman"/>
-                <w:color w:val="000000" w:themeColor="text1" w:themeTint="FF" w:themeShade="FF"/>
-                <w:sz w:val="28"/>
-                <w:szCs w:val="28"/>
-                <w:lang w:val="ru-RU"/>
+              <w:spacing w:before="240" w:after="240" w:line="360" w:lineRule="auto"/>
+              <w:jc w:val="center"/>
+              <w:rPr>
+                <w:rFonts w:ascii="Times New Roman" w:eastAsia="Times New Roman" w:hAnsi="Times New Roman" w:cs="Times New Roman"/>
+                <w:color w:val="000000" w:themeColor="text1"/>
+                <w:sz w:val="28"/>
+                <w:szCs w:val="28"/>
+              </w:rPr>
+            </w:pPr>
+            <w:r>
+              <w:rPr>
+                <w:rFonts w:ascii="Times New Roman" w:eastAsia="Times New Roman" w:hAnsi="Times New Roman" w:cs="Times New Roman"/>
+                <w:color w:val="000000" w:themeColor="text1"/>
+                <w:sz w:val="28"/>
+                <w:szCs w:val="28"/>
               </w:rPr>
               <w:t xml:space="preserve"> Кадровый</w:t>
             </w:r>
@@ -1752,7 +1722,7 @@
               <w:spacing w:line="360" w:lineRule="auto"/>
               <w:jc w:val="center"/>
               <w:rPr>
-                <w:rFonts w:ascii="Times New Roman" w:hAnsi="Times New Roman" w:eastAsia="Times New Roman" w:cs="Times New Roman"/>
+                <w:rFonts w:ascii="Times New Roman" w:eastAsia="Times New Roman" w:hAnsi="Times New Roman" w:cs="Times New Roman"/>
                 <w:sz w:val="28"/>
                 <w:szCs w:val="28"/>
               </w:rPr>
@@ -1770,22 +1740,21 @@
           </w:tcPr>
           <w:p>
             <w:pPr>
-              <w:spacing w:before="240" w:beforeAutospacing="off" w:after="240" w:afterAutospacing="off" w:line="360" w:lineRule="auto"/>
-              <w:jc w:val="center"/>
-              <w:rPr>
-                <w:rFonts w:ascii="Times New Roman" w:hAnsi="Times New Roman" w:eastAsia="Times New Roman" w:cs="Times New Roman"/>
-                <w:color w:val="000000" w:themeColor="text1" w:themeTint="FF" w:themeShade="FF"/>
-                <w:sz w:val="28"/>
-                <w:szCs w:val="28"/>
-              </w:rPr>
-            </w:pPr>
-            <w:r>
-              <w:rPr>
-                <w:rFonts w:ascii="Times New Roman" w:hAnsi="Times New Roman" w:eastAsia="Times New Roman" w:cs="Times New Roman"/>
-                <w:color w:val="000000" w:themeColor="text1" w:themeTint="FF" w:themeShade="FF"/>
-                <w:sz w:val="28"/>
-                <w:szCs w:val="28"/>
-                <w:lang w:val="ru-RU"/>
+              <w:spacing w:before="240" w:after="240" w:line="360" w:lineRule="auto"/>
+              <w:jc w:val="center"/>
+              <w:rPr>
+                <w:rFonts w:ascii="Times New Roman" w:eastAsia="Times New Roman" w:hAnsi="Times New Roman" w:cs="Times New Roman"/>
+                <w:color w:val="000000" w:themeColor="text1"/>
+                <w:sz w:val="28"/>
+                <w:szCs w:val="28"/>
+              </w:rPr>
+            </w:pPr>
+            <w:r>
+              <w:rPr>
+                <w:rFonts w:ascii="Times New Roman" w:eastAsia="Times New Roman" w:hAnsi="Times New Roman" w:cs="Times New Roman"/>
+                <w:color w:val="000000" w:themeColor="text1"/>
+                <w:sz w:val="28"/>
+                <w:szCs w:val="28"/>
               </w:rPr>
               <w:t>Команда маленькая: если кто-то заболеет или уйдёт, проект может встать</w:t>
             </w:r>
@@ -1795,7 +1764,7 @@
               <w:spacing w:line="360" w:lineRule="auto"/>
               <w:jc w:val="center"/>
               <w:rPr>
-                <w:rFonts w:ascii="Times New Roman" w:hAnsi="Times New Roman" w:eastAsia="Times New Roman" w:cs="Times New Roman"/>
+                <w:rFonts w:ascii="Times New Roman" w:eastAsia="Times New Roman" w:hAnsi="Times New Roman" w:cs="Times New Roman"/>
                 <w:sz w:val="28"/>
                 <w:szCs w:val="28"/>
               </w:rPr>
@@ -1816,17 +1785,16 @@
               <w:spacing w:line="360" w:lineRule="auto"/>
               <w:jc w:val="center"/>
               <w:rPr>
-                <w:rFonts w:ascii="Times New Roman" w:hAnsi="Times New Roman" w:eastAsia="Times New Roman" w:cs="Times New Roman"/>
-                <w:sz w:val="28"/>
-                <w:szCs w:val="28"/>
-              </w:rPr>
-            </w:pPr>
-            <w:r>
-              <w:rPr>
-                <w:rFonts w:ascii="Times New Roman" w:hAnsi="Times New Roman" w:eastAsia="Times New Roman" w:cs="Times New Roman"/>
-                <w:sz w:val="28"/>
-                <w:szCs w:val="28"/>
-                <w:lang w:val="ru-RU"/>
+                <w:rFonts w:ascii="Times New Roman" w:eastAsia="Times New Roman" w:hAnsi="Times New Roman" w:cs="Times New Roman"/>
+                <w:sz w:val="28"/>
+                <w:szCs w:val="28"/>
+              </w:rPr>
+            </w:pPr>
+            <w:r>
+              <w:rPr>
+                <w:rFonts w:ascii="Times New Roman" w:eastAsia="Times New Roman" w:hAnsi="Times New Roman" w:cs="Times New Roman"/>
+                <w:sz w:val="28"/>
+                <w:szCs w:val="28"/>
               </w:rPr>
               <w:t>с</w:t>
             </w:r>
@@ -1846,17 +1814,16 @@
               <w:spacing w:line="360" w:lineRule="auto"/>
               <w:jc w:val="center"/>
               <w:rPr>
-                <w:rFonts w:ascii="Times New Roman" w:hAnsi="Times New Roman" w:eastAsia="Times New Roman" w:cs="Times New Roman"/>
-                <w:sz w:val="28"/>
-                <w:szCs w:val="28"/>
-              </w:rPr>
-            </w:pPr>
-            <w:r>
-              <w:rPr>
-                <w:rFonts w:ascii="Times New Roman" w:hAnsi="Times New Roman" w:eastAsia="Times New Roman" w:cs="Times New Roman"/>
-                <w:sz w:val="28"/>
-                <w:szCs w:val="28"/>
-                <w:lang w:val="ru-RU"/>
+                <w:rFonts w:ascii="Times New Roman" w:eastAsia="Times New Roman" w:hAnsi="Times New Roman" w:cs="Times New Roman"/>
+                <w:sz w:val="28"/>
+                <w:szCs w:val="28"/>
+              </w:rPr>
+            </w:pPr>
+            <w:r>
+              <w:rPr>
+                <w:rFonts w:ascii="Times New Roman" w:eastAsia="Times New Roman" w:hAnsi="Times New Roman" w:cs="Times New Roman"/>
+                <w:sz w:val="28"/>
+                <w:szCs w:val="28"/>
               </w:rPr>
               <w:t>в</w:t>
             </w:r>
@@ -1873,24 +1840,33 @@
           </w:tcPr>
           <w:p>
             <w:pPr>
-              <w:spacing w:before="240" w:beforeAutospacing="off" w:after="240" w:afterAutospacing="off" w:line="360" w:lineRule="auto"/>
-              <w:jc w:val="center"/>
-              <w:rPr>
-                <w:rFonts w:ascii="Times New Roman" w:hAnsi="Times New Roman" w:eastAsia="Times New Roman" w:cs="Times New Roman"/>
-                <w:color w:val="000000" w:themeColor="text1" w:themeTint="FF" w:themeShade="FF"/>
-                <w:sz w:val="28"/>
-                <w:szCs w:val="28"/>
-              </w:rPr>
-            </w:pPr>
-            <w:r>
-              <w:rPr>
-                <w:rFonts w:ascii="Times New Roman" w:hAnsi="Times New Roman" w:eastAsia="Times New Roman" w:cs="Times New Roman"/>
-                <w:color w:val="000000" w:themeColor="text1" w:themeTint="FF" w:themeShade="FF"/>
-                <w:sz w:val="28"/>
-                <w:szCs w:val="28"/>
-                <w:lang w:val="ru-RU"/>
-              </w:rPr>
-              <w:t>Распределить знания между сотрудниками, вести документацию, иметь список возможных подрядчиков на замену.</w:t>
+              <w:spacing w:before="240" w:after="240" w:line="360" w:lineRule="auto"/>
+              <w:jc w:val="center"/>
+              <w:rPr>
+                <w:rFonts w:ascii="Times New Roman" w:eastAsia="Times New Roman" w:hAnsi="Times New Roman" w:cs="Times New Roman"/>
+                <w:color w:val="000000" w:themeColor="text1"/>
+                <w:sz w:val="28"/>
+                <w:szCs w:val="28"/>
+              </w:rPr>
+            </w:pPr>
+            <w:r>
+              <w:rPr>
+                <w:rFonts w:ascii="Times New Roman" w:eastAsia="Times New Roman" w:hAnsi="Times New Roman" w:cs="Times New Roman"/>
+                <w:color w:val="000000" w:themeColor="text1"/>
+                <w:sz w:val="28"/>
+                <w:szCs w:val="28"/>
+              </w:rPr>
+              <w:t xml:space="preserve">Распределить знания между сотрудниками, вести документацию, иметь список возможных подрядчиков на </w:t>
+            </w:r>
+            <w:r>
+              <w:rPr>
+                <w:rFonts w:ascii="Times New Roman" w:eastAsia="Times New Roman" w:hAnsi="Times New Roman" w:cs="Times New Roman"/>
+                <w:color w:val="000000" w:themeColor="text1"/>
+                <w:sz w:val="28"/>
+                <w:szCs w:val="28"/>
+              </w:rPr>
+              <w:lastRenderedPageBreak/>
+              <w:t>замену.</w:t>
             </w:r>
           </w:p>
           <w:p>
@@ -1898,7 +1874,7 @@
               <w:spacing w:line="360" w:lineRule="auto"/>
               <w:jc w:val="center"/>
               <w:rPr>
-                <w:rFonts w:ascii="Times New Roman" w:hAnsi="Times New Roman" w:eastAsia="Times New Roman" w:cs="Times New Roman"/>
+                <w:rFonts w:ascii="Times New Roman" w:eastAsia="Times New Roman" w:hAnsi="Times New Roman" w:cs="Times New Roman"/>
                 <w:sz w:val="28"/>
                 <w:szCs w:val="28"/>
               </w:rPr>
@@ -1924,18 +1900,18 @@
               <w:spacing w:line="360" w:lineRule="auto"/>
               <w:jc w:val="center"/>
               <w:rPr>
-                <w:rFonts w:ascii="Times New Roman" w:hAnsi="Times New Roman" w:eastAsia="Times New Roman" w:cs="Times New Roman"/>
-                <w:sz w:val="28"/>
-                <w:szCs w:val="28"/>
-              </w:rPr>
-            </w:pPr>
-            <w:r>
-              <w:rPr>
-                <w:rFonts w:ascii="Times New Roman" w:hAnsi="Times New Roman" w:eastAsia="Times New Roman" w:cs="Times New Roman"/>
-                <w:sz w:val="28"/>
-                <w:szCs w:val="28"/>
-                <w:lang w:val="ru-RU"/>
-              </w:rPr>
+                <w:rFonts w:ascii="Times New Roman" w:eastAsia="Times New Roman" w:hAnsi="Times New Roman" w:cs="Times New Roman"/>
+                <w:sz w:val="28"/>
+                <w:szCs w:val="28"/>
+              </w:rPr>
+            </w:pPr>
+            <w:r>
+              <w:rPr>
+                <w:rFonts w:ascii="Times New Roman" w:eastAsia="Times New Roman" w:hAnsi="Times New Roman" w:cs="Times New Roman"/>
+                <w:sz w:val="28"/>
+                <w:szCs w:val="28"/>
+              </w:rPr>
+              <w:lastRenderedPageBreak/>
               <w:t>3</w:t>
             </w:r>
           </w:p>
@@ -1951,22 +1927,21 @@
           </w:tcPr>
           <w:p>
             <w:pPr>
-              <w:spacing w:before="240" w:beforeAutospacing="off" w:after="240" w:afterAutospacing="off" w:line="360" w:lineRule="auto"/>
-              <w:jc w:val="center"/>
-              <w:rPr>
-                <w:rFonts w:ascii="Times New Roman" w:hAnsi="Times New Roman" w:eastAsia="Times New Roman" w:cs="Times New Roman"/>
-                <w:color w:val="000000" w:themeColor="text1" w:themeTint="FF" w:themeShade="FF"/>
-                <w:sz w:val="28"/>
-                <w:szCs w:val="28"/>
-              </w:rPr>
-            </w:pPr>
-            <w:r>
-              <w:rPr>
-                <w:rFonts w:ascii="Times New Roman" w:hAnsi="Times New Roman" w:eastAsia="Times New Roman" w:cs="Times New Roman"/>
-                <w:color w:val="000000" w:themeColor="text1" w:themeTint="FF" w:themeShade="FF"/>
-                <w:sz w:val="28"/>
-                <w:szCs w:val="28"/>
-                <w:lang w:val="ru-RU"/>
+              <w:spacing w:before="240" w:after="240" w:line="360" w:lineRule="auto"/>
+              <w:jc w:val="center"/>
+              <w:rPr>
+                <w:rFonts w:ascii="Times New Roman" w:eastAsia="Times New Roman" w:hAnsi="Times New Roman" w:cs="Times New Roman"/>
+                <w:color w:val="000000" w:themeColor="text1"/>
+                <w:sz w:val="28"/>
+                <w:szCs w:val="28"/>
+              </w:rPr>
+            </w:pPr>
+            <w:r>
+              <w:rPr>
+                <w:rFonts w:ascii="Times New Roman" w:eastAsia="Times New Roman" w:hAnsi="Times New Roman" w:cs="Times New Roman"/>
+                <w:color w:val="000000" w:themeColor="text1"/>
+                <w:sz w:val="28"/>
+                <w:szCs w:val="28"/>
               </w:rPr>
               <w:t>Финансовый</w:t>
             </w:r>
@@ -1976,7 +1951,7 @@
               <w:spacing w:line="360" w:lineRule="auto"/>
               <w:jc w:val="center"/>
               <w:rPr>
-                <w:rFonts w:ascii="Times New Roman" w:hAnsi="Times New Roman" w:eastAsia="Times New Roman" w:cs="Times New Roman"/>
+                <w:rFonts w:ascii="Times New Roman" w:eastAsia="Times New Roman" w:hAnsi="Times New Roman" w:cs="Times New Roman"/>
                 <w:sz w:val="28"/>
                 <w:szCs w:val="28"/>
               </w:rPr>
@@ -1994,22 +1969,21 @@
           </w:tcPr>
           <w:p>
             <w:pPr>
-              <w:spacing w:before="240" w:beforeAutospacing="off" w:after="240" w:afterAutospacing="off" w:line="360" w:lineRule="auto"/>
-              <w:jc w:val="center"/>
-              <w:rPr>
-                <w:rFonts w:ascii="Times New Roman" w:hAnsi="Times New Roman" w:eastAsia="Times New Roman" w:cs="Times New Roman"/>
-                <w:color w:val="000000" w:themeColor="text1" w:themeTint="FF" w:themeShade="FF"/>
-                <w:sz w:val="28"/>
-                <w:szCs w:val="28"/>
-              </w:rPr>
-            </w:pPr>
-            <w:r>
-              <w:rPr>
-                <w:rFonts w:ascii="Times New Roman" w:hAnsi="Times New Roman" w:eastAsia="Times New Roman" w:cs="Times New Roman"/>
-                <w:color w:val="000000" w:themeColor="text1" w:themeTint="FF" w:themeShade="FF"/>
-                <w:sz w:val="28"/>
-                <w:szCs w:val="28"/>
-                <w:lang w:val="ru-RU"/>
+              <w:spacing w:before="240" w:after="240" w:line="360" w:lineRule="auto"/>
+              <w:jc w:val="center"/>
+              <w:rPr>
+                <w:rFonts w:ascii="Times New Roman" w:eastAsia="Times New Roman" w:hAnsi="Times New Roman" w:cs="Times New Roman"/>
+                <w:color w:val="000000" w:themeColor="text1"/>
+                <w:sz w:val="28"/>
+                <w:szCs w:val="28"/>
+              </w:rPr>
+            </w:pPr>
+            <w:r>
+              <w:rPr>
+                <w:rFonts w:ascii="Times New Roman" w:eastAsia="Times New Roman" w:hAnsi="Times New Roman" w:cs="Times New Roman"/>
+                <w:color w:val="000000" w:themeColor="text1"/>
+                <w:sz w:val="28"/>
+                <w:szCs w:val="28"/>
               </w:rPr>
               <w:t>Минимальный бюджет: могут появиться дополнительные расходы</w:t>
             </w:r>
@@ -2019,7 +1993,7 @@
               <w:spacing w:line="360" w:lineRule="auto"/>
               <w:jc w:val="center"/>
               <w:rPr>
-                <w:rFonts w:ascii="Times New Roman" w:hAnsi="Times New Roman" w:eastAsia="Times New Roman" w:cs="Times New Roman"/>
+                <w:rFonts w:ascii="Times New Roman" w:eastAsia="Times New Roman" w:hAnsi="Times New Roman" w:cs="Times New Roman"/>
                 <w:sz w:val="28"/>
                 <w:szCs w:val="28"/>
               </w:rPr>
@@ -2040,17 +2014,16 @@
               <w:spacing w:line="360" w:lineRule="auto"/>
               <w:jc w:val="center"/>
               <w:rPr>
-                <w:rFonts w:ascii="Times New Roman" w:hAnsi="Times New Roman" w:eastAsia="Times New Roman" w:cs="Times New Roman"/>
-                <w:sz w:val="28"/>
-                <w:szCs w:val="28"/>
-              </w:rPr>
-            </w:pPr>
-            <w:r>
-              <w:rPr>
-                <w:rFonts w:ascii="Times New Roman" w:hAnsi="Times New Roman" w:eastAsia="Times New Roman" w:cs="Times New Roman"/>
-                <w:sz w:val="28"/>
-                <w:szCs w:val="28"/>
-                <w:lang w:val="ru-RU"/>
+                <w:rFonts w:ascii="Times New Roman" w:eastAsia="Times New Roman" w:hAnsi="Times New Roman" w:cs="Times New Roman"/>
+                <w:sz w:val="28"/>
+                <w:szCs w:val="28"/>
+              </w:rPr>
+            </w:pPr>
+            <w:r>
+              <w:rPr>
+                <w:rFonts w:ascii="Times New Roman" w:eastAsia="Times New Roman" w:hAnsi="Times New Roman" w:cs="Times New Roman"/>
+                <w:sz w:val="28"/>
+                <w:szCs w:val="28"/>
               </w:rPr>
               <w:t>с</w:t>
             </w:r>
@@ -2070,20 +2043,21 @@
               <w:spacing w:line="360" w:lineRule="auto"/>
               <w:jc w:val="center"/>
               <w:rPr>
-                <w:rFonts w:ascii="Times New Roman" w:hAnsi="Times New Roman" w:eastAsia="Times New Roman" w:cs="Times New Roman"/>
-                <w:sz w:val="28"/>
-                <w:szCs w:val="28"/>
-              </w:rPr>
-            </w:pPr>
-            <w:r>
-              <w:rPr>
-                <w:rFonts w:ascii="Times New Roman" w:hAnsi="Times New Roman" w:eastAsia="Times New Roman" w:cs="Times New Roman"/>
-                <w:sz w:val="28"/>
-                <w:szCs w:val="28"/>
-                <w:lang w:val="ru-RU"/>
+                <w:rFonts w:ascii="Times New Roman" w:eastAsia="Times New Roman" w:hAnsi="Times New Roman" w:cs="Times New Roman"/>
+                <w:sz w:val="28"/>
+                <w:szCs w:val="28"/>
+              </w:rPr>
+            </w:pPr>
+            <w:proofErr w:type="gramStart"/>
+            <w:r>
+              <w:rPr>
+                <w:rFonts w:ascii="Times New Roman" w:eastAsia="Times New Roman" w:hAnsi="Times New Roman" w:cs="Times New Roman"/>
+                <w:sz w:val="28"/>
+                <w:szCs w:val="28"/>
               </w:rPr>
               <w:t>С-в</w:t>
             </w:r>
+            <w:proofErr w:type="gramEnd"/>
           </w:p>
         </w:tc>
         <w:tc>
@@ -2097,22 +2071,21 @@
           </w:tcPr>
           <w:p>
             <w:pPr>
-              <w:spacing w:before="240" w:beforeAutospacing="off" w:after="240" w:afterAutospacing="off" w:line="360" w:lineRule="auto"/>
-              <w:jc w:val="center"/>
-              <w:rPr>
-                <w:rFonts w:ascii="Times New Roman" w:hAnsi="Times New Roman" w:eastAsia="Times New Roman" w:cs="Times New Roman"/>
-                <w:color w:val="000000" w:themeColor="text1" w:themeTint="FF" w:themeShade="FF"/>
-                <w:sz w:val="28"/>
-                <w:szCs w:val="28"/>
-              </w:rPr>
-            </w:pPr>
-            <w:r>
-              <w:rPr>
-                <w:rFonts w:ascii="Times New Roman" w:hAnsi="Times New Roman" w:eastAsia="Times New Roman" w:cs="Times New Roman"/>
-                <w:color w:val="000000" w:themeColor="text1" w:themeTint="FF" w:themeShade="FF"/>
-                <w:sz w:val="28"/>
-                <w:szCs w:val="28"/>
-                <w:lang w:val="ru-RU"/>
+              <w:spacing w:before="240" w:after="240" w:line="360" w:lineRule="auto"/>
+              <w:jc w:val="center"/>
+              <w:rPr>
+                <w:rFonts w:ascii="Times New Roman" w:eastAsia="Times New Roman" w:hAnsi="Times New Roman" w:cs="Times New Roman"/>
+                <w:color w:val="000000" w:themeColor="text1"/>
+                <w:sz w:val="28"/>
+                <w:szCs w:val="28"/>
+              </w:rPr>
+            </w:pPr>
+            <w:r>
+              <w:rPr>
+                <w:rFonts w:ascii="Times New Roman" w:eastAsia="Times New Roman" w:hAnsi="Times New Roman" w:cs="Times New Roman"/>
+                <w:color w:val="000000" w:themeColor="text1"/>
+                <w:sz w:val="28"/>
+                <w:szCs w:val="28"/>
               </w:rPr>
               <w:t>Регулярно контролировать траты, использовать бесплатные решения, заранее планировать дорогие задачи.</w:t>
             </w:r>
@@ -2122,7 +2095,7 @@
               <w:spacing w:line="360" w:lineRule="auto"/>
               <w:jc w:val="center"/>
               <w:rPr>
-                <w:rFonts w:ascii="Times New Roman" w:hAnsi="Times New Roman" w:eastAsia="Times New Roman" w:cs="Times New Roman"/>
+                <w:rFonts w:ascii="Times New Roman" w:eastAsia="Times New Roman" w:hAnsi="Times New Roman" w:cs="Times New Roman"/>
                 <w:sz w:val="28"/>
                 <w:szCs w:val="28"/>
               </w:rPr>
@@ -2148,17 +2121,16 @@
               <w:spacing w:line="360" w:lineRule="auto"/>
               <w:jc w:val="center"/>
               <w:rPr>
-                <w:rFonts w:ascii="Times New Roman" w:hAnsi="Times New Roman" w:eastAsia="Times New Roman" w:cs="Times New Roman"/>
-                <w:sz w:val="28"/>
-                <w:szCs w:val="28"/>
-              </w:rPr>
-            </w:pPr>
-            <w:r>
-              <w:rPr>
-                <w:rFonts w:ascii="Times New Roman" w:hAnsi="Times New Roman" w:eastAsia="Times New Roman" w:cs="Times New Roman"/>
-                <w:sz w:val="28"/>
-                <w:szCs w:val="28"/>
-                <w:lang w:val="ru-RU"/>
+                <w:rFonts w:ascii="Times New Roman" w:eastAsia="Times New Roman" w:hAnsi="Times New Roman" w:cs="Times New Roman"/>
+                <w:sz w:val="28"/>
+                <w:szCs w:val="28"/>
+              </w:rPr>
+            </w:pPr>
+            <w:r>
+              <w:rPr>
+                <w:rFonts w:ascii="Times New Roman" w:eastAsia="Times New Roman" w:hAnsi="Times New Roman" w:cs="Times New Roman"/>
+                <w:sz w:val="28"/>
+                <w:szCs w:val="28"/>
               </w:rPr>
               <w:t>4</w:t>
             </w:r>
@@ -2178,17 +2150,16 @@
               <w:spacing w:line="360" w:lineRule="auto"/>
               <w:jc w:val="center"/>
               <w:rPr>
-                <w:rFonts w:ascii="Times New Roman" w:hAnsi="Times New Roman" w:eastAsia="Times New Roman" w:cs="Times New Roman"/>
-                <w:sz w:val="28"/>
-                <w:szCs w:val="28"/>
-              </w:rPr>
-            </w:pPr>
-            <w:r>
-              <w:rPr>
-                <w:rFonts w:ascii="Times New Roman" w:hAnsi="Times New Roman" w:eastAsia="Times New Roman" w:cs="Times New Roman"/>
-                <w:sz w:val="28"/>
-                <w:szCs w:val="28"/>
-                <w:lang w:val="ru-RU"/>
+                <w:rFonts w:ascii="Times New Roman" w:eastAsia="Times New Roman" w:hAnsi="Times New Roman" w:cs="Times New Roman"/>
+                <w:sz w:val="28"/>
+                <w:szCs w:val="28"/>
+              </w:rPr>
+            </w:pPr>
+            <w:r>
+              <w:rPr>
+                <w:rFonts w:ascii="Times New Roman" w:eastAsia="Times New Roman" w:hAnsi="Times New Roman" w:cs="Times New Roman"/>
+                <w:sz w:val="28"/>
+                <w:szCs w:val="28"/>
               </w:rPr>
               <w:t>Рыночный</w:t>
             </w:r>
@@ -2205,53 +2176,52 @@
           </w:tcPr>
           <w:p>
             <w:pPr>
-              <w:spacing w:before="240" w:beforeAutospacing="off" w:after="240" w:afterAutospacing="off" w:line="360" w:lineRule="auto"/>
-              <w:jc w:val="center"/>
-              <w:rPr>
-                <w:rFonts w:ascii="Times New Roman" w:hAnsi="Times New Roman" w:eastAsia="Times New Roman" w:cs="Times New Roman"/>
-                <w:color w:val="000000" w:themeColor="text1" w:themeTint="FF" w:themeShade="FF"/>
-                <w:sz w:val="28"/>
-                <w:szCs w:val="28"/>
-              </w:rPr>
-            </w:pPr>
-            <w:r>
-              <w:rPr>
-                <w:rFonts w:ascii="Times New Roman" w:hAnsi="Times New Roman" w:eastAsia="Times New Roman" w:cs="Times New Roman"/>
-                <w:color w:val="000000" w:themeColor="text1" w:themeTint="FF" w:themeShade="FF"/>
-                <w:sz w:val="28"/>
-                <w:szCs w:val="28"/>
-                <w:lang w:val="ru-RU"/>
-              </w:rPr>
-              <w:t xml:space="preserve">На рынке уже есть сильные </w:t>
-            </w:r>
-            <w:r>
-              <w:rPr>
-                <w:rFonts w:ascii="Times New Roman" w:hAnsi="Times New Roman" w:eastAsia="Times New Roman" w:cs="Times New Roman"/>
-                <w:color w:val="000000" w:themeColor="text1" w:themeTint="FF" w:themeShade="FF"/>
-                <w:sz w:val="28"/>
-                <w:szCs w:val="28"/>
-                <w:lang w:val="ru-RU"/>
-              </w:rPr>
-              <w:t>конкурентыМожет</w:t>
-            </w:r>
-            <w:r>
-              <w:rPr>
-                <w:rFonts w:ascii="Times New Roman" w:hAnsi="Times New Roman" w:eastAsia="Times New Roman" w:cs="Times New Roman"/>
-                <w:color w:val="000000" w:themeColor="text1" w:themeTint="FF" w:themeShade="FF"/>
-                <w:sz w:val="28"/>
-                <w:szCs w:val="28"/>
-                <w:lang w:val="ru-RU"/>
-              </w:rPr>
-              <w:t xml:space="preserve"> быть мало клиентов</w:t>
-            </w:r>
-          </w:p>
-          <w:p>
-            <w:pPr>
-              <w:spacing w:before="240" w:beforeAutospacing="off" w:after="240" w:afterAutospacing="off" w:line="360" w:lineRule="auto"/>
-              <w:jc w:val="center"/>
-              <w:rPr>
-                <w:rFonts w:ascii="Times New Roman" w:hAnsi="Times New Roman" w:eastAsia="Times New Roman" w:cs="Times New Roman"/>
-                <w:color w:val="000000" w:themeColor="text1" w:themeTint="FF" w:themeShade="FF"/>
+              <w:spacing w:before="240" w:after="240" w:line="360" w:lineRule="auto"/>
+              <w:jc w:val="center"/>
+              <w:rPr>
+                <w:rFonts w:ascii="Times New Roman" w:eastAsia="Times New Roman" w:hAnsi="Times New Roman" w:cs="Times New Roman"/>
+                <w:color w:val="000000" w:themeColor="text1"/>
+                <w:sz w:val="28"/>
+                <w:szCs w:val="28"/>
+              </w:rPr>
+            </w:pPr>
+            <w:r>
+              <w:rPr>
+                <w:rFonts w:ascii="Times New Roman" w:eastAsia="Times New Roman" w:hAnsi="Times New Roman" w:cs="Times New Roman"/>
+                <w:color w:val="000000" w:themeColor="text1"/>
+                <w:sz w:val="28"/>
+                <w:szCs w:val="28"/>
+              </w:rPr>
+              <w:t xml:space="preserve">На рынке уже есть </w:t>
+            </w:r>
+            <w:proofErr w:type="gramStart"/>
+            <w:r>
+              <w:rPr>
+                <w:rFonts w:ascii="Times New Roman" w:eastAsia="Times New Roman" w:hAnsi="Times New Roman" w:cs="Times New Roman"/>
+                <w:color w:val="000000" w:themeColor="text1"/>
+                <w:sz w:val="28"/>
+                <w:szCs w:val="28"/>
+              </w:rPr>
+              <w:t>сильные</w:t>
+            </w:r>
+            <w:proofErr w:type="gramEnd"/>
+            <w:r>
+              <w:rPr>
+                <w:rFonts w:ascii="Times New Roman" w:eastAsia="Times New Roman" w:hAnsi="Times New Roman" w:cs="Times New Roman"/>
+                <w:color w:val="000000" w:themeColor="text1"/>
+                <w:sz w:val="28"/>
+                <w:szCs w:val="28"/>
+              </w:rPr>
+              <w:t xml:space="preserve"> конкурентыМожет быть мало клиентов</w:t>
+            </w:r>
+          </w:p>
+          <w:p>
+            <w:pPr>
+              <w:spacing w:before="240" w:after="240" w:line="360" w:lineRule="auto"/>
+              <w:jc w:val="center"/>
+              <w:rPr>
+                <w:rFonts w:ascii="Times New Roman" w:eastAsia="Times New Roman" w:hAnsi="Times New Roman" w:cs="Times New Roman"/>
+                <w:color w:val="000000" w:themeColor="text1"/>
                 <w:sz w:val="28"/>
                 <w:szCs w:val="28"/>
               </w:rPr>
@@ -2272,17 +2242,16 @@
               <w:spacing w:line="360" w:lineRule="auto"/>
               <w:jc w:val="center"/>
               <w:rPr>
-                <w:rFonts w:ascii="Times New Roman" w:hAnsi="Times New Roman" w:eastAsia="Times New Roman" w:cs="Times New Roman"/>
-                <w:sz w:val="28"/>
-                <w:szCs w:val="28"/>
-              </w:rPr>
-            </w:pPr>
-            <w:r>
-              <w:rPr>
-                <w:rFonts w:ascii="Times New Roman" w:hAnsi="Times New Roman" w:eastAsia="Times New Roman" w:cs="Times New Roman"/>
-                <w:sz w:val="28"/>
-                <w:szCs w:val="28"/>
-                <w:lang w:val="ru-RU"/>
+                <w:rFonts w:ascii="Times New Roman" w:eastAsia="Times New Roman" w:hAnsi="Times New Roman" w:cs="Times New Roman"/>
+                <w:sz w:val="28"/>
+                <w:szCs w:val="28"/>
+              </w:rPr>
+            </w:pPr>
+            <w:r>
+              <w:rPr>
+                <w:rFonts w:ascii="Times New Roman" w:eastAsia="Times New Roman" w:hAnsi="Times New Roman" w:cs="Times New Roman"/>
+                <w:sz w:val="28"/>
+                <w:szCs w:val="28"/>
               </w:rPr>
               <w:t>Н-с</w:t>
             </w:r>
@@ -2302,17 +2271,16 @@
               <w:spacing w:line="360" w:lineRule="auto"/>
               <w:jc w:val="center"/>
               <w:rPr>
-                <w:rFonts w:ascii="Times New Roman" w:hAnsi="Times New Roman" w:eastAsia="Times New Roman" w:cs="Times New Roman"/>
-                <w:sz w:val="28"/>
-                <w:szCs w:val="28"/>
-              </w:rPr>
-            </w:pPr>
-            <w:r>
-              <w:rPr>
-                <w:rFonts w:ascii="Times New Roman" w:hAnsi="Times New Roman" w:eastAsia="Times New Roman" w:cs="Times New Roman"/>
-                <w:sz w:val="28"/>
-                <w:szCs w:val="28"/>
-                <w:lang w:val="ru-RU"/>
+                <w:rFonts w:ascii="Times New Roman" w:eastAsia="Times New Roman" w:hAnsi="Times New Roman" w:cs="Times New Roman"/>
+                <w:sz w:val="28"/>
+                <w:szCs w:val="28"/>
+              </w:rPr>
+            </w:pPr>
+            <w:r>
+              <w:rPr>
+                <w:rFonts w:ascii="Times New Roman" w:eastAsia="Times New Roman" w:hAnsi="Times New Roman" w:cs="Times New Roman"/>
+                <w:sz w:val="28"/>
+                <w:szCs w:val="28"/>
               </w:rPr>
               <w:t>в</w:t>
             </w:r>
@@ -2329,22 +2297,21 @@
           </w:tcPr>
           <w:p>
             <w:pPr>
-              <w:spacing w:before="240" w:beforeAutospacing="off" w:after="240" w:afterAutospacing="off" w:line="360" w:lineRule="auto"/>
-              <w:jc w:val="center"/>
-              <w:rPr>
-                <w:rFonts w:ascii="Times New Roman" w:hAnsi="Times New Roman" w:eastAsia="Times New Roman" w:cs="Times New Roman"/>
-                <w:color w:val="000000" w:themeColor="text1" w:themeTint="FF" w:themeShade="FF"/>
-                <w:sz w:val="28"/>
-                <w:szCs w:val="28"/>
-              </w:rPr>
-            </w:pPr>
-            <w:r>
-              <w:rPr>
-                <w:rFonts w:ascii="Times New Roman" w:hAnsi="Times New Roman" w:eastAsia="Times New Roman" w:cs="Times New Roman"/>
-                <w:color w:val="000000" w:themeColor="text1" w:themeTint="FF" w:themeShade="FF"/>
-                <w:sz w:val="28"/>
-                <w:szCs w:val="28"/>
-                <w:lang w:val="ru-RU"/>
+              <w:spacing w:before="240" w:after="240" w:line="360" w:lineRule="auto"/>
+              <w:jc w:val="center"/>
+              <w:rPr>
+                <w:rFonts w:ascii="Times New Roman" w:eastAsia="Times New Roman" w:hAnsi="Times New Roman" w:cs="Times New Roman"/>
+                <w:color w:val="000000" w:themeColor="text1"/>
+                <w:sz w:val="28"/>
+                <w:szCs w:val="28"/>
+              </w:rPr>
+            </w:pPr>
+            <w:r>
+              <w:rPr>
+                <w:rFonts w:ascii="Times New Roman" w:eastAsia="Times New Roman" w:hAnsi="Times New Roman" w:cs="Times New Roman"/>
+                <w:color w:val="000000" w:themeColor="text1"/>
+                <w:sz w:val="28"/>
+                <w:szCs w:val="28"/>
               </w:rPr>
               <w:t>Узнать, что нужно малому бизнесу, добавить отличительные функции, начать маркетинг заранее.</w:t>
             </w:r>
@@ -2354,7 +2321,7 @@
               <w:spacing w:line="360" w:lineRule="auto"/>
               <w:jc w:val="center"/>
               <w:rPr>
-                <w:rFonts w:ascii="Times New Roman" w:hAnsi="Times New Roman" w:eastAsia="Times New Roman" w:cs="Times New Roman"/>
+                <w:rFonts w:ascii="Times New Roman" w:eastAsia="Times New Roman" w:hAnsi="Times New Roman" w:cs="Times New Roman"/>
                 <w:sz w:val="28"/>
                 <w:szCs w:val="28"/>
               </w:rPr>
@@ -2380,18 +2347,18 @@
               <w:spacing w:line="360" w:lineRule="auto"/>
               <w:jc w:val="center"/>
               <w:rPr>
-                <w:rFonts w:ascii="Times New Roman" w:hAnsi="Times New Roman" w:eastAsia="Times New Roman" w:cs="Times New Roman"/>
-                <w:sz w:val="28"/>
-                <w:szCs w:val="28"/>
-              </w:rPr>
-            </w:pPr>
-            <w:r>
-              <w:rPr>
-                <w:rFonts w:ascii="Times New Roman" w:hAnsi="Times New Roman" w:eastAsia="Times New Roman" w:cs="Times New Roman"/>
-                <w:sz w:val="28"/>
-                <w:szCs w:val="28"/>
-                <w:lang w:val="ru-RU"/>
-              </w:rPr>
+                <w:rFonts w:ascii="Times New Roman" w:eastAsia="Times New Roman" w:hAnsi="Times New Roman" w:cs="Times New Roman"/>
+                <w:sz w:val="28"/>
+                <w:szCs w:val="28"/>
+              </w:rPr>
+            </w:pPr>
+            <w:r>
+              <w:rPr>
+                <w:rFonts w:ascii="Times New Roman" w:eastAsia="Times New Roman" w:hAnsi="Times New Roman" w:cs="Times New Roman"/>
+                <w:sz w:val="28"/>
+                <w:szCs w:val="28"/>
+              </w:rPr>
+              <w:lastRenderedPageBreak/>
               <w:t>5</w:t>
             </w:r>
           </w:p>
@@ -2407,22 +2374,21 @@
           </w:tcPr>
           <w:p>
             <w:pPr>
-              <w:spacing w:before="240" w:beforeAutospacing="off" w:after="240" w:afterAutospacing="off" w:line="360" w:lineRule="auto"/>
-              <w:jc w:val="center"/>
-              <w:rPr>
-                <w:rFonts w:ascii="Times New Roman" w:hAnsi="Times New Roman" w:eastAsia="Times New Roman" w:cs="Times New Roman"/>
-                <w:color w:val="000000" w:themeColor="text1" w:themeTint="FF" w:themeShade="FF"/>
-                <w:sz w:val="28"/>
-                <w:szCs w:val="28"/>
-              </w:rPr>
-            </w:pPr>
-            <w:r>
-              <w:rPr>
-                <w:rFonts w:ascii="Times New Roman" w:hAnsi="Times New Roman" w:eastAsia="Times New Roman" w:cs="Times New Roman"/>
-                <w:color w:val="000000" w:themeColor="text1" w:themeTint="FF" w:themeShade="FF"/>
-                <w:sz w:val="28"/>
-                <w:szCs w:val="28"/>
-                <w:lang w:val="ru-RU"/>
+              <w:spacing w:before="240" w:after="240" w:line="360" w:lineRule="auto"/>
+              <w:jc w:val="center"/>
+              <w:rPr>
+                <w:rFonts w:ascii="Times New Roman" w:eastAsia="Times New Roman" w:hAnsi="Times New Roman" w:cs="Times New Roman"/>
+                <w:color w:val="000000" w:themeColor="text1"/>
+                <w:sz w:val="28"/>
+                <w:szCs w:val="28"/>
+              </w:rPr>
+            </w:pPr>
+            <w:r>
+              <w:rPr>
+                <w:rFonts w:ascii="Times New Roman" w:eastAsia="Times New Roman" w:hAnsi="Times New Roman" w:cs="Times New Roman"/>
+                <w:color w:val="000000" w:themeColor="text1"/>
+                <w:sz w:val="28"/>
+                <w:szCs w:val="28"/>
               </w:rPr>
               <w:t>Безопасность</w:t>
             </w:r>
@@ -2432,7 +2398,7 @@
               <w:spacing w:line="360" w:lineRule="auto"/>
               <w:jc w:val="center"/>
               <w:rPr>
-                <w:rFonts w:ascii="Times New Roman" w:hAnsi="Times New Roman" w:eastAsia="Times New Roman" w:cs="Times New Roman"/>
+                <w:rFonts w:ascii="Times New Roman" w:eastAsia="Times New Roman" w:hAnsi="Times New Roman" w:cs="Times New Roman"/>
                 <w:sz w:val="28"/>
                 <w:szCs w:val="28"/>
               </w:rPr>
@@ -2450,22 +2416,21 @@
           </w:tcPr>
           <w:p>
             <w:pPr>
-              <w:spacing w:before="240" w:beforeAutospacing="off" w:after="240" w:afterAutospacing="off" w:line="360" w:lineRule="auto"/>
-              <w:jc w:val="center"/>
-              <w:rPr>
-                <w:rFonts w:ascii="Times New Roman" w:hAnsi="Times New Roman" w:eastAsia="Times New Roman" w:cs="Times New Roman"/>
-                <w:color w:val="000000" w:themeColor="text1" w:themeTint="FF" w:themeShade="FF"/>
-                <w:sz w:val="28"/>
-                <w:szCs w:val="28"/>
-              </w:rPr>
-            </w:pPr>
-            <w:r>
-              <w:rPr>
-                <w:rFonts w:ascii="Times New Roman" w:hAnsi="Times New Roman" w:eastAsia="Times New Roman" w:cs="Times New Roman"/>
-                <w:color w:val="000000" w:themeColor="text1" w:themeTint="FF" w:themeShade="FF"/>
-                <w:sz w:val="28"/>
-                <w:szCs w:val="28"/>
-                <w:lang w:val="ru-RU"/>
+              <w:spacing w:before="240" w:after="240" w:line="360" w:lineRule="auto"/>
+              <w:jc w:val="center"/>
+              <w:rPr>
+                <w:rFonts w:ascii="Times New Roman" w:eastAsia="Times New Roman" w:hAnsi="Times New Roman" w:cs="Times New Roman"/>
+                <w:color w:val="000000" w:themeColor="text1"/>
+                <w:sz w:val="28"/>
+                <w:szCs w:val="28"/>
+              </w:rPr>
+            </w:pPr>
+            <w:r>
+              <w:rPr>
+                <w:rFonts w:ascii="Times New Roman" w:eastAsia="Times New Roman" w:hAnsi="Times New Roman" w:cs="Times New Roman"/>
+                <w:color w:val="000000" w:themeColor="text1"/>
+                <w:sz w:val="28"/>
+                <w:szCs w:val="28"/>
               </w:rPr>
               <w:t>Ошибки в шифровании или уязвимости могут повредить репутации</w:t>
             </w:r>
@@ -2475,7 +2440,7 @@
               <w:spacing w:line="360" w:lineRule="auto"/>
               <w:jc w:val="center"/>
               <w:rPr>
-                <w:rFonts w:ascii="Times New Roman" w:hAnsi="Times New Roman" w:eastAsia="Times New Roman" w:cs="Times New Roman"/>
+                <w:rFonts w:ascii="Times New Roman" w:eastAsia="Times New Roman" w:hAnsi="Times New Roman" w:cs="Times New Roman"/>
                 <w:sz w:val="28"/>
                 <w:szCs w:val="28"/>
               </w:rPr>
@@ -2496,17 +2461,16 @@
               <w:spacing w:line="360" w:lineRule="auto"/>
               <w:jc w:val="center"/>
               <w:rPr>
-                <w:rFonts w:ascii="Times New Roman" w:hAnsi="Times New Roman" w:eastAsia="Times New Roman" w:cs="Times New Roman"/>
-                <w:sz w:val="28"/>
-                <w:szCs w:val="28"/>
-              </w:rPr>
-            </w:pPr>
-            <w:r>
-              <w:rPr>
-                <w:rFonts w:ascii="Times New Roman" w:hAnsi="Times New Roman" w:eastAsia="Times New Roman" w:cs="Times New Roman"/>
-                <w:sz w:val="28"/>
-                <w:szCs w:val="28"/>
-                <w:lang w:val="ru-RU"/>
+                <w:rFonts w:ascii="Times New Roman" w:eastAsia="Times New Roman" w:hAnsi="Times New Roman" w:cs="Times New Roman"/>
+                <w:sz w:val="28"/>
+                <w:szCs w:val="28"/>
+              </w:rPr>
+            </w:pPr>
+            <w:r>
+              <w:rPr>
+                <w:rFonts w:ascii="Times New Roman" w:eastAsia="Times New Roman" w:hAnsi="Times New Roman" w:cs="Times New Roman"/>
+                <w:sz w:val="28"/>
+                <w:szCs w:val="28"/>
               </w:rPr>
               <w:t>Н-с</w:t>
             </w:r>
@@ -2526,17 +2490,16 @@
               <w:spacing w:line="360" w:lineRule="auto"/>
               <w:jc w:val="center"/>
               <w:rPr>
-                <w:rFonts w:ascii="Times New Roman" w:hAnsi="Times New Roman" w:eastAsia="Times New Roman" w:cs="Times New Roman"/>
-                <w:sz w:val="28"/>
-                <w:szCs w:val="28"/>
-              </w:rPr>
-            </w:pPr>
-            <w:r>
-              <w:rPr>
-                <w:rFonts w:ascii="Times New Roman" w:hAnsi="Times New Roman" w:eastAsia="Times New Roman" w:cs="Times New Roman"/>
-                <w:sz w:val="28"/>
-                <w:szCs w:val="28"/>
-                <w:lang w:val="ru-RU"/>
+                <w:rFonts w:ascii="Times New Roman" w:eastAsia="Times New Roman" w:hAnsi="Times New Roman" w:cs="Times New Roman"/>
+                <w:sz w:val="28"/>
+                <w:szCs w:val="28"/>
+              </w:rPr>
+            </w:pPr>
+            <w:r>
+              <w:rPr>
+                <w:rFonts w:ascii="Times New Roman" w:eastAsia="Times New Roman" w:hAnsi="Times New Roman" w:cs="Times New Roman"/>
+                <w:sz w:val="28"/>
+                <w:szCs w:val="28"/>
               </w:rPr>
               <w:t>в</w:t>
             </w:r>
@@ -2553,22 +2516,21 @@
           </w:tcPr>
           <w:p>
             <w:pPr>
-              <w:spacing w:before="240" w:beforeAutospacing="off" w:after="240" w:afterAutospacing="off" w:line="360" w:lineRule="auto"/>
-              <w:jc w:val="center"/>
-              <w:rPr>
-                <w:rFonts w:ascii="Times New Roman" w:hAnsi="Times New Roman" w:eastAsia="Times New Roman" w:cs="Times New Roman"/>
-                <w:color w:val="000000" w:themeColor="text1" w:themeTint="FF" w:themeShade="FF"/>
-                <w:sz w:val="28"/>
-                <w:szCs w:val="28"/>
-              </w:rPr>
-            </w:pPr>
-            <w:r>
-              <w:rPr>
-                <w:rFonts w:ascii="Times New Roman" w:hAnsi="Times New Roman" w:eastAsia="Times New Roman" w:cs="Times New Roman"/>
-                <w:color w:val="000000" w:themeColor="text1" w:themeTint="FF" w:themeShade="FF"/>
-                <w:sz w:val="28"/>
-                <w:szCs w:val="28"/>
-                <w:lang w:val="ru-RU"/>
+              <w:spacing w:before="240" w:after="240" w:line="360" w:lineRule="auto"/>
+              <w:jc w:val="center"/>
+              <w:rPr>
+                <w:rFonts w:ascii="Times New Roman" w:eastAsia="Times New Roman" w:hAnsi="Times New Roman" w:cs="Times New Roman"/>
+                <w:color w:val="000000" w:themeColor="text1"/>
+                <w:sz w:val="28"/>
+                <w:szCs w:val="28"/>
+              </w:rPr>
+            </w:pPr>
+            <w:r>
+              <w:rPr>
+                <w:rFonts w:ascii="Times New Roman" w:eastAsia="Times New Roman" w:hAnsi="Times New Roman" w:cs="Times New Roman"/>
+                <w:color w:val="000000" w:themeColor="text1"/>
+                <w:sz w:val="28"/>
+                <w:szCs w:val="28"/>
               </w:rPr>
               <w:t>Узнать, что нужно малому бизнесу, добавить отличительные функции, начать маркетинг заранее.</w:t>
             </w:r>
@@ -2578,7 +2540,7 @@
               <w:spacing w:line="360" w:lineRule="auto"/>
               <w:jc w:val="center"/>
               <w:rPr>
-                <w:rFonts w:ascii="Times New Roman" w:hAnsi="Times New Roman" w:eastAsia="Times New Roman" w:cs="Times New Roman"/>
+                <w:rFonts w:ascii="Times New Roman" w:eastAsia="Times New Roman" w:hAnsi="Times New Roman" w:cs="Times New Roman"/>
                 <w:sz w:val="28"/>
                 <w:szCs w:val="28"/>
               </w:rPr>
@@ -2604,17 +2566,16 @@
               <w:spacing w:line="360" w:lineRule="auto"/>
               <w:jc w:val="center"/>
               <w:rPr>
-                <w:rFonts w:ascii="Times New Roman" w:hAnsi="Times New Roman" w:eastAsia="Times New Roman" w:cs="Times New Roman"/>
-                <w:sz w:val="28"/>
-                <w:szCs w:val="28"/>
-              </w:rPr>
-            </w:pPr>
-            <w:r>
-              <w:rPr>
-                <w:rFonts w:ascii="Times New Roman" w:hAnsi="Times New Roman" w:eastAsia="Times New Roman" w:cs="Times New Roman"/>
-                <w:sz w:val="28"/>
-                <w:szCs w:val="28"/>
-                <w:lang w:val="ru-RU"/>
+                <w:rFonts w:ascii="Times New Roman" w:eastAsia="Times New Roman" w:hAnsi="Times New Roman" w:cs="Times New Roman"/>
+                <w:sz w:val="28"/>
+                <w:szCs w:val="28"/>
+              </w:rPr>
+            </w:pPr>
+            <w:r>
+              <w:rPr>
+                <w:rFonts w:ascii="Times New Roman" w:eastAsia="Times New Roman" w:hAnsi="Times New Roman" w:cs="Times New Roman"/>
+                <w:sz w:val="28"/>
+                <w:szCs w:val="28"/>
               </w:rPr>
               <w:t>6</w:t>
             </w:r>
@@ -2631,23 +2592,21 @@
           </w:tcPr>
           <w:p>
             <w:pPr>
-              <w:spacing w:before="240" w:beforeAutospacing="off" w:after="240" w:afterAutospacing="off" w:line="360" w:lineRule="auto"/>
-              <w:ind w:left="0" w:right="0"/>
-              <w:jc w:val="center"/>
-              <w:rPr>
-                <w:rFonts w:ascii="Times New Roman" w:hAnsi="Times New Roman" w:eastAsia="Times New Roman" w:cs="Times New Roman"/>
-                <w:color w:val="000000" w:themeColor="text1" w:themeTint="FF" w:themeShade="FF"/>
-                <w:sz w:val="28"/>
-                <w:szCs w:val="28"/>
-              </w:rPr>
-            </w:pPr>
-            <w:r>
-              <w:rPr>
-                <w:rFonts w:ascii="Times New Roman" w:hAnsi="Times New Roman" w:eastAsia="Times New Roman" w:cs="Times New Roman"/>
-                <w:color w:val="000000" w:themeColor="text1" w:themeTint="FF" w:themeShade="FF"/>
-                <w:sz w:val="28"/>
-                <w:szCs w:val="28"/>
-                <w:lang w:val="ru-RU"/>
+              <w:spacing w:before="240" w:after="240" w:line="360" w:lineRule="auto"/>
+              <w:jc w:val="center"/>
+              <w:rPr>
+                <w:rFonts w:ascii="Times New Roman" w:eastAsia="Times New Roman" w:hAnsi="Times New Roman" w:cs="Times New Roman"/>
+                <w:color w:val="000000" w:themeColor="text1"/>
+                <w:sz w:val="28"/>
+                <w:szCs w:val="28"/>
+              </w:rPr>
+            </w:pPr>
+            <w:r>
+              <w:rPr>
+                <w:rFonts w:ascii="Times New Roman" w:eastAsia="Times New Roman" w:hAnsi="Times New Roman" w:cs="Times New Roman"/>
+                <w:color w:val="000000" w:themeColor="text1"/>
+                <w:sz w:val="28"/>
+                <w:szCs w:val="28"/>
               </w:rPr>
               <w:t>Сроки проекта</w:t>
             </w:r>
@@ -2657,7 +2616,7 @@
               <w:spacing w:line="360" w:lineRule="auto"/>
               <w:jc w:val="center"/>
               <w:rPr>
-                <w:rFonts w:ascii="Times New Roman" w:hAnsi="Times New Roman" w:eastAsia="Times New Roman" w:cs="Times New Roman"/>
+                <w:rFonts w:ascii="Times New Roman" w:eastAsia="Times New Roman" w:hAnsi="Times New Roman" w:cs="Times New Roman"/>
                 <w:sz w:val="28"/>
                 <w:szCs w:val="28"/>
               </w:rPr>
@@ -2678,37 +2637,18 @@
               <w:spacing w:line="360" w:lineRule="auto"/>
               <w:jc w:val="center"/>
               <w:rPr>
-                <w:rFonts w:ascii="Times New Roman" w:hAnsi="Times New Roman" w:eastAsia="Times New Roman" w:cs="Times New Roman"/>
-                <w:sz w:val="28"/>
-                <w:szCs w:val="28"/>
-              </w:rPr>
-            </w:pPr>
-            <w:r>
-              <w:rPr>
-                <w:rFonts w:ascii="Times New Roman" w:hAnsi="Times New Roman" w:eastAsia="Times New Roman" w:cs="Times New Roman"/>
-                <w:sz w:val="28"/>
-                <w:szCs w:val="28"/>
-                <w:lang w:val="ru-RU"/>
-              </w:rPr>
-              <w:t xml:space="preserve">6 месяцев может быть мало. </w:t>
-            </w:r>
-            <w:r>
-              <w:rPr>
-                <w:rFonts w:ascii="Times New Roman" w:hAnsi="Times New Roman" w:eastAsia="Times New Roman" w:cs="Times New Roman"/>
-                <w:sz w:val="28"/>
-                <w:szCs w:val="28"/>
-                <w:lang w:val="ru-RU"/>
-              </w:rPr>
-              <w:t>Рискне</w:t>
-            </w:r>
-            <w:r>
-              <w:rPr>
-                <w:rFonts w:ascii="Times New Roman" w:hAnsi="Times New Roman" w:eastAsia="Times New Roman" w:cs="Times New Roman"/>
-                <w:sz w:val="28"/>
-                <w:szCs w:val="28"/>
-                <w:lang w:val="ru-RU"/>
-              </w:rPr>
-              <w:t xml:space="preserve"> уложится</w:t>
+                <w:rFonts w:ascii="Times New Roman" w:eastAsia="Times New Roman" w:hAnsi="Times New Roman" w:cs="Times New Roman"/>
+                <w:sz w:val="28"/>
+                <w:szCs w:val="28"/>
+              </w:rPr>
+            </w:pPr>
+            <w:r>
+              <w:rPr>
+                <w:rFonts w:ascii="Times New Roman" w:eastAsia="Times New Roman" w:hAnsi="Times New Roman" w:cs="Times New Roman"/>
+                <w:sz w:val="28"/>
+                <w:szCs w:val="28"/>
+              </w:rPr>
+              <w:t>6 месяцев может быть мало. Рискне уложится</w:t>
             </w:r>
           </w:p>
         </w:tc>
@@ -2726,17 +2666,16 @@
               <w:spacing w:line="360" w:lineRule="auto"/>
               <w:jc w:val="center"/>
               <w:rPr>
-                <w:rFonts w:ascii="Times New Roman" w:hAnsi="Times New Roman" w:eastAsia="Times New Roman" w:cs="Times New Roman"/>
-                <w:sz w:val="28"/>
-                <w:szCs w:val="28"/>
-              </w:rPr>
-            </w:pPr>
-            <w:r>
-              <w:rPr>
-                <w:rFonts w:ascii="Times New Roman" w:hAnsi="Times New Roman" w:eastAsia="Times New Roman" w:cs="Times New Roman"/>
-                <w:sz w:val="28"/>
-                <w:szCs w:val="28"/>
-                <w:lang w:val="ru-RU"/>
+                <w:rFonts w:ascii="Times New Roman" w:eastAsia="Times New Roman" w:hAnsi="Times New Roman" w:cs="Times New Roman"/>
+                <w:sz w:val="28"/>
+                <w:szCs w:val="28"/>
+              </w:rPr>
+            </w:pPr>
+            <w:r>
+              <w:rPr>
+                <w:rFonts w:ascii="Times New Roman" w:eastAsia="Times New Roman" w:hAnsi="Times New Roman" w:cs="Times New Roman"/>
+                <w:sz w:val="28"/>
+                <w:szCs w:val="28"/>
               </w:rPr>
               <w:t>с</w:t>
             </w:r>
@@ -2756,17 +2695,16 @@
               <w:spacing w:line="360" w:lineRule="auto"/>
               <w:jc w:val="center"/>
               <w:rPr>
-                <w:rFonts w:ascii="Times New Roman" w:hAnsi="Times New Roman" w:eastAsia="Times New Roman" w:cs="Times New Roman"/>
-                <w:sz w:val="28"/>
-                <w:szCs w:val="28"/>
-              </w:rPr>
-            </w:pPr>
-            <w:r>
-              <w:rPr>
-                <w:rFonts w:ascii="Times New Roman" w:hAnsi="Times New Roman" w:eastAsia="Times New Roman" w:cs="Times New Roman"/>
-                <w:sz w:val="28"/>
-                <w:szCs w:val="28"/>
-                <w:lang w:val="ru-RU"/>
+                <w:rFonts w:ascii="Times New Roman" w:eastAsia="Times New Roman" w:hAnsi="Times New Roman" w:cs="Times New Roman"/>
+                <w:sz w:val="28"/>
+                <w:szCs w:val="28"/>
+              </w:rPr>
+            </w:pPr>
+            <w:r>
+              <w:rPr>
+                <w:rFonts w:ascii="Times New Roman" w:eastAsia="Times New Roman" w:hAnsi="Times New Roman" w:cs="Times New Roman"/>
+                <w:sz w:val="28"/>
+                <w:szCs w:val="28"/>
               </w:rPr>
               <w:t>в</w:t>
             </w:r>
@@ -2783,22 +2721,21 @@
           </w:tcPr>
           <w:p>
             <w:pPr>
-              <w:spacing w:before="240" w:beforeAutospacing="off" w:after="240" w:afterAutospacing="off" w:line="360" w:lineRule="auto"/>
-              <w:jc w:val="center"/>
-              <w:rPr>
-                <w:rFonts w:ascii="Times New Roman" w:hAnsi="Times New Roman" w:eastAsia="Times New Roman" w:cs="Times New Roman"/>
-                <w:color w:val="000000" w:themeColor="text1" w:themeTint="FF" w:themeShade="FF"/>
-                <w:sz w:val="28"/>
-                <w:szCs w:val="28"/>
-              </w:rPr>
-            </w:pPr>
-            <w:r>
-              <w:rPr>
-                <w:rFonts w:ascii="Times New Roman" w:hAnsi="Times New Roman" w:eastAsia="Times New Roman" w:cs="Times New Roman"/>
-                <w:color w:val="000000" w:themeColor="text1" w:themeTint="FF" w:themeShade="FF"/>
-                <w:sz w:val="28"/>
-                <w:szCs w:val="28"/>
-                <w:lang w:val="ru-RU"/>
+              <w:spacing w:before="240" w:after="240" w:line="360" w:lineRule="auto"/>
+              <w:jc w:val="center"/>
+              <w:rPr>
+                <w:rFonts w:ascii="Times New Roman" w:eastAsia="Times New Roman" w:hAnsi="Times New Roman" w:cs="Times New Roman"/>
+                <w:color w:val="000000" w:themeColor="text1"/>
+                <w:sz w:val="28"/>
+                <w:szCs w:val="28"/>
+              </w:rPr>
+            </w:pPr>
+            <w:r>
+              <w:rPr>
+                <w:rFonts w:ascii="Times New Roman" w:eastAsia="Times New Roman" w:hAnsi="Times New Roman" w:cs="Times New Roman"/>
+                <w:color w:val="000000" w:themeColor="text1"/>
+                <w:sz w:val="28"/>
+                <w:szCs w:val="28"/>
               </w:rPr>
               <w:t>Разбить работу на этапы, выделить важные функции в первую очередь, регулярно проверять прогресс.</w:t>
             </w:r>
@@ -2808,7 +2745,7 @@
               <w:spacing w:line="360" w:lineRule="auto"/>
               <w:jc w:val="center"/>
               <w:rPr>
-                <w:rFonts w:ascii="Times New Roman" w:hAnsi="Times New Roman" w:eastAsia="Times New Roman" w:cs="Times New Roman"/>
+                <w:rFonts w:ascii="Times New Roman" w:eastAsia="Times New Roman" w:hAnsi="Times New Roman" w:cs="Times New Roman"/>
                 <w:sz w:val="28"/>
                 <w:szCs w:val="28"/>
               </w:rPr>
@@ -2819,15 +2756,12 @@
     </w:tbl>
     <w:p>
       <w:pPr>
-        <w:bidi w:val="0"/>
         <w:spacing w:line="360" w:lineRule="auto"/>
         <w:jc w:val="center"/>
         <w:rPr>
-          <w:rFonts w:ascii="Times New Roman" w:hAnsi="Times New Roman" w:eastAsia="Times New Roman" w:cs="Times New Roman"/>
-          <w:noProof w:val="0"/>
-          <w:sz w:val="28"/>
-          <w:szCs w:val="28"/>
-          <w:lang w:val="ru-RU"/>
+          <w:rFonts w:ascii="Times New Roman" w:eastAsia="Times New Roman" w:hAnsi="Times New Roman" w:cs="Times New Roman"/>
+          <w:sz w:val="28"/>
+          <w:szCs w:val="28"/>
         </w:rPr>
       </w:pPr>
     </w:p>
@@ -2838,20 +2772,20 @@
         <w:ind w:left="2832" w:firstLine="708"/>
         <w:jc w:val="center"/>
         <w:rPr>
-          <w:rFonts w:ascii="Times New Roman" w:hAnsi="Times New Roman" w:eastAsia="Times New Roman" w:cs="Times New Roman"/>
-          <w:color w:val="34343C"/>
-          <w:sz w:val="28"/>
-          <w:szCs w:val="28"/>
-          <w:lang w:eastAsia="ru-RU"/>
-        </w:rPr>
-      </w:pPr>
-    </w:p>
-    <w:p w14:noSpellErr="1">
+          <w:rFonts w:ascii="Times New Roman" w:eastAsia="Times New Roman" w:hAnsi="Times New Roman" w:cs="Times New Roman"/>
+          <w:color w:val="34343C"/>
+          <w:sz w:val="28"/>
+          <w:szCs w:val="28"/>
+          <w:lang w:eastAsia="ru-RU"/>
+        </w:rPr>
+      </w:pPr>
+    </w:p>
+    <w:p>
       <w:pPr>
         <w:spacing w:before="270" w:after="270" w:line="360" w:lineRule="auto"/>
         <w:jc w:val="center"/>
         <w:rPr>
-          <w:rFonts w:ascii="Times New Roman" w:hAnsi="Times New Roman" w:eastAsia="Times New Roman" w:cs="Times New Roman"/>
+          <w:rFonts w:ascii="Times New Roman" w:eastAsia="Times New Roman" w:hAnsi="Times New Roman" w:cs="Times New Roman"/>
           <w:color w:val="34343C"/>
           <w:sz w:val="28"/>
           <w:szCs w:val="28"/>
@@ -2861,12 +2795,12 @@
         <w:br/>
       </w:r>
     </w:p>
-    <w:p w14:noSpellErr="1">
+    <w:p>
       <w:pPr>
         <w:spacing w:before="270" w:after="270" w:line="360" w:lineRule="auto"/>
         <w:jc w:val="center"/>
         <w:rPr>
-          <w:rFonts w:ascii="Times New Roman" w:hAnsi="Times New Roman" w:eastAsia="Times New Roman" w:cs="Times New Roman"/>
+          <w:rFonts w:ascii="Times New Roman" w:eastAsia="Times New Roman" w:hAnsi="Times New Roman" w:cs="Times New Roman"/>
           <w:color w:val="000000" w:themeColor="text1"/>
           <w:sz w:val="28"/>
           <w:szCs w:val="28"/>
@@ -2874,20 +2808,20 @@
       </w:pPr>
       <w:r>
         <w:rPr>
-          <w:rFonts w:ascii="Times New Roman" w:hAnsi="Times New Roman" w:eastAsia="Times New Roman" w:cs="Times New Roman"/>
-          <w:color w:val="000000" w:themeColor="text1" w:themeTint="FF" w:themeShade="FF"/>
+          <w:rFonts w:ascii="Times New Roman" w:eastAsia="Times New Roman" w:hAnsi="Times New Roman" w:cs="Times New Roman"/>
+          <w:color w:val="000000" w:themeColor="text1"/>
           <w:sz w:val="28"/>
           <w:szCs w:val="28"/>
         </w:rPr>
         <w:t xml:space="preserve"> </w:t>
       </w:r>
     </w:p>
-    <w:p w14:noSpellErr="1">
+    <w:p>
       <w:pPr>
         <w:spacing w:before="270" w:after="270" w:line="360" w:lineRule="auto"/>
         <w:jc w:val="center"/>
         <w:rPr>
-          <w:rFonts w:ascii="Times New Roman" w:hAnsi="Times New Roman" w:eastAsia="Times New Roman" w:cs="Times New Roman"/>
+          <w:rFonts w:ascii="Times New Roman" w:eastAsia="Times New Roman" w:hAnsi="Times New Roman" w:cs="Times New Roman"/>
           <w:color w:val="000000" w:themeColor="text1"/>
           <w:sz w:val="28"/>
           <w:szCs w:val="28"/>
@@ -2895,44 +2829,44 @@
       </w:pPr>
       <w:r>
         <w:rPr>
-          <w:rFonts w:ascii="Times New Roman" w:hAnsi="Times New Roman" w:eastAsia="Times New Roman" w:cs="Times New Roman"/>
-          <w:color w:val="000000" w:themeColor="text1" w:themeTint="FF" w:themeShade="FF"/>
+          <w:rFonts w:ascii="Times New Roman" w:eastAsia="Times New Roman" w:hAnsi="Times New Roman" w:cs="Times New Roman"/>
+          <w:color w:val="000000" w:themeColor="text1"/>
           <w:sz w:val="28"/>
           <w:szCs w:val="28"/>
         </w:rPr>
         <w:t xml:space="preserve"> </w:t>
       </w:r>
     </w:p>
-    <w:p w14:noSpellErr="1">
+    <w:p>
       <w:pPr>
         <w:spacing w:before="270" w:after="270" w:line="360" w:lineRule="auto"/>
         <w:jc w:val="center"/>
         <w:rPr>
-          <w:rFonts w:ascii="Times New Roman" w:hAnsi="Times New Roman" w:eastAsia="Times New Roman" w:cs="Times New Roman"/>
-          <w:b w:val="1"/>
-          <w:bCs w:val="1"/>
+          <w:rFonts w:ascii="Times New Roman" w:eastAsia="Times New Roman" w:hAnsi="Times New Roman" w:cs="Times New Roman"/>
+          <w:b/>
+          <w:bCs/>
           <w:sz w:val="28"/>
           <w:szCs w:val="28"/>
         </w:rPr>
       </w:pPr>
       <w:r>
         <w:rPr>
-          <w:rFonts w:ascii="Times New Roman" w:hAnsi="Times New Roman" w:eastAsia="Times New Roman" w:cs="Times New Roman"/>
-          <w:color w:val="000000" w:themeColor="text1" w:themeTint="FF" w:themeShade="FF"/>
+          <w:rFonts w:ascii="Times New Roman" w:eastAsia="Times New Roman" w:hAnsi="Times New Roman" w:cs="Times New Roman"/>
+          <w:color w:val="000000" w:themeColor="text1"/>
           <w:sz w:val="28"/>
           <w:szCs w:val="28"/>
         </w:rPr>
         <w:t xml:space="preserve"> </w:t>
       </w:r>
     </w:p>
-    <w:p w14:noSpellErr="1">
+    <w:p>
       <w:pPr>
         <w:spacing w:before="270" w:after="270" w:line="360" w:lineRule="auto"/>
         <w:jc w:val="center"/>
         <w:rPr>
-          <w:rFonts w:ascii="Times New Roman" w:hAnsi="Times New Roman" w:eastAsia="Times New Roman" w:cs="Times New Roman"/>
-          <w:b w:val="1"/>
-          <w:bCs w:val="1"/>
+          <w:rFonts w:ascii="Times New Roman" w:eastAsia="Times New Roman" w:hAnsi="Times New Roman" w:cs="Times New Roman"/>
+          <w:b/>
+          <w:bCs/>
           <w:sz w:val="28"/>
           <w:szCs w:val="28"/>
         </w:rPr>
@@ -2943,7 +2877,7 @@
         <w:spacing w:before="270" w:after="270" w:line="324" w:lineRule="auto"/>
         <w:jc w:val="center"/>
         <w:rPr>
-          <w:rFonts w:ascii="Times New Roman" w:hAnsi="Times New Roman" w:eastAsia="Times New Roman" w:cs="Times New Roman"/>
+          <w:rFonts w:ascii="Times New Roman" w:eastAsia="Times New Roman" w:hAnsi="Times New Roman" w:cs="Times New Roman"/>
           <w:b/>
           <w:bCs/>
           <w:sz w:val="28"/>
@@ -2952,9 +2886,9 @@
       </w:pPr>
     </w:p>
     <w:sectPr>
-      <w:headerReference w:type="default" r:id="rId58"/>
-      <w:footerReference w:type="default" r:id="rId59"/>
-      <w:pgSz w:w="11906" w:h="16838" w:orient="portrait"/>
+      <w:headerReference w:type="default" r:id="rId8"/>
+      <w:footerReference w:type="default" r:id="rId9"/>
+      <w:pgSz w:w="11906" w:h="16838"/>
       <w:pgMar w:top="1440" w:right="1440" w:bottom="1440" w:left="1440" w:header="720" w:footer="720" w:gutter="0"/>
       <w:cols w:space="720"/>
       <w:docGrid w:linePitch="360"/>
@@ -2964,7 +2898,7 @@
 </file>
 
 <file path=word/endnotes.xml><?xml version="1.0" encoding="utf-8"?>
-<w:endnotes xmlns:wpc="http://schemas.microsoft.com/office/word/2010/wordprocessingCanvas" xmlns:cx="http://schemas.microsoft.com/office/drawing/2014/chartex" xmlns:cx1="http://schemas.microsoft.com/office/drawing/2015/9/8/chartex" xmlns:cx2="http://schemas.microsoft.com/office/drawing/2015/10/21/chartex" xmlns:cx3="http://schemas.microsoft.com/office/drawing/2016/5/9/chartex" xmlns:cx4="http://schemas.microsoft.com/office/drawing/2016/5/10/chartex" xmlns:cx5="http://schemas.microsoft.com/office/drawing/2016/5/11/chartex" xmlns:cx6="http://schemas.microsoft.com/office/drawing/2016/5/12/chartex" xmlns:cx7="http://schemas.microsoft.com/office/drawing/2016/5/13/chartex" xmlns:cx8="http://schemas.microsoft.com/office/drawing/2016/5/14/chartex" xmlns:mc="http://schemas.openxmlformats.org/markup-compatibility/2006" xmlns:aink="http://schemas.microsoft.com/office/drawing/2016/ink" xmlns:am3d="http://schemas.microsoft.com/office/drawing/2017/model3d" xmlns:o="urn:schemas-microsoft-com:office:office" xmlns:r="http://schemas.openxmlformats.org/officeDocument/2006/relationships" xmlns:m="http://schemas.openxmlformats.org/officeDocument/2006/math" xmlns:v="urn:schemas-microsoft-com:vml" xmlns:wp14="http://schemas.microsoft.com/office/word/2010/wordprocessingDrawing" xmlns:wp="http://schemas.openxmlformats.org/drawingml/2006/wordprocessingDrawing" xmlns:w10="urn:schemas-microsoft-com:office:word" xmlns:w="http://schemas.openxmlformats.org/wordprocessingml/2006/main" xmlns:w14="http://schemas.microsoft.com/office/word/2010/wordml" xmlns:w15="http://schemas.microsoft.com/office/word/2012/wordml" xmlns:w16cex="http://schemas.microsoft.com/office/word/2018/wordml/cex" xmlns:w16cid="http://schemas.microsoft.com/office/word/2016/wordml/cid" xmlns:w16="http://schemas.microsoft.com/office/word/2018/wordml" xmlns:w16sdtdh="http://schemas.microsoft.com/office/word/2020/wordml/sdtdatahash" xmlns:w16se="http://schemas.microsoft.com/office/word/2015/wordml/symex" xmlns:wpg="http://schemas.microsoft.com/office/word/2010/wordprocessingGroup" xmlns:wpi="http://schemas.microsoft.com/office/word/2010/wordprocessingInk" xmlns:wne="http://schemas.microsoft.com/office/word/2006/wordml" xmlns:wps="http://schemas.microsoft.com/office/word/2010/wordprocessingShape" mc:Ignorable="w14 w15 w16se w16cid w16 w16cex w16sdtdh wp14">
+<w:endnotes xmlns:wpc="http://schemas.microsoft.com/office/word/2010/wordprocessingCanvas" xmlns:mc="http://schemas.openxmlformats.org/markup-compatibility/2006" xmlns:o="urn:schemas-microsoft-com:office:office" xmlns:r="http://schemas.openxmlformats.org/officeDocument/2006/relationships" xmlns:m="http://schemas.openxmlformats.org/officeDocument/2006/math" xmlns:v="urn:schemas-microsoft-com:vml" xmlns:wp14="http://schemas.microsoft.com/office/word/2010/wordprocessingDrawing" xmlns:wp="http://schemas.openxmlformats.org/drawingml/2006/wordprocessingDrawing" xmlns:w10="urn:schemas-microsoft-com:office:word" xmlns:w="http://schemas.openxmlformats.org/wordprocessingml/2006/main" xmlns:w14="http://schemas.microsoft.com/office/word/2010/wordml" xmlns:wpg="http://schemas.microsoft.com/office/word/2010/wordprocessingGroup" xmlns:wpi="http://schemas.microsoft.com/office/word/2010/wordprocessingInk" xmlns:wne="http://schemas.microsoft.com/office/word/2006/wordml" xmlns:wps="http://schemas.microsoft.com/office/word/2010/wordprocessingShape" mc:Ignorable="w14 wp14">
   <w:endnote w:type="separator" w:id="-1">
     <w:p>
       <w:pPr>
@@ -2989,7 +2923,7 @@
 </file>
 
 <file path=word/footer1.xml><?xml version="1.0" encoding="utf-8"?>
-<w:ftr xmlns:wpc="http://schemas.microsoft.com/office/word/2010/wordprocessingCanvas" xmlns:cx="http://schemas.microsoft.com/office/drawing/2014/chartex" xmlns:cx1="http://schemas.microsoft.com/office/drawing/2015/9/8/chartex" xmlns:cx2="http://schemas.microsoft.com/office/drawing/2015/10/21/chartex" xmlns:cx3="http://schemas.microsoft.com/office/drawing/2016/5/9/chartex" xmlns:cx4="http://schemas.microsoft.com/office/drawing/2016/5/10/chartex" xmlns:cx5="http://schemas.microsoft.com/office/drawing/2016/5/11/chartex" xmlns:cx6="http://schemas.microsoft.com/office/drawing/2016/5/12/chartex" xmlns:cx7="http://schemas.microsoft.com/office/drawing/2016/5/13/chartex" xmlns:cx8="http://schemas.microsoft.com/office/drawing/2016/5/14/chartex" xmlns:mc="http://schemas.openxmlformats.org/markup-compatibility/2006" xmlns:aink="http://schemas.microsoft.com/office/drawing/2016/ink" xmlns:am3d="http://schemas.microsoft.com/office/drawing/2017/model3d" xmlns:o="urn:schemas-microsoft-com:office:office" xmlns:r="http://schemas.openxmlformats.org/officeDocument/2006/relationships" xmlns:m="http://schemas.openxmlformats.org/officeDocument/2006/math" xmlns:v="urn:schemas-microsoft-com:vml" xmlns:wp14="http://schemas.microsoft.com/office/word/2010/wordprocessingDrawing" xmlns:wp="http://schemas.openxmlformats.org/drawingml/2006/wordprocessingDrawing" xmlns:w10="urn:schemas-microsoft-com:office:word" xmlns:w="http://schemas.openxmlformats.org/wordprocessingml/2006/main" xmlns:w14="http://schemas.microsoft.com/office/word/2010/wordml" xmlns:w15="http://schemas.microsoft.com/office/word/2012/wordml" xmlns:w16cex="http://schemas.microsoft.com/office/word/2018/wordml/cex" xmlns:w16cid="http://schemas.microsoft.com/office/word/2016/wordml/cid" xmlns:w16="http://schemas.microsoft.com/office/word/2018/wordml" xmlns:w16sdtdh="http://schemas.microsoft.com/office/word/2020/wordml/sdtdatahash" xmlns:w16se="http://schemas.microsoft.com/office/word/2015/wordml/symex" xmlns:wpg="http://schemas.microsoft.com/office/word/2010/wordprocessingGroup" xmlns:wpi="http://schemas.microsoft.com/office/word/2010/wordprocessingInk" xmlns:wne="http://schemas.microsoft.com/office/word/2006/wordml" xmlns:wps="http://schemas.microsoft.com/office/word/2010/wordprocessingShape" mc:Ignorable="w14 w15 w16se w16cid w16 w16cex w16sdtdh wp14">
+<w:ftr xmlns:wpc="http://schemas.microsoft.com/office/word/2010/wordprocessingCanvas" xmlns:mc="http://schemas.openxmlformats.org/markup-compatibility/2006" xmlns:o="urn:schemas-microsoft-com:office:office" xmlns:r="http://schemas.openxmlformats.org/officeDocument/2006/relationships" xmlns:m="http://schemas.openxmlformats.org/officeDocument/2006/math" xmlns:v="urn:schemas-microsoft-com:vml" xmlns:wp14="http://schemas.microsoft.com/office/word/2010/wordprocessingDrawing" xmlns:wp="http://schemas.openxmlformats.org/drawingml/2006/wordprocessingDrawing" xmlns:w10="urn:schemas-microsoft-com:office:word" xmlns:w="http://schemas.openxmlformats.org/wordprocessingml/2006/main" xmlns:w14="http://schemas.microsoft.com/office/word/2010/wordml" xmlns:wpg="http://schemas.microsoft.com/office/word/2010/wordprocessingGroup" xmlns:wpi="http://schemas.microsoft.com/office/word/2010/wordprocessingInk" xmlns:wne="http://schemas.microsoft.com/office/word/2006/wordml" xmlns:wps="http://schemas.microsoft.com/office/word/2010/wordprocessingShape" mc:Ignorable="w14 wp14">
   <w:tbl>
     <w:tblPr>
       <w:tblW w:w="0" w:type="auto"/>
@@ -3050,7 +2984,7 @@
 </file>
 
 <file path=word/footnotes.xml><?xml version="1.0" encoding="utf-8"?>
-<w:footnotes xmlns:wpc="http://schemas.microsoft.com/office/word/2010/wordprocessingCanvas" xmlns:cx="http://schemas.microsoft.com/office/drawing/2014/chartex" xmlns:cx1="http://schemas.microsoft.com/office/drawing/2015/9/8/chartex" xmlns:cx2="http://schemas.microsoft.com/office/drawing/2015/10/21/chartex" xmlns:cx3="http://schemas.microsoft.com/office/drawing/2016/5/9/chartex" xmlns:cx4="http://schemas.microsoft.com/office/drawing/2016/5/10/chartex" xmlns:cx5="http://schemas.microsoft.com/office/drawing/2016/5/11/chartex" xmlns:cx6="http://schemas.microsoft.com/office/drawing/2016/5/12/chartex" xmlns:cx7="http://schemas.microsoft.com/office/drawing/2016/5/13/chartex" xmlns:cx8="http://schemas.microsoft.com/office/drawing/2016/5/14/chartex" xmlns:mc="http://schemas.openxmlformats.org/markup-compatibility/2006" xmlns:aink="http://schemas.microsoft.com/office/drawing/2016/ink" xmlns:am3d="http://schemas.microsoft.com/office/drawing/2017/model3d" xmlns:o="urn:schemas-microsoft-com:office:office" xmlns:r="http://schemas.openxmlformats.org/officeDocument/2006/relationships" xmlns:m="http://schemas.openxmlformats.org/officeDocument/2006/math" xmlns:v="urn:schemas-microsoft-com:vml" xmlns:wp14="http://schemas.microsoft.com/office/word/2010/wordprocessingDrawing" xmlns:wp="http://schemas.openxmlformats.org/drawingml/2006/wordprocessingDrawing" xmlns:w10="urn:schemas-microsoft-com:office:word" xmlns:w="http://schemas.openxmlformats.org/wordprocessingml/2006/main" xmlns:w14="http://schemas.microsoft.com/office/word/2010/wordml" xmlns:w15="http://schemas.microsoft.com/office/word/2012/wordml" xmlns:w16cex="http://schemas.microsoft.com/office/word/2018/wordml/cex" xmlns:w16cid="http://schemas.microsoft.com/office/word/2016/wordml/cid" xmlns:w16="http://schemas.microsoft.com/office/word/2018/wordml" xmlns:w16sdtdh="http://schemas.microsoft.com/office/word/2020/wordml/sdtdatahash" xmlns:w16se="http://schemas.microsoft.com/office/word/2015/wordml/symex" xmlns:wpg="http://schemas.microsoft.com/office/word/2010/wordprocessingGroup" xmlns:wpi="http://schemas.microsoft.com/office/word/2010/wordprocessingInk" xmlns:wne="http://schemas.microsoft.com/office/word/2006/wordml" xmlns:wps="http://schemas.microsoft.com/office/word/2010/wordprocessingShape" mc:Ignorable="w14 w15 w16se w16cid w16 w16cex w16sdtdh wp14">
+<w:footnotes xmlns:wpc="http://schemas.microsoft.com/office/word/2010/wordprocessingCanvas" xmlns:mc="http://schemas.openxmlformats.org/markup-compatibility/2006" xmlns:o="urn:schemas-microsoft-com:office:office" xmlns:r="http://schemas.openxmlformats.org/officeDocument/2006/relationships" xmlns:m="http://schemas.openxmlformats.org/officeDocument/2006/math" xmlns:v="urn:schemas-microsoft-com:vml" xmlns:wp14="http://schemas.microsoft.com/office/word/2010/wordprocessingDrawing" xmlns:wp="http://schemas.openxmlformats.org/drawingml/2006/wordprocessingDrawing" xmlns:w10="urn:schemas-microsoft-com:office:word" xmlns:w="http://schemas.openxmlformats.org/wordprocessingml/2006/main" xmlns:w14="http://schemas.microsoft.com/office/word/2010/wordml" xmlns:wpg="http://schemas.microsoft.com/office/word/2010/wordprocessingGroup" xmlns:wpi="http://schemas.microsoft.com/office/word/2010/wordprocessingInk" xmlns:wne="http://schemas.microsoft.com/office/word/2006/wordml" xmlns:wps="http://schemas.microsoft.com/office/word/2010/wordprocessingShape" mc:Ignorable="w14 wp14">
   <w:footnote w:type="separator" w:id="-1">
     <w:p>
       <w:pPr>
@@ -3075,7 +3009,7 @@
 </file>
 
 <file path=word/header1.xml><?xml version="1.0" encoding="utf-8"?>
-<w:hdr xmlns:wpc="http://schemas.microsoft.com/office/word/2010/wordprocessingCanvas" xmlns:cx="http://schemas.microsoft.com/office/drawing/2014/chartex" xmlns:cx1="http://schemas.microsoft.com/office/drawing/2015/9/8/chartex" xmlns:cx2="http://schemas.microsoft.com/office/drawing/2015/10/21/chartex" xmlns:cx3="http://schemas.microsoft.com/office/drawing/2016/5/9/chartex" xmlns:cx4="http://schemas.microsoft.com/office/drawing/2016/5/10/chartex" xmlns:cx5="http://schemas.microsoft.com/office/drawing/2016/5/11/chartex" xmlns:cx6="http://schemas.microsoft.com/office/drawing/2016/5/12/chartex" xmlns:cx7="http://schemas.microsoft.com/office/drawing/2016/5/13/chartex" xmlns:cx8="http://schemas.microsoft.com/office/drawing/2016/5/14/chartex" xmlns:mc="http://schemas.openxmlformats.org/markup-compatibility/2006" xmlns:aink="http://schemas.microsoft.com/office/drawing/2016/ink" xmlns:am3d="http://schemas.microsoft.com/office/drawing/2017/model3d" xmlns:o="urn:schemas-microsoft-com:office:office" xmlns:r="http://schemas.openxmlformats.org/officeDocument/2006/relationships" xmlns:m="http://schemas.openxmlformats.org/officeDocument/2006/math" xmlns:v="urn:schemas-microsoft-com:vml" xmlns:wp14="http://schemas.microsoft.com/office/word/2010/wordprocessingDrawing" xmlns:wp="http://schemas.openxmlformats.org/drawingml/2006/wordprocessingDrawing" xmlns:w10="urn:schemas-microsoft-com:office:word" xmlns:w="http://schemas.openxmlformats.org/wordprocessingml/2006/main" xmlns:w14="http://schemas.microsoft.com/office/word/2010/wordml" xmlns:w15="http://schemas.microsoft.com/office/word/2012/wordml" xmlns:w16cex="http://schemas.microsoft.com/office/word/2018/wordml/cex" xmlns:w16cid="http://schemas.microsoft.com/office/word/2016/wordml/cid" xmlns:w16="http://schemas.microsoft.com/office/word/2018/wordml" xmlns:w16sdtdh="http://schemas.microsoft.com/office/word/2020/wordml/sdtdatahash" xmlns:w16se="http://schemas.microsoft.com/office/word/2015/wordml/symex" xmlns:wpg="http://schemas.microsoft.com/office/word/2010/wordprocessingGroup" xmlns:wpi="http://schemas.microsoft.com/office/word/2010/wordprocessingInk" xmlns:wne="http://schemas.microsoft.com/office/word/2006/wordml" xmlns:wps="http://schemas.microsoft.com/office/word/2010/wordprocessingShape" mc:Ignorable="w14 w15 w16se w16cid w16 w16cex w16sdtdh wp14">
+<w:hdr xmlns:wpc="http://schemas.microsoft.com/office/word/2010/wordprocessingCanvas" xmlns:mc="http://schemas.openxmlformats.org/markup-compatibility/2006" xmlns:o="urn:schemas-microsoft-com:office:office" xmlns:r="http://schemas.openxmlformats.org/officeDocument/2006/relationships" xmlns:m="http://schemas.openxmlformats.org/officeDocument/2006/math" xmlns:v="urn:schemas-microsoft-com:vml" xmlns:wp14="http://schemas.microsoft.com/office/word/2010/wordprocessingDrawing" xmlns:wp="http://schemas.openxmlformats.org/drawingml/2006/wordprocessingDrawing" xmlns:w10="urn:schemas-microsoft-com:office:word" xmlns:w="http://schemas.openxmlformats.org/wordprocessingml/2006/main" xmlns:w14="http://schemas.microsoft.com/office/word/2010/wordml" xmlns:wpg="http://schemas.microsoft.com/office/word/2010/wordprocessingGroup" xmlns:wpi="http://schemas.microsoft.com/office/word/2010/wordprocessingInk" xmlns:wne="http://schemas.microsoft.com/office/word/2006/wordml" xmlns:wps="http://schemas.microsoft.com/office/word/2010/wordprocessingShape" mc:Ignorable="w14 wp14">
   <w:tbl>
     <w:tblPr>
       <w:tblW w:w="0" w:type="auto"/>
@@ -3136,11 +3070,11 @@
 </file>
 
 <file path=word/styles.xml><?xml version="1.0" encoding="utf-8"?>
-<w:styles xmlns:mc="http://schemas.openxmlformats.org/markup-compatibility/2006" xmlns:r="http://schemas.openxmlformats.org/officeDocument/2006/relationships" xmlns:w="http://schemas.openxmlformats.org/wordprocessingml/2006/main" xmlns:w14="http://schemas.microsoft.com/office/word/2010/wordml" xmlns:w15="http://schemas.microsoft.com/office/word/2012/wordml" xmlns:w16cex="http://schemas.microsoft.com/office/word/2018/wordml/cex" xmlns:w16cid="http://schemas.microsoft.com/office/word/2016/wordml/cid" xmlns:w16="http://schemas.microsoft.com/office/word/2018/wordml" xmlns:w16sdtdh="http://schemas.microsoft.com/office/word/2020/wordml/sdtdatahash" xmlns:w16se="http://schemas.microsoft.com/office/word/2015/wordml/symex" mc:Ignorable="w14 w15 w16se w16cid w16 w16cex w16sdtdh">
+<w:styles xmlns:mc="http://schemas.openxmlformats.org/markup-compatibility/2006" xmlns:r="http://schemas.openxmlformats.org/officeDocument/2006/relationships" xmlns:w="http://schemas.openxmlformats.org/wordprocessingml/2006/main" xmlns:w14="http://schemas.microsoft.com/office/word/2010/wordml" mc:Ignorable="w14">
   <w:docDefaults>
     <w:rPrDefault>
       <w:rPr>
-        <w:rFonts w:asciiTheme="minorHAnsi" w:hAnsiTheme="minorHAnsi" w:eastAsiaTheme="minorHAnsi" w:cstheme="minorBidi"/>
+        <w:rFonts w:asciiTheme="minorHAnsi" w:eastAsiaTheme="minorHAnsi" w:hAnsiTheme="minorHAnsi" w:cstheme="minorBidi"/>
         <w:sz w:val="24"/>
         <w:szCs w:val="24"/>
         <w:lang w:val="ru-RU" w:eastAsia="en-US" w:bidi="ar-SA"/>
@@ -3152,385 +3086,146 @@
       </w:pPr>
     </w:pPrDefault>
   </w:docDefaults>
-  <w:latentStyles w:defLockedState="0" w:defUIPriority="99" w:defSemiHidden="0" w:defUnhideWhenUsed="0" w:defQFormat="0" w:count="376">
-    <w:lsdException w:name="Normal" w:uiPriority="0" w:qFormat="1"/>
-    <w:lsdException w:name="heading 1" w:uiPriority="9" w:qFormat="1"/>
-    <w:lsdException w:name="heading 2" w:uiPriority="9" w:semiHidden="1" w:unhideWhenUsed="1" w:qFormat="1"/>
-    <w:lsdException w:name="heading 3" w:uiPriority="9" w:semiHidden="1" w:unhideWhenUsed="1" w:qFormat="1"/>
-    <w:lsdException w:name="heading 4" w:uiPriority="9" w:semiHidden="1" w:unhideWhenUsed="1" w:qFormat="1"/>
-    <w:lsdException w:name="heading 5" w:uiPriority="9" w:semiHidden="1" w:unhideWhenUsed="1" w:qFormat="1"/>
-    <w:lsdException w:name="heading 6" w:uiPriority="9" w:semiHidden="1" w:unhideWhenUsed="1" w:qFormat="1"/>
-    <w:lsdException w:name="heading 7" w:uiPriority="9" w:semiHidden="1" w:unhideWhenUsed="1" w:qFormat="1"/>
-    <w:lsdException w:name="heading 8" w:uiPriority="9" w:semiHidden="1" w:unhideWhenUsed="1" w:qFormat="1"/>
-    <w:lsdException w:name="heading 9" w:uiPriority="9" w:semiHidden="1" w:unhideWhenUsed="1" w:qFormat="1"/>
-    <w:lsdException w:name="index 1" w:semiHidden="1" w:unhideWhenUsed="1"/>
-    <w:lsdException w:name="index 2" w:semiHidden="1" w:unhideWhenUsed="1"/>
-    <w:lsdException w:name="index 3" w:semiHidden="1" w:unhideWhenUsed="1"/>
-    <w:lsdException w:name="index 4" w:semiHidden="1" w:unhideWhenUsed="1"/>
-    <w:lsdException w:name="index 5" w:semiHidden="1" w:unhideWhenUsed="1"/>
-    <w:lsdException w:name="index 6" w:semiHidden="1" w:unhideWhenUsed="1"/>
-    <w:lsdException w:name="index 7" w:semiHidden="1" w:unhideWhenUsed="1"/>
-    <w:lsdException w:name="index 8" w:semiHidden="1" w:unhideWhenUsed="1"/>
-    <w:lsdException w:name="index 9" w:semiHidden="1" w:unhideWhenUsed="1"/>
-    <w:lsdException w:name="toc 1" w:uiPriority="39" w:semiHidden="1" w:unhideWhenUsed="1"/>
-    <w:lsdException w:name="toc 2" w:uiPriority="39" w:semiHidden="1" w:unhideWhenUsed="1"/>
-    <w:lsdException w:name="toc 3" w:uiPriority="39" w:semiHidden="1" w:unhideWhenUsed="1"/>
-    <w:lsdException w:name="toc 4" w:uiPriority="39" w:semiHidden="1" w:unhideWhenUsed="1"/>
-    <w:lsdException w:name="toc 5" w:uiPriority="39" w:semiHidden="1" w:unhideWhenUsed="1"/>
-    <w:lsdException w:name="toc 6" w:uiPriority="39" w:semiHidden="1" w:unhideWhenUsed="1"/>
-    <w:lsdException w:name="toc 7" w:uiPriority="39" w:semiHidden="1" w:unhideWhenUsed="1"/>
-    <w:lsdException w:name="toc 8" w:uiPriority="39" w:semiHidden="1" w:unhideWhenUsed="1"/>
-    <w:lsdException w:name="toc 9" w:uiPriority="39" w:semiHidden="1" w:unhideWhenUsed="1"/>
-    <w:lsdException w:name="Normal Indent" w:semiHidden="1" w:unhideWhenUsed="1"/>
-    <w:lsdException w:name="footnote text" w:semiHidden="1" w:unhideWhenUsed="1"/>
-    <w:lsdException w:name="annotation text" w:semiHidden="1" w:unhideWhenUsed="1"/>
-    <w:lsdException w:name="header" w:semiHidden="1" w:unhideWhenUsed="1"/>
-    <w:lsdException w:name="footer" w:semiHidden="1" w:unhideWhenUsed="1"/>
-    <w:lsdException w:name="index heading" w:semiHidden="1" w:unhideWhenUsed="1"/>
-    <w:lsdException w:name="caption" w:uiPriority="35" w:semiHidden="1" w:unhideWhenUsed="1" w:qFormat="1"/>
-    <w:lsdException w:name="table of figures" w:semiHidden="1" w:unhideWhenUsed="1"/>
-    <w:lsdException w:name="envelope address" w:semiHidden="1" w:unhideWhenUsed="1"/>
-    <w:lsdException w:name="envelope return" w:semiHidden="1" w:unhideWhenUsed="1"/>
-    <w:lsdException w:name="footnote reference" w:semiHidden="1" w:unhideWhenUsed="1"/>
-    <w:lsdException w:name="annotation reference" w:semiHidden="1" w:unhideWhenUsed="1"/>
-    <w:lsdException w:name="line number" w:semiHidden="1" w:unhideWhenUsed="1"/>
-    <w:lsdException w:name="page number" w:semiHidden="1" w:unhideWhenUsed="1"/>
-    <w:lsdException w:name="endnote reference" w:semiHidden="1" w:unhideWhenUsed="1"/>
-    <w:lsdException w:name="endnote text" w:semiHidden="1" w:unhideWhenUsed="1"/>
-    <w:lsdException w:name="table of authorities" w:semiHidden="1" w:unhideWhenUsed="1"/>
-    <w:lsdException w:name="macro" w:semiHidden="1" w:unhideWhenUsed="1"/>
-    <w:lsdException w:name="toa heading" w:semiHidden="1" w:unhideWhenUsed="1"/>
-    <w:lsdException w:name="List" w:semiHidden="1" w:unhideWhenUsed="1"/>
-    <w:lsdException w:name="List Bullet" w:semiHidden="1" w:unhideWhenUsed="1"/>
-    <w:lsdException w:name="List Number" w:semiHidden="1" w:unhideWhenUsed="1"/>
-    <w:lsdException w:name="List 2" w:semiHidden="1" w:unhideWhenUsed="1"/>
-    <w:lsdException w:name="List 3" w:semiHidden="1" w:unhideWhenUsed="1"/>
-    <w:lsdException w:name="List 4" w:semiHidden="1" w:unhideWhenUsed="1"/>
-    <w:lsdException w:name="List 5" w:semiHidden="1" w:unhideWhenUsed="1"/>
-    <w:lsdException w:name="List Bullet 2" w:semiHidden="1" w:unhideWhenUsed="1"/>
-    <w:lsdException w:name="List Bullet 3" w:semiHidden="1" w:unhideWhenUsed="1"/>
-    <w:lsdException w:name="List Bullet 4" w:semiHidden="1" w:unhideWhenUsed="1"/>
-    <w:lsdException w:name="List Bullet 5" w:semiHidden="1" w:unhideWhenUsed="1"/>
-    <w:lsdException w:name="List Number 2" w:semiHidden="1" w:unhideWhenUsed="1"/>
-    <w:lsdException w:name="List Number 3" w:semiHidden="1" w:unhideWhenUsed="1"/>
-    <w:lsdException w:name="List Number 4" w:semiHidden="1" w:unhideWhenUsed="1"/>
-    <w:lsdException w:name="List Number 5" w:semiHidden="1" w:unhideWhenUsed="1"/>
-    <w:lsdException w:name="Title" w:uiPriority="10" w:qFormat="1"/>
-    <w:lsdException w:name="Closing" w:semiHidden="1" w:unhideWhenUsed="1"/>
-    <w:lsdException w:name="Signature" w:semiHidden="1" w:unhideWhenUsed="1"/>
-    <w:lsdException w:name="Default Paragraph Font" w:uiPriority="1" w:semiHidden="1" w:unhideWhenUsed="1"/>
-    <w:lsdException w:name="Body Text" w:semiHidden="1" w:unhideWhenUsed="1"/>
-    <w:lsdException w:name="Body Text Indent" w:semiHidden="1" w:unhideWhenUsed="1"/>
-    <w:lsdException w:name="List Continue" w:semiHidden="1" w:unhideWhenUsed="1"/>
-    <w:lsdException w:name="List Continue 2" w:semiHidden="1" w:unhideWhenUsed="1"/>
-    <w:lsdException w:name="List Continue 3" w:semiHidden="1" w:unhideWhenUsed="1"/>
-    <w:lsdException w:name="List Continue 4" w:semiHidden="1" w:unhideWhenUsed="1"/>
-    <w:lsdException w:name="List Continue 5" w:semiHidden="1" w:unhideWhenUsed="1"/>
-    <w:lsdException w:name="Message Header" w:semiHidden="1" w:unhideWhenUsed="1"/>
-    <w:lsdException w:name="Subtitle" w:uiPriority="11" w:qFormat="1"/>
-    <w:lsdException w:name="Salutation" w:semiHidden="1" w:unhideWhenUsed="1"/>
-    <w:lsdException w:name="Date" w:semiHidden="1" w:unhideWhenUsed="1"/>
-    <w:lsdException w:name="Body Text First Indent" w:semiHidden="1" w:unhideWhenUsed="1"/>
-    <w:lsdException w:name="Body Text First Indent 2" w:semiHidden="1" w:unhideWhenUsed="1"/>
-    <w:lsdException w:name="Note Heading" w:semiHidden="1" w:unhideWhenUsed="1"/>
-    <w:lsdException w:name="Body Text 2" w:semiHidden="1" w:unhideWhenUsed="1"/>
-    <w:lsdException w:name="Body Text 3" w:semiHidden="1" w:unhideWhenUsed="1"/>
-    <w:lsdException w:name="Body Text Indent 2" w:semiHidden="1" w:unhideWhenUsed="1"/>
-    <w:lsdException w:name="Body Text Indent 3" w:semiHidden="1" w:unhideWhenUsed="1"/>
-    <w:lsdException w:name="Block Text" w:semiHidden="1" w:unhideWhenUsed="1"/>
-    <w:lsdException w:name="Hyperlink" w:semiHidden="1" w:unhideWhenUsed="1"/>
-    <w:lsdException w:name="FollowedHyperlink" w:semiHidden="1" w:unhideWhenUsed="1"/>
-    <w:lsdException w:name="Strong" w:uiPriority="22" w:qFormat="1"/>
-    <w:lsdException w:name="Emphasis" w:uiPriority="20" w:qFormat="1"/>
-    <w:lsdException w:name="Document Map" w:semiHidden="1" w:unhideWhenUsed="1"/>
-    <w:lsdException w:name="Plain Text" w:semiHidden="1" w:unhideWhenUsed="1"/>
-    <w:lsdException w:name="E-mail Signature" w:semiHidden="1" w:unhideWhenUsed="1"/>
-    <w:lsdException w:name="HTML Top of Form" w:semiHidden="1" w:unhideWhenUsed="1"/>
-    <w:lsdException w:name="HTML Bottom of Form" w:semiHidden="1" w:unhideWhenUsed="1"/>
-    <w:lsdException w:name="Normal (Web)" w:semiHidden="1" w:unhideWhenUsed="1"/>
-    <w:lsdException w:name="HTML Acronym" w:semiHidden="1" w:unhideWhenUsed="1"/>
-    <w:lsdException w:name="HTML Address" w:semiHidden="1" w:unhideWhenUsed="1"/>
-    <w:lsdException w:name="HTML Cite" w:semiHidden="1" w:unhideWhenUsed="1"/>
-    <w:lsdException w:name="HTML Code" w:semiHidden="1" w:unhideWhenUsed="1"/>
-    <w:lsdException w:name="HTML Definition" w:semiHidden="1" w:unhideWhenUsed="1"/>
-    <w:lsdException w:name="HTML Keyboard" w:semiHidden="1" w:unhideWhenUsed="1"/>
-    <w:lsdException w:name="HTML Preformatted" w:semiHidden="1" w:unhideWhenUsed="1"/>
-    <w:lsdException w:name="HTML Sample" w:semiHidden="1" w:unhideWhenUsed="1"/>
-    <w:lsdException w:name="HTML Typewriter" w:semiHidden="1" w:unhideWhenUsed="1"/>
-    <w:lsdException w:name="HTML Variable" w:semiHidden="1" w:unhideWhenUsed="1"/>
-    <w:lsdException w:name="Normal Table" w:semiHidden="1" w:unhideWhenUsed="1"/>
-    <w:lsdException w:name="annotation subject" w:semiHidden="1" w:unhideWhenUsed="1"/>
-    <w:lsdException w:name="No List" w:semiHidden="1" w:unhideWhenUsed="1"/>
-    <w:lsdException w:name="Outline List 1" w:semiHidden="1" w:unhideWhenUsed="1"/>
-    <w:lsdException w:name="Outline List 2" w:semiHidden="1" w:unhideWhenUsed="1"/>
-    <w:lsdException w:name="Outline List 3" w:semiHidden="1" w:unhideWhenUsed="1"/>
-    <w:lsdException w:name="Table Simple 1" w:semiHidden="1" w:unhideWhenUsed="1"/>
-    <w:lsdException w:name="Table Simple 2" w:semiHidden="1" w:unhideWhenUsed="1"/>
-    <w:lsdException w:name="Table Simple 3" w:semiHidden="1" w:unhideWhenUsed="1"/>
-    <w:lsdException w:name="Table Classic 1" w:semiHidden="1" w:unhideWhenUsed="1"/>
-    <w:lsdException w:name="Table Classic 2" w:semiHidden="1" w:unhideWhenUsed="1"/>
-    <w:lsdException w:name="Table Classic 3" w:semiHidden="1" w:unhideWhenUsed="1"/>
-    <w:lsdException w:name="Table Classic 4" w:semiHidden="1" w:unhideWhenUsed="1"/>
-    <w:lsdException w:name="Table Colorful 1" w:semiHidden="1" w:unhideWhenUsed="1"/>
-    <w:lsdException w:name="Table Colorful 2" w:semiHidden="1" w:unhideWhenUsed="1"/>
-    <w:lsdException w:name="Table Colorful 3" w:semiHidden="1" w:unhideWhenUsed="1"/>
-    <w:lsdException w:name="Table Columns 1" w:semiHidden="1" w:unhideWhenUsed="1"/>
-    <w:lsdException w:name="Table Columns 2" w:semiHidden="1" w:unhideWhenUsed="1"/>
-    <w:lsdException w:name="Table Columns 3" w:semiHidden="1" w:unhideWhenUsed="1"/>
-    <w:lsdException w:name="Table Columns 4" w:semiHidden="1" w:unhideWhenUsed="1"/>
-    <w:lsdException w:name="Table Columns 5" w:semiHidden="1" w:unhideWhenUsed="1"/>
-    <w:lsdException w:name="Table Grid 1" w:semiHidden="1" w:unhideWhenUsed="1"/>
-    <w:lsdException w:name="Table Grid 2" w:semiHidden="1" w:unhideWhenUsed="1"/>
-    <w:lsdException w:name="Table Grid 3" w:semiHidden="1" w:unhideWhenUsed="1"/>
-    <w:lsdException w:name="Table Grid 4" w:semiHidden="1" w:unhideWhenUsed="1"/>
-    <w:lsdException w:name="Table Grid 5" w:semiHidden="1" w:unhideWhenUsed="1"/>
-    <w:lsdException w:name="Table Grid 6" w:semiHidden="1" w:unhideWhenUsed="1"/>
-    <w:lsdException w:name="Table Grid 7" w:semiHidden="1" w:unhideWhenUsed="1"/>
-    <w:lsdException w:name="Table Grid 8" w:semiHidden="1" w:unhideWhenUsed="1"/>
-    <w:lsdException w:name="Table List 1" w:semiHidden="1" w:unhideWhenUsed="1"/>
-    <w:lsdException w:name="Table List 2" w:semiHidden="1" w:unhideWhenUsed="1"/>
-    <w:lsdException w:name="Table List 3" w:semiHidden="1" w:unhideWhenUsed="1"/>
-    <w:lsdException w:name="Table List 4" w:semiHidden="1" w:unhideWhenUsed="1"/>
-    <w:lsdException w:name="Table List 5" w:semiHidden="1" w:unhideWhenUsed="1"/>
-    <w:lsdException w:name="Table List 6" w:semiHidden="1" w:unhideWhenUsed="1"/>
-    <w:lsdException w:name="Table List 7" w:semiHidden="1" w:unhideWhenUsed="1"/>
-    <w:lsdException w:name="Table List 8" w:semiHidden="1" w:unhideWhenUsed="1"/>
-    <w:lsdException w:name="Table 3D effects 1" w:semiHidden="1" w:unhideWhenUsed="1"/>
-    <w:lsdException w:name="Table 3D effects 2" w:semiHidden="1" w:unhideWhenUsed="1"/>
-    <w:lsdException w:name="Table 3D effects 3" w:semiHidden="1" w:unhideWhenUsed="1"/>
-    <w:lsdException w:name="Table Contemporary" w:semiHidden="1" w:unhideWhenUsed="1"/>
-    <w:lsdException w:name="Table Elegant" w:semiHidden="1" w:unhideWhenUsed="1"/>
-    <w:lsdException w:name="Table Professional" w:semiHidden="1" w:unhideWhenUsed="1"/>
-    <w:lsdException w:name="Table Subtle 1" w:semiHidden="1" w:unhideWhenUsed="1"/>
-    <w:lsdException w:name="Table Subtle 2" w:semiHidden="1" w:unhideWhenUsed="1"/>
-    <w:lsdException w:name="Table Web 1" w:semiHidden="1" w:unhideWhenUsed="1"/>
-    <w:lsdException w:name="Table Web 2" w:semiHidden="1" w:unhideWhenUsed="1"/>
-    <w:lsdException w:name="Table Web 3" w:semiHidden="1" w:unhideWhenUsed="1"/>
-    <w:lsdException w:name="Balloon Text" w:semiHidden="1" w:unhideWhenUsed="1"/>
-    <w:lsdException w:name="Table Grid" w:uiPriority="39" w:semiHidden="1" w:unhideWhenUsed="1"/>
-    <w:lsdException w:name="Table Theme" w:semiHidden="1" w:unhideWhenUsed="1"/>
-    <w:lsdException w:name="Placeholder Text" w:semiHidden="1"/>
-    <w:lsdException w:name="No Spacing" w:uiPriority="1" w:qFormat="1"/>
-    <w:lsdException w:name="Light Shading" w:uiPriority="60"/>
-    <w:lsdException w:name="Light List" w:uiPriority="61"/>
-    <w:lsdException w:name="Light Grid" w:uiPriority="62"/>
-    <w:lsdException w:name="Medium Shading 1" w:uiPriority="63"/>
-    <w:lsdException w:name="Medium Shading 2" w:uiPriority="64"/>
-    <w:lsdException w:name="Medium List 1" w:uiPriority="65"/>
-    <w:lsdException w:name="Medium List 2" w:uiPriority="66"/>
-    <w:lsdException w:name="Medium Grid 1" w:uiPriority="67"/>
-    <w:lsdException w:name="Medium Grid 2" w:uiPriority="68"/>
-    <w:lsdException w:name="Medium Grid 3" w:uiPriority="69"/>
-    <w:lsdException w:name="Dark List" w:uiPriority="70"/>
-    <w:lsdException w:name="Colorful Shading" w:uiPriority="71"/>
-    <w:lsdException w:name="Colorful List" w:uiPriority="72"/>
-    <w:lsdException w:name="Colorful Grid" w:uiPriority="73"/>
-    <w:lsdException w:name="Light Shading Accent 1" w:uiPriority="60"/>
-    <w:lsdException w:name="Light List Accent 1" w:uiPriority="61"/>
-    <w:lsdException w:name="Light Grid Accent 1" w:uiPriority="62"/>
-    <w:lsdException w:name="Medium Shading 1 Accent 1" w:uiPriority="63"/>
-    <w:lsdException w:name="Medium Shading 2 Accent 1" w:uiPriority="64"/>
-    <w:lsdException w:name="Medium List 1 Accent 1" w:uiPriority="65"/>
-    <w:lsdException w:name="Revision" w:semiHidden="1"/>
-    <w:lsdException w:name="List Paragraph" w:uiPriority="34" w:qFormat="1"/>
-    <w:lsdException w:name="Quote" w:uiPriority="29" w:qFormat="1"/>
-    <w:lsdException w:name="Intense Quote" w:uiPriority="30" w:qFormat="1"/>
-    <w:lsdException w:name="Medium List 2 Accent 1" w:uiPriority="66"/>
-    <w:lsdException w:name="Medium Grid 1 Accent 1" w:uiPriority="67"/>
-    <w:lsdException w:name="Medium Grid 2 Accent 1" w:uiPriority="68"/>
-    <w:lsdException w:name="Medium Grid 3 Accent 1" w:uiPriority="69"/>
-    <w:lsdException w:name="Dark List Accent 1" w:uiPriority="70"/>
-    <w:lsdException w:name="Colorful Shading Accent 1" w:uiPriority="71"/>
-    <w:lsdException w:name="Colorful List Accent 1" w:uiPriority="72"/>
-    <w:lsdException w:name="Colorful Grid Accent 1" w:uiPriority="73"/>
-    <w:lsdException w:name="Light Shading Accent 2" w:uiPriority="60"/>
-    <w:lsdException w:name="Light List Accent 2" w:uiPriority="61"/>
-    <w:lsdException w:name="Light Grid Accent 2" w:uiPriority="62"/>
-    <w:lsdException w:name="Medium Shading 1 Accent 2" w:uiPriority="63"/>
-    <w:lsdException w:name="Medium Shading 2 Accent 2" w:uiPriority="64"/>
-    <w:lsdException w:name="Medium List 1 Accent 2" w:uiPriority="65"/>
-    <w:lsdException w:name="Medium List 2 Accent 2" w:uiPriority="66"/>
-    <w:lsdException w:name="Medium Grid 1 Accent 2" w:uiPriority="67"/>
-    <w:lsdException w:name="Medium Grid 2 Accent 2" w:uiPriority="68"/>
-    <w:lsdException w:name="Medium Grid 3 Accent 2" w:uiPriority="69"/>
-    <w:lsdException w:name="Dark List Accent 2" w:uiPriority="70"/>
-    <w:lsdException w:name="Colorful Shading Accent 2" w:uiPriority="71"/>
-    <w:lsdException w:name="Colorful List Accent 2" w:uiPriority="72"/>
-    <w:lsdException w:name="Colorful Grid Accent 2" w:uiPriority="73"/>
-    <w:lsdException w:name="Light Shading Accent 3" w:uiPriority="60"/>
-    <w:lsdException w:name="Light List Accent 3" w:uiPriority="61"/>
-    <w:lsdException w:name="Light Grid Accent 3" w:uiPriority="62"/>
-    <w:lsdException w:name="Medium Shading 1 Accent 3" w:uiPriority="63"/>
-    <w:lsdException w:name="Medium Shading 2 Accent 3" w:uiPriority="64"/>
-    <w:lsdException w:name="Medium List 1 Accent 3" w:uiPriority="65"/>
-    <w:lsdException w:name="Medium List 2 Accent 3" w:uiPriority="66"/>
-    <w:lsdException w:name="Medium Grid 1 Accent 3" w:uiPriority="67"/>
-    <w:lsdException w:name="Medium Grid 2 Accent 3" w:uiPriority="68"/>
-    <w:lsdException w:name="Medium Grid 3 Accent 3" w:uiPriority="69"/>
-    <w:lsdException w:name="Dark List Accent 3" w:uiPriority="70"/>
-    <w:lsdException w:name="Colorful Shading Accent 3" w:uiPriority="71"/>
-    <w:lsdException w:name="Colorful List Accent 3" w:uiPriority="72"/>
-    <w:lsdException w:name="Colorful Grid Accent 3" w:uiPriority="73"/>
-    <w:lsdException w:name="Light Shading Accent 4" w:uiPriority="60"/>
-    <w:lsdException w:name="Light List Accent 4" w:uiPriority="61"/>
-    <w:lsdException w:name="Light Grid Accent 4" w:uiPriority="62"/>
-    <w:lsdException w:name="Medium Shading 1 Accent 4" w:uiPriority="63"/>
-    <w:lsdException w:name="Medium Shading 2 Accent 4" w:uiPriority="64"/>
-    <w:lsdException w:name="Medium List 1 Accent 4" w:uiPriority="65"/>
-    <w:lsdException w:name="Medium List 2 Accent 4" w:uiPriority="66"/>
-    <w:lsdException w:name="Medium Grid 1 Accent 4" w:uiPriority="67"/>
-    <w:lsdException w:name="Medium Grid 2 Accent 4" w:uiPriority="68"/>
-    <w:lsdException w:name="Medium Grid 3 Accent 4" w:uiPriority="69"/>
-    <w:lsdException w:name="Dark List Accent 4" w:uiPriority="70"/>
-    <w:lsdException w:name="Colorful Shading Accent 4" w:uiPriority="71"/>
-    <w:lsdException w:name="Colorful List Accent 4" w:uiPriority="72"/>
-    <w:lsdException w:name="Colorful Grid Accent 4" w:uiPriority="73"/>
-    <w:lsdException w:name="Light Shading Accent 5" w:uiPriority="60"/>
-    <w:lsdException w:name="Light List Accent 5" w:uiPriority="61"/>
-    <w:lsdException w:name="Light Grid Accent 5" w:uiPriority="62"/>
-    <w:lsdException w:name="Medium Shading 1 Accent 5" w:uiPriority="63"/>
-    <w:lsdException w:name="Medium Shading 2 Accent 5" w:uiPriority="64"/>
-    <w:lsdException w:name="Medium List 1 Accent 5" w:uiPriority="65"/>
-    <w:lsdException w:name="Medium List 2 Accent 5" w:uiPriority="66"/>
-    <w:lsdException w:name="Medium Grid 1 Accent 5" w:uiPriority="67"/>
-    <w:lsdException w:name="Medium Grid 2 Accent 5" w:uiPriority="68"/>
-    <w:lsdException w:name="Medium Grid 3 Accent 5" w:uiPriority="69"/>
-    <w:lsdException w:name="Dark List Accent 5" w:uiPriority="70"/>
-    <w:lsdException w:name="Colorful Shading Accent 5" w:uiPriority="71"/>
-    <w:lsdException w:name="Colorful List Accent 5" w:uiPriority="72"/>
-    <w:lsdException w:name="Colorful Grid Accent 5" w:uiPriority="73"/>
-    <w:lsdException w:name="Light Shading Accent 6" w:uiPriority="60"/>
-    <w:lsdException w:name="Light List Accent 6" w:uiPriority="61"/>
-    <w:lsdException w:name="Light Grid Accent 6" w:uiPriority="62"/>
-    <w:lsdException w:name="Medium Shading 1 Accent 6" w:uiPriority="63"/>
-    <w:lsdException w:name="Medium Shading 2 Accent 6" w:uiPriority="64"/>
-    <w:lsdException w:name="Medium List 1 Accent 6" w:uiPriority="65"/>
-    <w:lsdException w:name="Medium List 2 Accent 6" w:uiPriority="66"/>
-    <w:lsdException w:name="Medium Grid 1 Accent 6" w:uiPriority="67"/>
-    <w:lsdException w:name="Medium Grid 2 Accent 6" w:uiPriority="68"/>
-    <w:lsdException w:name="Medium Grid 3 Accent 6" w:uiPriority="69"/>
-    <w:lsdException w:name="Dark List Accent 6" w:uiPriority="70"/>
-    <w:lsdException w:name="Colorful Shading Accent 6" w:uiPriority="71"/>
-    <w:lsdException w:name="Colorful List Accent 6" w:uiPriority="72"/>
-    <w:lsdException w:name="Colorful Grid Accent 6" w:uiPriority="73"/>
-    <w:lsdException w:name="Subtle Emphasis" w:uiPriority="19" w:qFormat="1"/>
-    <w:lsdException w:name="Intense Emphasis" w:uiPriority="21" w:qFormat="1"/>
-    <w:lsdException w:name="Subtle Reference" w:uiPriority="31" w:qFormat="1"/>
-    <w:lsdException w:name="Intense Reference" w:uiPriority="32" w:qFormat="1"/>
-    <w:lsdException w:name="Book Title" w:uiPriority="33" w:qFormat="1"/>
-    <w:lsdException w:name="Bibliography" w:uiPriority="37" w:semiHidden="1" w:unhideWhenUsed="1"/>
-    <w:lsdException w:name="TOC Heading" w:uiPriority="39" w:semiHidden="1" w:unhideWhenUsed="1" w:qFormat="1"/>
-    <w:lsdException w:name="Plain Table 1" w:uiPriority="41"/>
-    <w:lsdException w:name="Plain Table 2" w:uiPriority="42"/>
-    <w:lsdException w:name="Plain Table 3" w:uiPriority="43"/>
-    <w:lsdException w:name="Plain Table 4" w:uiPriority="44"/>
-    <w:lsdException w:name="Plain Table 5" w:uiPriority="45"/>
-    <w:lsdException w:name="Grid Table Light" w:uiPriority="40"/>
-    <w:lsdException w:name="Grid Table 1 Light" w:uiPriority="46"/>
-    <w:lsdException w:name="Grid Table 2" w:uiPriority="47"/>
-    <w:lsdException w:name="Grid Table 3" w:uiPriority="48"/>
-    <w:lsdException w:name="Grid Table 4" w:uiPriority="49"/>
-    <w:lsdException w:name="Grid Table 5 Dark" w:uiPriority="50"/>
-    <w:lsdException w:name="Grid Table 6 Colorful" w:uiPriority="51"/>
-    <w:lsdException w:name="Grid Table 7 Colorful" w:uiPriority="52"/>
-    <w:lsdException w:name="Grid Table 1 Light Accent 1" w:uiPriority="46"/>
-    <w:lsdException w:name="Grid Table 2 Accent 1" w:uiPriority="47"/>
-    <w:lsdException w:name="Grid Table 3 Accent 1" w:uiPriority="48"/>
-    <w:lsdException w:name="Grid Table 4 Accent 1" w:uiPriority="49"/>
-    <w:lsdException w:name="Grid Table 5 Dark Accent 1" w:uiPriority="50"/>
-    <w:lsdException w:name="Grid Table 6 Colorful Accent 1" w:uiPriority="51"/>
-    <w:lsdException w:name="Grid Table 7 Colorful Accent 1" w:uiPriority="52"/>
-    <w:lsdException w:name="Grid Table 1 Light Accent 2" w:uiPriority="46"/>
-    <w:lsdException w:name="Grid Table 2 Accent 2" w:uiPriority="47"/>
-    <w:lsdException w:name="Grid Table 3 Accent 2" w:uiPriority="48"/>
-    <w:lsdException w:name="Grid Table 4 Accent 2" w:uiPriority="49"/>
-    <w:lsdException w:name="Grid Table 5 Dark Accent 2" w:uiPriority="50"/>
-    <w:lsdException w:name="Grid Table 6 Colorful Accent 2" w:uiPriority="51"/>
-    <w:lsdException w:name="Grid Table 7 Colorful Accent 2" w:uiPriority="52"/>
-    <w:lsdException w:name="Grid Table 1 Light Accent 3" w:uiPriority="46"/>
-    <w:lsdException w:name="Grid Table 2 Accent 3" w:uiPriority="47"/>
-    <w:lsdException w:name="Grid Table 3 Accent 3" w:uiPriority="48"/>
-    <w:lsdException w:name="Grid Table 4 Accent 3" w:uiPriority="49"/>
-    <w:lsdException w:name="Grid Table 5 Dark Accent 3" w:uiPriority="50"/>
-    <w:lsdException w:name="Grid Table 6 Colorful Accent 3" w:uiPriority="51"/>
-    <w:lsdException w:name="Grid Table 7 Colorful Accent 3" w:uiPriority="52"/>
-    <w:lsdException w:name="Grid Table 1 Light Accent 4" w:uiPriority="46"/>
-    <w:lsdException w:name="Grid Table 2 Accent 4" w:uiPriority="47"/>
-    <w:lsdException w:name="Grid Table 3 Accent 4" w:uiPriority="48"/>
-    <w:lsdException w:name="Grid Table 4 Accent 4" w:uiPriority="49"/>
-    <w:lsdException w:name="Grid Table 5 Dark Accent 4" w:uiPriority="50"/>
-    <w:lsdException w:name="Grid Table 6 Colorful Accent 4" w:uiPriority="51"/>
-    <w:lsdException w:name="Grid Table 7 Colorful Accent 4" w:uiPriority="52"/>
-    <w:lsdException w:name="Grid Table 1 Light Accent 5" w:uiPriority="46"/>
-    <w:lsdException w:name="Grid Table 2 Accent 5" w:uiPriority="47"/>
-    <w:lsdException w:name="Grid Table 3 Accent 5" w:uiPriority="48"/>
-    <w:lsdException w:name="Grid Table 4 Accent 5" w:uiPriority="49"/>
-    <w:lsdException w:name="Grid Table 5 Dark Accent 5" w:uiPriority="50"/>
-    <w:lsdException w:name="Grid Table 6 Colorful Accent 5" w:uiPriority="51"/>
-    <w:lsdException w:name="Grid Table 7 Colorful Accent 5" w:uiPriority="52"/>
-    <w:lsdException w:name="Grid Table 1 Light Accent 6" w:uiPriority="46"/>
-    <w:lsdException w:name="Grid Table 2 Accent 6" w:uiPriority="47"/>
-    <w:lsdException w:name="Grid Table 3 Accent 6" w:uiPriority="48"/>
-    <w:lsdException w:name="Grid Table 4 Accent 6" w:uiPriority="49"/>
-    <w:lsdException w:name="Grid Table 5 Dark Accent 6" w:uiPriority="50"/>
-    <w:lsdException w:name="Grid Table 6 Colorful Accent 6" w:uiPriority="51"/>
-    <w:lsdException w:name="Grid Table 7 Colorful Accent 6" w:uiPriority="52"/>
-    <w:lsdException w:name="List Table 1 Light" w:uiPriority="46"/>
-    <w:lsdException w:name="List Table 2" w:uiPriority="47"/>
-    <w:lsdException w:name="List Table 3" w:uiPriority="48"/>
-    <w:lsdException w:name="List Table 4" w:uiPriority="49"/>
-    <w:lsdException w:name="List Table 5 Dark" w:uiPriority="50"/>
-    <w:lsdException w:name="List Table 6 Colorful" w:uiPriority="51"/>
-    <w:lsdException w:name="List Table 7 Colorful" w:uiPriority="52"/>
-    <w:lsdException w:name="List Table 1 Light Accent 1" w:uiPriority="46"/>
-    <w:lsdException w:name="List Table 2 Accent 1" w:uiPriority="47"/>
-    <w:lsdException w:name="List Table 3 Accent 1" w:uiPriority="48"/>
-    <w:lsdException w:name="List Table 4 Accent 1" w:uiPriority="49"/>
-    <w:lsdException w:name="List Table 5 Dark Accent 1" w:uiPriority="50"/>
-    <w:lsdException w:name="List Table 6 Colorful Accent 1" w:uiPriority="51"/>
-    <w:lsdException w:name="List Table 7 Colorful Accent 1" w:uiPriority="52"/>
-    <w:lsdException w:name="List Table 1 Light Accent 2" w:uiPriority="46"/>
-    <w:lsdException w:name="List Table 2 Accent 2" w:uiPriority="47"/>
-    <w:lsdException w:name="List Table 3 Accent 2" w:uiPriority="48"/>
-    <w:lsdException w:name="List Table 4 Accent 2" w:uiPriority="49"/>
-    <w:lsdException w:name="List Table 5 Dark Accent 2" w:uiPriority="50"/>
-    <w:lsdException w:name="List Table 6 Colorful Accent 2" w:uiPriority="51"/>
-    <w:lsdException w:name="List Table 7 Colorful Accent 2" w:uiPriority="52"/>
-    <w:lsdException w:name="List Table 1 Light Accent 3" w:uiPriority="46"/>
-    <w:lsdException w:name="List Table 2 Accent 3" w:uiPriority="47"/>
-    <w:lsdException w:name="List Table 3 Accent 3" w:uiPriority="48"/>
-    <w:lsdException w:name="List Table 4 Accent 3" w:uiPriority="49"/>
-    <w:lsdException w:name="List Table 5 Dark Accent 3" w:uiPriority="50"/>
-    <w:lsdException w:name="List Table 6 Colorful Accent 3" w:uiPriority="51"/>
-    <w:lsdException w:name="List Table 7 Colorful Accent 3" w:uiPriority="52"/>
-    <w:lsdException w:name="List Table 1 Light Accent 4" w:uiPriority="46"/>
-    <w:lsdException w:name="List Table 2 Accent 4" w:uiPriority="47"/>
-    <w:lsdException w:name="List Table 3 Accent 4" w:uiPriority="48"/>
-    <w:lsdException w:name="List Table 4 Accent 4" w:uiPriority="49"/>
-    <w:lsdException w:name="List Table 5 Dark Accent 4" w:uiPriority="50"/>
-    <w:lsdException w:name="List Table 6 Colorful Accent 4" w:uiPriority="51"/>
-    <w:lsdException w:name="List Table 7 Colorful Accent 4" w:uiPriority="52"/>
-    <w:lsdException w:name="List Table 1 Light Accent 5" w:uiPriority="46"/>
-    <w:lsdException w:name="List Table 2 Accent 5" w:uiPriority="47"/>
-    <w:lsdException w:name="List Table 3 Accent 5" w:uiPriority="48"/>
-    <w:lsdException w:name="List Table 4 Accent 5" w:uiPriority="49"/>
-    <w:lsdException w:name="List Table 5 Dark Accent 5" w:uiPriority="50"/>
-    <w:lsdException w:name="List Table 6 Colorful Accent 5" w:uiPriority="51"/>
-    <w:lsdException w:name="List Table 7 Colorful Accent 5" w:uiPriority="52"/>
-    <w:lsdException w:name="List Table 1 Light Accent 6" w:uiPriority="46"/>
-    <w:lsdException w:name="List Table 2 Accent 6" w:uiPriority="47"/>
-    <w:lsdException w:name="List Table 3 Accent 6" w:uiPriority="48"/>
-    <w:lsdException w:name="List Table 4 Accent 6" w:uiPriority="49"/>
-    <w:lsdException w:name="List Table 5 Dark Accent 6" w:uiPriority="50"/>
-    <w:lsdException w:name="List Table 6 Colorful Accent 6" w:uiPriority="51"/>
-    <w:lsdException w:name="List Table 7 Colorful Accent 6" w:uiPriority="52"/>
-    <w:lsdException w:name="Mention" w:semiHidden="1" w:unhideWhenUsed="1"/>
-    <w:lsdException w:name="Smart Hyperlink" w:semiHidden="1" w:unhideWhenUsed="1"/>
-    <w:lsdException w:name="Hashtag" w:semiHidden="1" w:unhideWhenUsed="1"/>
-    <w:lsdException w:name="Unresolved Mention" w:semiHidden="1" w:unhideWhenUsed="1"/>
-    <w:lsdException w:name="Smart Link" w:semiHidden="1" w:unhideWhenUsed="1"/>
+  <w:latentStyles w:defLockedState="0" w:defUIPriority="99" w:defSemiHidden="1" w:defUnhideWhenUsed="1" w:defQFormat="0" w:count="267">
+    <w:lsdException w:name="Normal" w:semiHidden="0" w:uiPriority="0" w:unhideWhenUsed="0" w:qFormat="1"/>
+    <w:lsdException w:name="heading 1" w:semiHidden="0" w:uiPriority="9" w:unhideWhenUsed="0" w:qFormat="1"/>
+    <w:lsdException w:name="heading 2" w:uiPriority="9" w:qFormat="1"/>
+    <w:lsdException w:name="heading 3" w:uiPriority="9" w:qFormat="1"/>
+    <w:lsdException w:name="heading 4" w:uiPriority="9" w:qFormat="1"/>
+    <w:lsdException w:name="heading 5" w:uiPriority="9" w:qFormat="1"/>
+    <w:lsdException w:name="heading 6" w:uiPriority="9" w:qFormat="1"/>
+    <w:lsdException w:name="heading 7" w:uiPriority="9" w:qFormat="1"/>
+    <w:lsdException w:name="heading 8" w:uiPriority="9" w:qFormat="1"/>
+    <w:lsdException w:name="heading 9" w:uiPriority="9" w:qFormat="1"/>
+    <w:lsdException w:name="toc 1" w:uiPriority="39"/>
+    <w:lsdException w:name="toc 2" w:uiPriority="39"/>
+    <w:lsdException w:name="toc 3" w:uiPriority="39"/>
+    <w:lsdException w:name="toc 4" w:uiPriority="39"/>
+    <w:lsdException w:name="toc 5" w:uiPriority="39"/>
+    <w:lsdException w:name="toc 6" w:uiPriority="39"/>
+    <w:lsdException w:name="toc 7" w:uiPriority="39"/>
+    <w:lsdException w:name="toc 8" w:uiPriority="39"/>
+    <w:lsdException w:name="toc 9" w:uiPriority="39"/>
+    <w:lsdException w:name="caption" w:uiPriority="35" w:qFormat="1"/>
+    <w:lsdException w:name="Title" w:semiHidden="0" w:uiPriority="10" w:unhideWhenUsed="0" w:qFormat="1"/>
+    <w:lsdException w:name="Default Paragraph Font" w:uiPriority="1"/>
+    <w:lsdException w:name="Subtitle" w:semiHidden="0" w:uiPriority="11" w:unhideWhenUsed="0" w:qFormat="1"/>
+    <w:lsdException w:name="Strong" w:semiHidden="0" w:uiPriority="22" w:unhideWhenUsed="0" w:qFormat="1"/>
+    <w:lsdException w:name="Emphasis" w:semiHidden="0" w:uiPriority="20" w:unhideWhenUsed="0" w:qFormat="1"/>
+    <w:lsdException w:name="Table Grid" w:uiPriority="39"/>
+    <w:lsdException w:name="Placeholder Text" w:unhideWhenUsed="0"/>
+    <w:lsdException w:name="No Spacing" w:semiHidden="0" w:uiPriority="1" w:unhideWhenUsed="0" w:qFormat="1"/>
+    <w:lsdException w:name="Light Shading" w:semiHidden="0" w:uiPriority="60" w:unhideWhenUsed="0"/>
+    <w:lsdException w:name="Light List" w:semiHidden="0" w:uiPriority="61" w:unhideWhenUsed="0"/>
+    <w:lsdException w:name="Light Grid" w:semiHidden="0" w:uiPriority="62" w:unhideWhenUsed="0"/>
+    <w:lsdException w:name="Medium Shading 1" w:semiHidden="0" w:uiPriority="63" w:unhideWhenUsed="0"/>
+    <w:lsdException w:name="Medium Shading 2" w:semiHidden="0" w:uiPriority="64" w:unhideWhenUsed="0"/>
+    <w:lsdException w:name="Medium List 1" w:semiHidden="0" w:uiPriority="65" w:unhideWhenUsed="0"/>
+    <w:lsdException w:name="Medium List 2" w:semiHidden="0" w:uiPriority="66" w:unhideWhenUsed="0"/>
+    <w:lsdException w:name="Medium Grid 1" w:semiHidden="0" w:uiPriority="67" w:unhideWhenUsed="0"/>
+    <w:lsdException w:name="Medium Grid 2" w:semiHidden="0" w:uiPriority="68" w:unhideWhenUsed="0"/>
+    <w:lsdException w:name="Medium Grid 3" w:semiHidden="0" w:uiPriority="69" w:unhideWhenUsed="0"/>
+    <w:lsdException w:name="Dark List" w:semiHidden="0" w:uiPriority="70" w:unhideWhenUsed="0"/>
+    <w:lsdException w:name="Colorful Shading" w:semiHidden="0" w:uiPriority="71" w:unhideWhenUsed="0"/>
+    <w:lsdException w:name="Colorful List" w:semiHidden="0" w:uiPriority="72" w:unhideWhenUsed="0"/>
+    <w:lsdException w:name="Colorful Grid" w:semiHidden="0" w:uiPriority="73" w:unhideWhenUsed="0"/>
+    <w:lsdException w:name="Light Shading Accent 1" w:semiHidden="0" w:uiPriority="60" w:unhideWhenUsed="0"/>
+    <w:lsdException w:name="Light List Accent 1" w:semiHidden="0" w:uiPriority="61" w:unhideWhenUsed="0"/>
+    <w:lsdException w:name="Light Grid Accent 1" w:semiHidden="0" w:uiPriority="62" w:unhideWhenUsed="0"/>
+    <w:lsdException w:name="Medium Shading 1 Accent 1" w:semiHidden="0" w:uiPriority="63" w:unhideWhenUsed="0"/>
+    <w:lsdException w:name="Medium Shading 2 Accent 1" w:semiHidden="0" w:uiPriority="64" w:unhideWhenUsed="0"/>
+    <w:lsdException w:name="Medium List 1 Accent 1" w:semiHidden="0" w:uiPriority="65" w:unhideWhenUsed="0"/>
+    <w:lsdException w:name="Revision" w:unhideWhenUsed="0"/>
+    <w:lsdException w:name="List Paragraph" w:semiHidden="0" w:uiPriority="34" w:unhideWhenUsed="0" w:qFormat="1"/>
+    <w:lsdException w:name="Quote" w:semiHidden="0" w:uiPriority="29" w:unhideWhenUsed="0" w:qFormat="1"/>
+    <w:lsdException w:name="Intense Quote" w:semiHidden="0" w:uiPriority="30" w:unhideWhenUsed="0" w:qFormat="1"/>
+    <w:lsdException w:name="Medium List 2 Accent 1" w:semiHidden="0" w:uiPriority="66" w:unhideWhenUsed="0"/>
+    <w:lsdException w:name="Medium Grid 1 Accent 1" w:semiHidden="0" w:uiPriority="67" w:unhideWhenUsed="0"/>
+    <w:lsdException w:name="Medium Grid 2 Accent 1" w:semiHidden="0" w:uiPriority="68" w:unhideWhenUsed="0"/>
+    <w:lsdException w:name="Medium Grid 3 Accent 1" w:semiHidden="0" w:uiPriority="69" w:unhideWhenUsed="0"/>
+    <w:lsdException w:name="Dark List Accent 1" w:semiHidden="0" w:uiPriority="70" w:unhideWhenUsed="0"/>
+    <w:lsdException w:name="Colorful Shading Accent 1" w:semiHidden="0" w:uiPriority="71" w:unhideWhenUsed="0"/>
+    <w:lsdException w:name="Colorful List Accent 1" w:semiHidden="0" w:uiPriority="72" w:unhideWhenUsed="0"/>
+    <w:lsdException w:name="Colorful Grid Accent 1" w:semiHidden="0" w:uiPriority="73" w:unhideWhenUsed="0"/>
+    <w:lsdException w:name="Light Shading Accent 2" w:semiHidden="0" w:uiPriority="60" w:unhideWhenUsed="0"/>
+    <w:lsdException w:name="Light List Accent 2" w:semiHidden="0" w:uiPriority="61" w:unhideWhenUsed="0"/>
+    <w:lsdException w:name="Light Grid Accent 2" w:semiHidden="0" w:uiPriority="62" w:unhideWhenUsed="0"/>
+    <w:lsdException w:name="Medium Shading 1 Accent 2" w:semiHidden="0" w:uiPriority="63" w:unhideWhenUsed="0"/>
+    <w:lsdException w:name="Medium Shading 2 Accent 2" w:semiHidden="0" w:uiPriority="64" w:unhideWhenUsed="0"/>
+    <w:lsdException w:name="Medium List 1 Accent 2" w:semiHidden="0" w:uiPriority="65" w:unhideWhenUsed="0"/>
+    <w:lsdException w:name="Medium List 2 Accent 2" w:semiHidden="0" w:uiPriority="66" w:unhideWhenUsed="0"/>
+    <w:lsdException w:name="Medium Grid 1 Accent 2" w:semiHidden="0" w:uiPriority="67" w:unhideWhenUsed="0"/>
+    <w:lsdException w:name="Medium Grid 2 Accent 2" w:semiHidden="0" w:uiPriority="68" w:unhideWhenUsed="0"/>
+    <w:lsdException w:name="Medium Grid 3 Accent 2" w:semiHidden="0" w:uiPriority="69" w:unhideWhenUsed="0"/>
+    <w:lsdException w:name="Dark List Accent 2" w:semiHidden="0" w:uiPriority="70" w:unhideWhenUsed="0"/>
+    <w:lsdException w:name="Colorful Shading Accent 2" w:semiHidden="0" w:uiPriority="71" w:unhideWhenUsed="0"/>
+    <w:lsdException w:name="Colorful List Accent 2" w:semiHidden="0" w:uiPriority="72" w:unhideWhenUsed="0"/>
+    <w:lsdException w:name="Colorful Grid Accent 2" w:semiHidden="0" w:uiPriority="73" w:unhideWhenUsed="0"/>
+    <w:lsdException w:name="Light Shading Accent 3" w:semiHidden="0" w:uiPriority="60" w:unhideWhenUsed="0"/>
+    <w:lsdException w:name="Light List Accent 3" w:semiHidden="0" w:uiPriority="61" w:unhideWhenUsed="0"/>
+    <w:lsdException w:name="Light Grid Accent 3" w:semiHidden="0" w:uiPriority="62" w:unhideWhenUsed="0"/>
+    <w:lsdException w:name="Medium Shading 1 Accent 3" w:semiHidden="0" w:uiPriority="63" w:unhideWhenUsed="0"/>
+    <w:lsdException w:name="Medium Shading 2 Accent 3" w:semiHidden="0" w:uiPriority="64" w:unhideWhenUsed="0"/>
+    <w:lsdException w:name="Medium List 1 Accent 3" w:semiHidden="0" w:uiPriority="65" w:unhideWhenUsed="0"/>
+    <w:lsdException w:name="Medium List 2 Accent 3" w:semiHidden="0" w:uiPriority="66" w:unhideWhenUsed="0"/>
+    <w:lsdException w:name="Medium Grid 1 Accent 3" w:semiHidden="0" w:uiPriority="67" w:unhideWhenUsed="0"/>
+    <w:lsdException w:name="Medium Grid 2 Accent 3" w:semiHidden="0" w:uiPriority="68" w:unhideWhenUsed="0"/>
+    <w:lsdException w:name="Medium Grid 3 Accent 3" w:semiHidden="0" w:uiPriority="69" w:unhideWhenUsed="0"/>
+    <w:lsdException w:name="Dark List Accent 3" w:semiHidden="0" w:uiPriority="70" w:unhideWhenUsed="0"/>
+    <w:lsdException w:name="Colorful Shading Accent 3" w:semiHidden="0" w:uiPriority="71" w:unhideWhenUsed="0"/>
+    <w:lsdException w:name="Colorful List Accent 3" w:semiHidden="0" w:uiPriority="72" w:unhideWhenUsed="0"/>
+    <w:lsdException w:name="Colorful Grid Accent 3" w:semiHidden="0" w:uiPriority="73" w:unhideWhenUsed="0"/>
+    <w:lsdException w:name="Light Shading Accent 4" w:semiHidden="0" w:uiPriority="60" w:unhideWhenUsed="0"/>
+    <w:lsdException w:name="Light List Accent 4" w:semiHidden="0" w:uiPriority="61" w:unhideWhenUsed="0"/>
+    <w:lsdException w:name="Light Grid Accent 4" w:semiHidden="0" w:uiPriority="62" w:unhideWhenUsed="0"/>
+    <w:lsdException w:name="Medium Shading 1 Accent 4" w:semiHidden="0" w:uiPriority="63" w:unhideWhenUsed="0"/>
+    <w:lsdException w:name="Medium Shading 2 Accent 4" w:semiHidden="0" w:uiPriority="64" w:unhideWhenUsed="0"/>
+    <w:lsdException w:name="Medium List 1 Accent 4" w:semiHidden="0" w:uiPriority="65" w:unhideWhenUsed="0"/>
+    <w:lsdException w:name="Medium List 2 Accent 4" w:semiHidden="0" w:uiPriority="66" w:unhideWhenUsed="0"/>
+    <w:lsdException w:name="Medium Grid 1 Accent 4" w:semiHidden="0" w:uiPriority="67" w:unhideWhenUsed="0"/>
+    <w:lsdException w:name="Medium Grid 2 Accent 4" w:semiHidden="0" w:uiPriority="68" w:unhideWhenUsed="0"/>
+    <w:lsdException w:name="Medium Grid 3 Accent 4" w:semiHidden="0" w:uiPriority="69" w:unhideWhenUsed="0"/>
+    <w:lsdException w:name="Dark List Accent 4" w:semiHidden="0" w:uiPriority="70" w:unhideWhenUsed="0"/>
+    <w:lsdException w:name="Colorful Shading Accent 4" w:semiHidden="0" w:uiPriority="71" w:unhideWhenUsed="0"/>
+    <w:lsdException w:name="Colorful List Accent 4" w:semiHidden="0" w:uiPriority="72" w:unhideWhenUsed="0"/>
+    <w:lsdException w:name="Colorful Grid Accent 4" w:semiHidden="0" w:uiPriority="73" w:unhideWhenUsed="0"/>
+    <w:lsdException w:name="Light Shading Accent 5" w:semiHidden="0" w:uiPriority="60" w:unhideWhenUsed="0"/>
+    <w:lsdException w:name="Light List Accent 5" w:semiHidden="0" w:uiPriority="61" w:unhideWhenUsed="0"/>
+    <w:lsdException w:name="Light Grid Accent 5" w:semiHidden="0" w:uiPriority="62" w:unhideWhenUsed="0"/>
+    <w:lsdException w:name="Medium Shading 1 Accent 5" w:semiHidden="0" w:uiPriority="63" w:unhideWhenUsed="0"/>
+    <w:lsdException w:name="Medium Shading 2 Accent 5" w:semiHidden="0" w:uiPriority="64" w:unhideWhenUsed="0"/>
+    <w:lsdException w:name="Medium List 1 Accent 5" w:semiHidden="0" w:uiPriority="65" w:unhideWhenUsed="0"/>
+    <w:lsdException w:name="Medium List 2 Accent 5" w:semiHidden="0" w:uiPriority="66" w:unhideWhenUsed="0"/>
+    <w:lsdException w:name="Medium Grid 1 Accent 5" w:semiHidden="0" w:uiPriority="67" w:unhideWhenUsed="0"/>
+    <w:lsdException w:name="Medium Grid 2 Accent 5" w:semiHidden="0" w:uiPriority="68" w:unhideWhenUsed="0"/>
+    <w:lsdException w:name="Medium Grid 3 Accent 5" w:semiHidden="0" w:uiPriority="69" w:unhideWhenUsed="0"/>
+    <w:lsdException w:name="Dark List Accent 5" w:semiHidden="0" w:uiPriority="70" w:unhideWhenUsed="0"/>
+    <w:lsdException w:name="Colorful Shading Accent 5" w:semiHidden="0" w:uiPriority="71" w:unhideWhenUsed="0"/>
+    <w:lsdException w:name="Colorful List Accent 5" w:semiHidden="0" w:uiPriority="72" w:unhideWhenUsed="0"/>
+    <w:lsdException w:name="Colorful Grid Accent 5" w:semiHidden="0" w:uiPriority="73" w:unhideWhenUsed="0"/>
+    <w:lsdException w:name="Light Shading Accent 6" w:semiHidden="0" w:uiPriority="60" w:unhideWhenUsed="0"/>
+    <w:lsdException w:name="Light List Accent 6" w:semiHidden="0" w:uiPriority="61" w:unhideWhenUsed="0"/>
+    <w:lsdException w:name="Light Grid Accent 6" w:semiHidden="0" w:uiPriority="62" w:unhideWhenUsed="0"/>
+    <w:lsdException w:name="Medium Shading 1 Accent 6" w:semiHidden="0" w:uiPriority="63" w:unhideWhenUsed="0"/>
+    <w:lsdException w:name="Medium Shading 2 Accent 6" w:semiHidden="0" w:uiPriority="64" w:unhideWhenUsed="0"/>
+    <w:lsdException w:name="Medium List 1 Accent 6" w:semiHidden="0" w:uiPriority="65" w:unhideWhenUsed="0"/>
+    <w:lsdException w:name="Medium List 2 Accent 6" w:semiHidden="0" w:uiPriority="66" w:unhideWhenUsed="0"/>
+    <w:lsdException w:name="Medium Grid 1 Accent 6" w:semiHidden="0" w:uiPriority="67" w:unhideWhenUsed="0"/>
+    <w:lsdException w:name="Medium Grid 2 Accent 6" w:semiHidden="0" w:uiPriority="68" w:unhideWhenUsed="0"/>
+    <w:lsdException w:name="Medium Grid 3 Accent 6" w:semiHidden="0" w:uiPriority="69" w:unhideWhenUsed="0"/>
+    <w:lsdException w:name="Dark List Accent 6" w:semiHidden="0" w:uiPriority="70" w:unhideWhenUsed="0"/>
+    <w:lsdException w:name="Colorful Shading Accent 6" w:semiHidden="0" w:uiPriority="71" w:unhideWhenUsed="0"/>
+    <w:lsdException w:name="Colorful List Accent 6" w:semiHidden="0" w:uiPriority="72" w:unhideWhenUsed="0"/>
+    <w:lsdException w:name="Colorful Grid Accent 6" w:semiHidden="0" w:uiPriority="73" w:unhideWhenUsed="0"/>
+    <w:lsdException w:name="Subtle Emphasis" w:semiHidden="0" w:uiPriority="19" w:unhideWhenUsed="0" w:qFormat="1"/>
+    <w:lsdException w:name="Intense Emphasis" w:semiHidden="0" w:uiPriority="21" w:unhideWhenUsed="0" w:qFormat="1"/>
+    <w:lsdException w:name="Subtle Reference" w:semiHidden="0" w:uiPriority="31" w:unhideWhenUsed="0" w:qFormat="1"/>
+    <w:lsdException w:name="Intense Reference" w:semiHidden="0" w:uiPriority="32" w:unhideWhenUsed="0" w:qFormat="1"/>
+    <w:lsdException w:name="Book Title" w:semiHidden="0" w:uiPriority="33" w:unhideWhenUsed="0" w:qFormat="1"/>
+    <w:lsdException w:name="Bibliography" w:uiPriority="37"/>
+    <w:lsdException w:name="TOC Heading" w:uiPriority="39" w:qFormat="1"/>
   </w:latentStyles>
-  <w:style w:type="paragraph" w:styleId="a" w:default="1">
+  <w:style w:type="paragraph" w:default="1" w:styleId="a">
     <w:name w:val="Normal"/>
     <w:qFormat/>
   </w:style>
@@ -3549,19 +3244,40 @@
       <w:outlineLvl w:val="0"/>
     </w:pPr>
     <w:rPr>
-      <w:rFonts w:asciiTheme="majorHAnsi" w:hAnsiTheme="majorHAnsi" w:eastAsiaTheme="majorEastAsia" w:cstheme="majorBidi"/>
+      <w:rFonts w:asciiTheme="majorHAnsi" w:eastAsiaTheme="majorEastAsia" w:hAnsiTheme="majorHAnsi" w:cstheme="majorBidi"/>
       <w:color w:val="0F4761" w:themeColor="accent1" w:themeShade="BF"/>
       <w:sz w:val="40"/>
       <w:szCs w:val="40"/>
     </w:rPr>
   </w:style>
-  <w:style w:type="character" w:styleId="a0" w:default="1">
+  <w:style w:type="paragraph" w:styleId="2">
+    <w:name w:val="heading 2"/>
+    <w:basedOn w:val="a"/>
+    <w:next w:val="a"/>
+    <w:uiPriority w:val="9"/>
+    <w:unhideWhenUsed/>
+    <w:qFormat/>
+    <w:rsid w:val="02311320"/>
+    <w:pPr>
+      <w:keepNext/>
+      <w:keepLines/>
+      <w:spacing w:before="160" w:after="80"/>
+      <w:outlineLvl w:val="1"/>
+    </w:pPr>
+    <w:rPr>
+      <w:rFonts w:asciiTheme="majorHAnsi" w:eastAsiaTheme="majorEastAsia" w:hAnsiTheme="majorHAnsi" w:cstheme="majorBidi"/>
+      <w:color w:val="0F4761" w:themeColor="accent1" w:themeShade="BF"/>
+      <w:sz w:val="32"/>
+      <w:szCs w:val="32"/>
+    </w:rPr>
+  </w:style>
+  <w:style w:type="character" w:default="1" w:styleId="a0">
     <w:name w:val="Default Paragraph Font"/>
     <w:uiPriority w:val="1"/>
     <w:semiHidden/>
     <w:unhideWhenUsed/>
   </w:style>
-  <w:style w:type="table" w:styleId="a1" w:default="1">
+  <w:style w:type="table" w:default="1" w:styleId="a1">
     <w:name w:val="Normal Table"/>
     <w:uiPriority w:val="99"/>
     <w:semiHidden/>
@@ -3576,7 +3292,7 @@
       </w:tblCellMar>
     </w:tblPr>
   </w:style>
-  <w:style w:type="numbering" w:styleId="a2" w:default="1">
+  <w:style w:type="numbering" w:default="1" w:styleId="a2">
     <w:name w:val="No List"/>
     <w:uiPriority w:val="99"/>
     <w:semiHidden/>
@@ -3631,12 +3347,12 @@
     </w:pPr>
     <w:tblPr>
       <w:tblBorders>
-        <w:top w:val="single" w:color="000000" w:themeColor="text1" w:sz="4" w:space="0"/>
-        <w:left w:val="single" w:color="000000" w:themeColor="text1" w:sz="4" w:space="0"/>
-        <w:bottom w:val="single" w:color="000000" w:themeColor="text1" w:sz="4" w:space="0"/>
-        <w:right w:val="single" w:color="000000" w:themeColor="text1" w:sz="4" w:space="0"/>
-        <w:insideH w:val="single" w:color="000000" w:themeColor="text1" w:sz="4" w:space="0"/>
-        <w:insideV w:val="single" w:color="000000" w:themeColor="text1" w:sz="4" w:space="0"/>
+        <w:top w:val="single" w:sz="4" w:space="0" w:color="000000" w:themeColor="text1"/>
+        <w:left w:val="single" w:sz="4" w:space="0" w:color="000000" w:themeColor="text1"/>
+        <w:bottom w:val="single" w:sz="4" w:space="0" w:color="000000" w:themeColor="text1"/>
+        <w:right w:val="single" w:sz="4" w:space="0" w:color="000000" w:themeColor="text1"/>
+        <w:insideH w:val="single" w:sz="4" w:space="0" w:color="000000" w:themeColor="text1"/>
+        <w:insideV w:val="single" w:sz="4" w:space="0" w:color="000000" w:themeColor="text1"/>
       </w:tblBorders>
     </w:tblPr>
   </w:style>
@@ -3657,7 +3373,7 @@
       <w:szCs w:val="16"/>
     </w:rPr>
   </w:style>
-  <w:style w:type="character" w:styleId="a8" w:customStyle="1">
+  <w:style w:type="character" w:customStyle="1" w:styleId="a8">
     <w:name w:val="Текст выноски Знак"/>
     <w:basedOn w:val="a0"/>
     <w:link w:val="a7"/>
@@ -3670,14 +3386,14 @@
       <w:szCs w:val="16"/>
     </w:rPr>
   </w:style>
-  <w:style w:type="character" w:styleId="10" w:customStyle="1">
+  <w:style w:type="character" w:customStyle="1" w:styleId="10">
     <w:name w:val="Заголовок 1 Знак"/>
     <w:basedOn w:val="a0"/>
     <w:link w:val="1"/>
     <w:uiPriority w:val="9"/>
     <w:rsid w:val="2936991E"/>
     <w:rPr>
-      <w:rFonts w:asciiTheme="majorHAnsi" w:hAnsiTheme="majorHAnsi" w:eastAsiaTheme="majorEastAsia" w:cstheme="majorBidi"/>
+      <w:rFonts w:asciiTheme="majorHAnsi" w:eastAsiaTheme="majorEastAsia" w:hAnsiTheme="majorHAnsi" w:cstheme="majorBidi"/>
       <w:color w:val="0F4761" w:themeColor="accent1" w:themeShade="BF"/>
       <w:sz w:val="40"/>
       <w:szCs w:val="40"/>
@@ -3694,32 +3410,367 @@
       <w:spacing w:after="100"/>
     </w:pPr>
   </w:style>
-  <w:style w:type="paragraph" w:styleId="Heading2">
+  <w:style w:type="paragraph" w:styleId="20">
+    <w:name w:val="toc 2"/>
+    <w:basedOn w:val="a"/>
+    <w:next w:val="a"/>
+    <w:uiPriority w:val="39"/>
+    <w:unhideWhenUsed/>
+    <w:rsid w:val="02311320"/>
+    <w:pPr>
+      <w:spacing w:after="100"/>
+      <w:ind w:left="220"/>
+    </w:pPr>
+  </w:style>
+</w:styles>
+</file>
+
+<file path=word/stylesWithEffects.xml><?xml version="1.0" encoding="utf-8"?>
+<w:styles xmlns:wpc="http://schemas.microsoft.com/office/word/2010/wordprocessingCanvas" xmlns:mc="http://schemas.openxmlformats.org/markup-compatibility/2006" xmlns:o="urn:schemas-microsoft-com:office:office" xmlns:r="http://schemas.openxmlformats.org/officeDocument/2006/relationships" xmlns:m="http://schemas.openxmlformats.org/officeDocument/2006/math" xmlns:v="urn:schemas-microsoft-com:vml" xmlns:wp14="http://schemas.microsoft.com/office/word/2010/wordprocessingDrawing" xmlns:wp="http://schemas.openxmlformats.org/drawingml/2006/wordprocessingDrawing" xmlns:w10="urn:schemas-microsoft-com:office:word" xmlns:w="http://schemas.openxmlformats.org/wordprocessingml/2006/main" xmlns:w14="http://schemas.microsoft.com/office/word/2010/wordml" xmlns:wpg="http://schemas.microsoft.com/office/word/2010/wordprocessingGroup" xmlns:wpi="http://schemas.microsoft.com/office/word/2010/wordprocessingInk" xmlns:wne="http://schemas.microsoft.com/office/word/2006/wordml" xmlns:wps="http://schemas.microsoft.com/office/word/2010/wordprocessingShape" mc:Ignorable="w14 wp14">
+  <w:docDefaults>
+    <w:rPrDefault>
+      <w:rPr>
+        <w:rFonts w:asciiTheme="minorHAnsi" w:eastAsiaTheme="minorHAnsi" w:hAnsiTheme="minorHAnsi" w:cstheme="minorBidi"/>
+        <w:sz w:val="24"/>
+        <w:szCs w:val="24"/>
+        <w:lang w:val="ru-RU" w:eastAsia="en-US" w:bidi="ar-SA"/>
+      </w:rPr>
+    </w:rPrDefault>
+    <w:pPrDefault>
+      <w:pPr>
+        <w:spacing w:after="160" w:line="279" w:lineRule="auto"/>
+      </w:pPr>
+    </w:pPrDefault>
+  </w:docDefaults>
+  <w:latentStyles w:defLockedState="0" w:defUIPriority="99" w:defSemiHidden="1" w:defUnhideWhenUsed="1" w:defQFormat="0" w:count="267">
+    <w:lsdException w:name="Normal" w:semiHidden="0" w:uiPriority="0" w:unhideWhenUsed="0" w:qFormat="1"/>
+    <w:lsdException w:name="heading 1" w:semiHidden="0" w:uiPriority="9" w:unhideWhenUsed="0" w:qFormat="1"/>
+    <w:lsdException w:name="heading 2" w:uiPriority="9" w:qFormat="1"/>
+    <w:lsdException w:name="heading 3" w:uiPriority="9" w:qFormat="1"/>
+    <w:lsdException w:name="heading 4" w:uiPriority="9" w:qFormat="1"/>
+    <w:lsdException w:name="heading 5" w:uiPriority="9" w:qFormat="1"/>
+    <w:lsdException w:name="heading 6" w:uiPriority="9" w:qFormat="1"/>
+    <w:lsdException w:name="heading 7" w:uiPriority="9" w:qFormat="1"/>
+    <w:lsdException w:name="heading 8" w:uiPriority="9" w:qFormat="1"/>
+    <w:lsdException w:name="heading 9" w:uiPriority="9" w:qFormat="1"/>
+    <w:lsdException w:name="toc 1" w:uiPriority="39"/>
+    <w:lsdException w:name="toc 2" w:uiPriority="39"/>
+    <w:lsdException w:name="toc 3" w:uiPriority="39"/>
+    <w:lsdException w:name="toc 4" w:uiPriority="39"/>
+    <w:lsdException w:name="toc 5" w:uiPriority="39"/>
+    <w:lsdException w:name="toc 6" w:uiPriority="39"/>
+    <w:lsdException w:name="toc 7" w:uiPriority="39"/>
+    <w:lsdException w:name="toc 8" w:uiPriority="39"/>
+    <w:lsdException w:name="toc 9" w:uiPriority="39"/>
+    <w:lsdException w:name="caption" w:uiPriority="35" w:qFormat="1"/>
+    <w:lsdException w:name="Title" w:semiHidden="0" w:uiPriority="10" w:unhideWhenUsed="0" w:qFormat="1"/>
+    <w:lsdException w:name="Default Paragraph Font" w:uiPriority="1"/>
+    <w:lsdException w:name="Subtitle" w:semiHidden="0" w:uiPriority="11" w:unhideWhenUsed="0" w:qFormat="1"/>
+    <w:lsdException w:name="Strong" w:semiHidden="0" w:uiPriority="22" w:unhideWhenUsed="0" w:qFormat="1"/>
+    <w:lsdException w:name="Emphasis" w:semiHidden="0" w:uiPriority="20" w:unhideWhenUsed="0" w:qFormat="1"/>
+    <w:lsdException w:name="Table Grid" w:uiPriority="39"/>
+    <w:lsdException w:name="Placeholder Text" w:unhideWhenUsed="0"/>
+    <w:lsdException w:name="No Spacing" w:semiHidden="0" w:uiPriority="1" w:unhideWhenUsed="0" w:qFormat="1"/>
+    <w:lsdException w:name="Light Shading" w:semiHidden="0" w:uiPriority="60" w:unhideWhenUsed="0"/>
+    <w:lsdException w:name="Light List" w:semiHidden="0" w:uiPriority="61" w:unhideWhenUsed="0"/>
+    <w:lsdException w:name="Light Grid" w:semiHidden="0" w:uiPriority="62" w:unhideWhenUsed="0"/>
+    <w:lsdException w:name="Medium Shading 1" w:semiHidden="0" w:uiPriority="63" w:unhideWhenUsed="0"/>
+    <w:lsdException w:name="Medium Shading 2" w:semiHidden="0" w:uiPriority="64" w:unhideWhenUsed="0"/>
+    <w:lsdException w:name="Medium List 1" w:semiHidden="0" w:uiPriority="65" w:unhideWhenUsed="0"/>
+    <w:lsdException w:name="Medium List 2" w:semiHidden="0" w:uiPriority="66" w:unhideWhenUsed="0"/>
+    <w:lsdException w:name="Medium Grid 1" w:semiHidden="0" w:uiPriority="67" w:unhideWhenUsed="0"/>
+    <w:lsdException w:name="Medium Grid 2" w:semiHidden="0" w:uiPriority="68" w:unhideWhenUsed="0"/>
+    <w:lsdException w:name="Medium Grid 3" w:semiHidden="0" w:uiPriority="69" w:unhideWhenUsed="0"/>
+    <w:lsdException w:name="Dark List" w:semiHidden="0" w:uiPriority="70" w:unhideWhenUsed="0"/>
+    <w:lsdException w:name="Colorful Shading" w:semiHidden="0" w:uiPriority="71" w:unhideWhenUsed="0"/>
+    <w:lsdException w:name="Colorful List" w:semiHidden="0" w:uiPriority="72" w:unhideWhenUsed="0"/>
+    <w:lsdException w:name="Colorful Grid" w:semiHidden="0" w:uiPriority="73" w:unhideWhenUsed="0"/>
+    <w:lsdException w:name="Light Shading Accent 1" w:semiHidden="0" w:uiPriority="60" w:unhideWhenUsed="0"/>
+    <w:lsdException w:name="Light List Accent 1" w:semiHidden="0" w:uiPriority="61" w:unhideWhenUsed="0"/>
+    <w:lsdException w:name="Light Grid Accent 1" w:semiHidden="0" w:uiPriority="62" w:unhideWhenUsed="0"/>
+    <w:lsdException w:name="Medium Shading 1 Accent 1" w:semiHidden="0" w:uiPriority="63" w:unhideWhenUsed="0"/>
+    <w:lsdException w:name="Medium Shading 2 Accent 1" w:semiHidden="0" w:uiPriority="64" w:unhideWhenUsed="0"/>
+    <w:lsdException w:name="Medium List 1 Accent 1" w:semiHidden="0" w:uiPriority="65" w:unhideWhenUsed="0"/>
+    <w:lsdException w:name="Revision" w:unhideWhenUsed="0"/>
+    <w:lsdException w:name="List Paragraph" w:semiHidden="0" w:uiPriority="34" w:unhideWhenUsed="0" w:qFormat="1"/>
+    <w:lsdException w:name="Quote" w:semiHidden="0" w:uiPriority="29" w:unhideWhenUsed="0" w:qFormat="1"/>
+    <w:lsdException w:name="Intense Quote" w:semiHidden="0" w:uiPriority="30" w:unhideWhenUsed="0" w:qFormat="1"/>
+    <w:lsdException w:name="Medium List 2 Accent 1" w:semiHidden="0" w:uiPriority="66" w:unhideWhenUsed="0"/>
+    <w:lsdException w:name="Medium Grid 1 Accent 1" w:semiHidden="0" w:uiPriority="67" w:unhideWhenUsed="0"/>
+    <w:lsdException w:name="Medium Grid 2 Accent 1" w:semiHidden="0" w:uiPriority="68" w:unhideWhenUsed="0"/>
+    <w:lsdException w:name="Medium Grid 3 Accent 1" w:semiHidden="0" w:uiPriority="69" w:unhideWhenUsed="0"/>
+    <w:lsdException w:name="Dark List Accent 1" w:semiHidden="0" w:uiPriority="70" w:unhideWhenUsed="0"/>
+    <w:lsdException w:name="Colorful Shading Accent 1" w:semiHidden="0" w:uiPriority="71" w:unhideWhenUsed="0"/>
+    <w:lsdException w:name="Colorful List Accent 1" w:semiHidden="0" w:uiPriority="72" w:unhideWhenUsed="0"/>
+    <w:lsdException w:name="Colorful Grid Accent 1" w:semiHidden="0" w:uiPriority="73" w:unhideWhenUsed="0"/>
+    <w:lsdException w:name="Light Shading Accent 2" w:semiHidden="0" w:uiPriority="60" w:unhideWhenUsed="0"/>
+    <w:lsdException w:name="Light List Accent 2" w:semiHidden="0" w:uiPriority="61" w:unhideWhenUsed="0"/>
+    <w:lsdException w:name="Light Grid Accent 2" w:semiHidden="0" w:uiPriority="62" w:unhideWhenUsed="0"/>
+    <w:lsdException w:name="Medium Shading 1 Accent 2" w:semiHidden="0" w:uiPriority="63" w:unhideWhenUsed="0"/>
+    <w:lsdException w:name="Medium Shading 2 Accent 2" w:semiHidden="0" w:uiPriority="64" w:unhideWhenUsed="0"/>
+    <w:lsdException w:name="Medium List 1 Accent 2" w:semiHidden="0" w:uiPriority="65" w:unhideWhenUsed="0"/>
+    <w:lsdException w:name="Medium List 2 Accent 2" w:semiHidden="0" w:uiPriority="66" w:unhideWhenUsed="0"/>
+    <w:lsdException w:name="Medium Grid 1 Accent 2" w:semiHidden="0" w:uiPriority="67" w:unhideWhenUsed="0"/>
+    <w:lsdException w:name="Medium Grid 2 Accent 2" w:semiHidden="0" w:uiPriority="68" w:unhideWhenUsed="0"/>
+    <w:lsdException w:name="Medium Grid 3 Accent 2" w:semiHidden="0" w:uiPriority="69" w:unhideWhenUsed="0"/>
+    <w:lsdException w:name="Dark List Accent 2" w:semiHidden="0" w:uiPriority="70" w:unhideWhenUsed="0"/>
+    <w:lsdException w:name="Colorful Shading Accent 2" w:semiHidden="0" w:uiPriority="71" w:unhideWhenUsed="0"/>
+    <w:lsdException w:name="Colorful List Accent 2" w:semiHidden="0" w:uiPriority="72" w:unhideWhenUsed="0"/>
+    <w:lsdException w:name="Colorful Grid Accent 2" w:semiHidden="0" w:uiPriority="73" w:unhideWhenUsed="0"/>
+    <w:lsdException w:name="Light Shading Accent 3" w:semiHidden="0" w:uiPriority="60" w:unhideWhenUsed="0"/>
+    <w:lsdException w:name="Light List Accent 3" w:semiHidden="0" w:uiPriority="61" w:unhideWhenUsed="0"/>
+    <w:lsdException w:name="Light Grid Accent 3" w:semiHidden="0" w:uiPriority="62" w:unhideWhenUsed="0"/>
+    <w:lsdException w:name="Medium Shading 1 Accent 3" w:semiHidden="0" w:uiPriority="63" w:unhideWhenUsed="0"/>
+    <w:lsdException w:name="Medium Shading 2 Accent 3" w:semiHidden="0" w:uiPriority="64" w:unhideWhenUsed="0"/>
+    <w:lsdException w:name="Medium List 1 Accent 3" w:semiHidden="0" w:uiPriority="65" w:unhideWhenUsed="0"/>
+    <w:lsdException w:name="Medium List 2 Accent 3" w:semiHidden="0" w:uiPriority="66" w:unhideWhenUsed="0"/>
+    <w:lsdException w:name="Medium Grid 1 Accent 3" w:semiHidden="0" w:uiPriority="67" w:unhideWhenUsed="0"/>
+    <w:lsdException w:name="Medium Grid 2 Accent 3" w:semiHidden="0" w:uiPriority="68" w:unhideWhenUsed="0"/>
+    <w:lsdException w:name="Medium Grid 3 Accent 3" w:semiHidden="0" w:uiPriority="69" w:unhideWhenUsed="0"/>
+    <w:lsdException w:name="Dark List Accent 3" w:semiHidden="0" w:uiPriority="70" w:unhideWhenUsed="0"/>
+    <w:lsdException w:name="Colorful Shading Accent 3" w:semiHidden="0" w:uiPriority="71" w:unhideWhenUsed="0"/>
+    <w:lsdException w:name="Colorful List Accent 3" w:semiHidden="0" w:uiPriority="72" w:unhideWhenUsed="0"/>
+    <w:lsdException w:name="Colorful Grid Accent 3" w:semiHidden="0" w:uiPriority="73" w:unhideWhenUsed="0"/>
+    <w:lsdException w:name="Light Shading Accent 4" w:semiHidden="0" w:uiPriority="60" w:unhideWhenUsed="0"/>
+    <w:lsdException w:name="Light List Accent 4" w:semiHidden="0" w:uiPriority="61" w:unhideWhenUsed="0"/>
+    <w:lsdException w:name="Light Grid Accent 4" w:semiHidden="0" w:uiPriority="62" w:unhideWhenUsed="0"/>
+    <w:lsdException w:name="Medium Shading 1 Accent 4" w:semiHidden="0" w:uiPriority="63" w:unhideWhenUsed="0"/>
+    <w:lsdException w:name="Medium Shading 2 Accent 4" w:semiHidden="0" w:uiPriority="64" w:unhideWhenUsed="0"/>
+    <w:lsdException w:name="Medium List 1 Accent 4" w:semiHidden="0" w:uiPriority="65" w:unhideWhenUsed="0"/>
+    <w:lsdException w:name="Medium List 2 Accent 4" w:semiHidden="0" w:uiPriority="66" w:unhideWhenUsed="0"/>
+    <w:lsdException w:name="Medium Grid 1 Accent 4" w:semiHidden="0" w:uiPriority="67" w:unhideWhenUsed="0"/>
+    <w:lsdException w:name="Medium Grid 2 Accent 4" w:semiHidden="0" w:uiPriority="68" w:unhideWhenUsed="0"/>
+    <w:lsdException w:name="Medium Grid 3 Accent 4" w:semiHidden="0" w:uiPriority="69" w:unhideWhenUsed="0"/>
+    <w:lsdException w:name="Dark List Accent 4" w:semiHidden="0" w:uiPriority="70" w:unhideWhenUsed="0"/>
+    <w:lsdException w:name="Colorful Shading Accent 4" w:semiHidden="0" w:uiPriority="71" w:unhideWhenUsed="0"/>
+    <w:lsdException w:name="Colorful List Accent 4" w:semiHidden="0" w:uiPriority="72" w:unhideWhenUsed="0"/>
+    <w:lsdException w:name="Colorful Grid Accent 4" w:semiHidden="0" w:uiPriority="73" w:unhideWhenUsed="0"/>
+    <w:lsdException w:name="Light Shading Accent 5" w:semiHidden="0" w:uiPriority="60" w:unhideWhenUsed="0"/>
+    <w:lsdException w:name="Light List Accent 5" w:semiHidden="0" w:uiPriority="61" w:unhideWhenUsed="0"/>
+    <w:lsdException w:name="Light Grid Accent 5" w:semiHidden="0" w:uiPriority="62" w:unhideWhenUsed="0"/>
+    <w:lsdException w:name="Medium Shading 1 Accent 5" w:semiHidden="0" w:uiPriority="63" w:unhideWhenUsed="0"/>
+    <w:lsdException w:name="Medium Shading 2 Accent 5" w:semiHidden="0" w:uiPriority="64" w:unhideWhenUsed="0"/>
+    <w:lsdException w:name="Medium List 1 Accent 5" w:semiHidden="0" w:uiPriority="65" w:unhideWhenUsed="0"/>
+    <w:lsdException w:name="Medium List 2 Accent 5" w:semiHidden="0" w:uiPriority="66" w:unhideWhenUsed="0"/>
+    <w:lsdException w:name="Medium Grid 1 Accent 5" w:semiHidden="0" w:uiPriority="67" w:unhideWhenUsed="0"/>
+    <w:lsdException w:name="Medium Grid 2 Accent 5" w:semiHidden="0" w:uiPriority="68" w:unhideWhenUsed="0"/>
+    <w:lsdException w:name="Medium Grid 3 Accent 5" w:semiHidden="0" w:uiPriority="69" w:unhideWhenUsed="0"/>
+    <w:lsdException w:name="Dark List Accent 5" w:semiHidden="0" w:uiPriority="70" w:unhideWhenUsed="0"/>
+    <w:lsdException w:name="Colorful Shading Accent 5" w:semiHidden="0" w:uiPriority="71" w:unhideWhenUsed="0"/>
+    <w:lsdException w:name="Colorful List Accent 5" w:semiHidden="0" w:uiPriority="72" w:unhideWhenUsed="0"/>
+    <w:lsdException w:name="Colorful Grid Accent 5" w:semiHidden="0" w:uiPriority="73" w:unhideWhenUsed="0"/>
+    <w:lsdException w:name="Light Shading Accent 6" w:semiHidden="0" w:uiPriority="60" w:unhideWhenUsed="0"/>
+    <w:lsdException w:name="Light List Accent 6" w:semiHidden="0" w:uiPriority="61" w:unhideWhenUsed="0"/>
+    <w:lsdException w:name="Light Grid Accent 6" w:semiHidden="0" w:uiPriority="62" w:unhideWhenUsed="0"/>
+    <w:lsdException w:name="Medium Shading 1 Accent 6" w:semiHidden="0" w:uiPriority="63" w:unhideWhenUsed="0"/>
+    <w:lsdException w:name="Medium Shading 2 Accent 6" w:semiHidden="0" w:uiPriority="64" w:unhideWhenUsed="0"/>
+    <w:lsdException w:name="Medium List 1 Accent 6" w:semiHidden="0" w:uiPriority="65" w:unhideWhenUsed="0"/>
+    <w:lsdException w:name="Medium List 2 Accent 6" w:semiHidden="0" w:uiPriority="66" w:unhideWhenUsed="0"/>
+    <w:lsdException w:name="Medium Grid 1 Accent 6" w:semiHidden="0" w:uiPriority="67" w:unhideWhenUsed="0"/>
+    <w:lsdException w:name="Medium Grid 2 Accent 6" w:semiHidden="0" w:uiPriority="68" w:unhideWhenUsed="0"/>
+    <w:lsdException w:name="Medium Grid 3 Accent 6" w:semiHidden="0" w:uiPriority="69" w:unhideWhenUsed="0"/>
+    <w:lsdException w:name="Dark List Accent 6" w:semiHidden="0" w:uiPriority="70" w:unhideWhenUsed="0"/>
+    <w:lsdException w:name="Colorful Shading Accent 6" w:semiHidden="0" w:uiPriority="71" w:unhideWhenUsed="0"/>
+    <w:lsdException w:name="Colorful List Accent 6" w:semiHidden="0" w:uiPriority="72" w:unhideWhenUsed="0"/>
+    <w:lsdException w:name="Colorful Grid Accent 6" w:semiHidden="0" w:uiPriority="73" w:unhideWhenUsed="0"/>
+    <w:lsdException w:name="Subtle Emphasis" w:semiHidden="0" w:uiPriority="19" w:unhideWhenUsed="0" w:qFormat="1"/>
+    <w:lsdException w:name="Intense Emphasis" w:semiHidden="0" w:uiPriority="21" w:unhideWhenUsed="0" w:qFormat="1"/>
+    <w:lsdException w:name="Subtle Reference" w:semiHidden="0" w:uiPriority="31" w:unhideWhenUsed="0" w:qFormat="1"/>
+    <w:lsdException w:name="Intense Reference" w:semiHidden="0" w:uiPriority="32" w:unhideWhenUsed="0" w:qFormat="1"/>
+    <w:lsdException w:name="Book Title" w:semiHidden="0" w:uiPriority="33" w:unhideWhenUsed="0" w:qFormat="1"/>
+    <w:lsdException w:name="Bibliography" w:uiPriority="37"/>
+    <w:lsdException w:name="TOC Heading" w:uiPriority="39" w:qFormat="1"/>
+  </w:latentStyles>
+  <w:style w:type="paragraph" w:default="1" w:styleId="a">
+    <w:name w:val="Normal"/>
+    <w:qFormat/>
+  </w:style>
+  <w:style w:type="paragraph" w:styleId="1">
+    <w:name w:val="heading 1"/>
+    <w:basedOn w:val="a"/>
+    <w:next w:val="a"/>
+    <w:link w:val="10"/>
     <w:uiPriority w:val="9"/>
+    <w:qFormat/>
+    <w:rsid w:val="2936991E"/>
+    <w:pPr>
+      <w:keepNext/>
+      <w:keepLines/>
+      <w:spacing w:before="360" w:after="80"/>
+      <w:outlineLvl w:val="0"/>
+    </w:pPr>
+    <w:rPr>
+      <w:rFonts w:asciiTheme="majorHAnsi" w:eastAsiaTheme="majorEastAsia" w:hAnsiTheme="majorHAnsi" w:cstheme="majorBidi"/>
+      <w:color w:val="0F4761" w:themeColor="accent1" w:themeShade="BF"/>
+      <w:sz w:val="40"/>
+      <w:szCs w:val="40"/>
+    </w:rPr>
+  </w:style>
+  <w:style w:type="paragraph" w:styleId="2">
     <w:name w:val="heading 2"/>
     <w:basedOn w:val="a"/>
     <w:next w:val="a"/>
+    <w:uiPriority w:val="9"/>
     <w:unhideWhenUsed/>
     <w:qFormat/>
     <w:rsid w:val="02311320"/>
+    <w:pPr>
+      <w:keepNext/>
+      <w:keepLines/>
+      <w:spacing w:before="160" w:after="80"/>
+      <w:outlineLvl w:val="1"/>
+    </w:pPr>
     <w:rPr>
-      <w:rFonts w:ascii="Aptos Display" w:hAnsi="Aptos Display" w:eastAsia="" w:cs="" w:asciiTheme="majorAscii" w:hAnsiTheme="majorAscii" w:eastAsiaTheme="majorEastAsia" w:cstheme="majorBidi"/>
-      <w:color w:val="0F4761" w:themeColor="accent1" w:themeTint="FF" w:themeShade="BF"/>
+      <w:rFonts w:asciiTheme="majorHAnsi" w:eastAsiaTheme="majorEastAsia" w:hAnsiTheme="majorHAnsi" w:cstheme="majorBidi"/>
+      <w:color w:val="0F4761" w:themeColor="accent1" w:themeShade="BF"/>
       <w:sz w:val="32"/>
       <w:szCs w:val="32"/>
     </w:rPr>
+  </w:style>
+  <w:style w:type="character" w:default="1" w:styleId="a0">
+    <w:name w:val="Default Paragraph Font"/>
+    <w:uiPriority w:val="1"/>
+    <w:semiHidden/>
+    <w:unhideWhenUsed/>
+  </w:style>
+  <w:style w:type="table" w:default="1" w:styleId="a1">
+    <w:name w:val="Normal Table"/>
+    <w:uiPriority w:val="99"/>
+    <w:semiHidden/>
+    <w:unhideWhenUsed/>
+    <w:tblPr>
+      <w:tblInd w:w="0" w:type="dxa"/>
+      <w:tblCellMar>
+        <w:top w:w="0" w:type="dxa"/>
+        <w:left w:w="108" w:type="dxa"/>
+        <w:bottom w:w="0" w:type="dxa"/>
+        <w:right w:w="108" w:type="dxa"/>
+      </w:tblCellMar>
+    </w:tblPr>
+  </w:style>
+  <w:style w:type="numbering" w:default="1" w:styleId="a2">
+    <w:name w:val="No List"/>
+    <w:uiPriority w:val="99"/>
+    <w:semiHidden/>
+    <w:unhideWhenUsed/>
+  </w:style>
+  <w:style w:type="character" w:styleId="a3">
+    <w:name w:val="Hyperlink"/>
+    <w:basedOn w:val="a0"/>
+    <w:uiPriority w:val="99"/>
+    <w:unhideWhenUsed/>
+    <w:rsid w:val="16E17D25"/>
+    <w:rPr>
+      <w:color w:val="467886"/>
+      <w:u w:val="single"/>
+    </w:rPr>
+  </w:style>
+  <w:style w:type="paragraph" w:styleId="a4">
+    <w:name w:val="header"/>
+    <w:basedOn w:val="a"/>
+    <w:uiPriority w:val="99"/>
+    <w:unhideWhenUsed/>
+    <w:rsid w:val="16E17D25"/>
     <w:pPr>
-      <w:keepNext w:val="1"/>
-      <w:keepLines w:val="1"/>
-      <w:spacing w:before="160" w:after="80"/>
-      <w:outlineLvl w:val="1"/>
+      <w:tabs>
+        <w:tab w:val="center" w:pos="4680"/>
+        <w:tab w:val="right" w:pos="9360"/>
+      </w:tabs>
+      <w:spacing w:after="0" w:line="240" w:lineRule="auto"/>
     </w:pPr>
   </w:style>
-  <w:style w:type="paragraph" w:styleId="TOC2">
+  <w:style w:type="paragraph" w:styleId="a5">
+    <w:name w:val="footer"/>
+    <w:basedOn w:val="a"/>
+    <w:uiPriority w:val="99"/>
+    <w:unhideWhenUsed/>
+    <w:rsid w:val="16E17D25"/>
+    <w:pPr>
+      <w:tabs>
+        <w:tab w:val="center" w:pos="4680"/>
+        <w:tab w:val="right" w:pos="9360"/>
+      </w:tabs>
+      <w:spacing w:after="0" w:line="240" w:lineRule="auto"/>
+    </w:pPr>
+  </w:style>
+  <w:style w:type="table" w:styleId="a6">
+    <w:name w:val="Table Grid"/>
+    <w:basedOn w:val="a1"/>
+    <w:uiPriority w:val="59"/>
+    <w:rsid w:val="00FB4123"/>
+    <w:pPr>
+      <w:spacing w:after="0" w:line="240" w:lineRule="auto"/>
+    </w:pPr>
+    <w:tblPr>
+      <w:tblBorders>
+        <w:top w:val="single" w:sz="4" w:space="0" w:color="000000" w:themeColor="text1"/>
+        <w:left w:val="single" w:sz="4" w:space="0" w:color="000000" w:themeColor="text1"/>
+        <w:bottom w:val="single" w:sz="4" w:space="0" w:color="000000" w:themeColor="text1"/>
+        <w:right w:val="single" w:sz="4" w:space="0" w:color="000000" w:themeColor="text1"/>
+        <w:insideH w:val="single" w:sz="4" w:space="0" w:color="000000" w:themeColor="text1"/>
+        <w:insideV w:val="single" w:sz="4" w:space="0" w:color="000000" w:themeColor="text1"/>
+      </w:tblBorders>
+    </w:tblPr>
+  </w:style>
+  <w:style w:type="paragraph" w:styleId="a7">
+    <w:name w:val="Balloon Text"/>
+    <w:basedOn w:val="a"/>
+    <w:link w:val="a8"/>
+    <w:uiPriority w:val="99"/>
+    <w:semiHidden/>
+    <w:unhideWhenUsed/>
+    <w:rsid w:val="006F2CD4"/>
+    <w:pPr>
+      <w:spacing w:after="0" w:line="240" w:lineRule="auto"/>
+    </w:pPr>
+    <w:rPr>
+      <w:rFonts w:ascii="Tahoma" w:hAnsi="Tahoma" w:cs="Tahoma"/>
+      <w:sz w:val="16"/>
+      <w:szCs w:val="16"/>
+    </w:rPr>
+  </w:style>
+  <w:style w:type="character" w:customStyle="1" w:styleId="a8">
+    <w:name w:val="Текст выноски Знак"/>
+    <w:basedOn w:val="a0"/>
+    <w:link w:val="a7"/>
+    <w:uiPriority w:val="99"/>
+    <w:semiHidden/>
+    <w:rsid w:val="006F2CD4"/>
+    <w:rPr>
+      <w:rFonts w:ascii="Tahoma" w:hAnsi="Tahoma" w:cs="Tahoma"/>
+      <w:sz w:val="16"/>
+      <w:szCs w:val="16"/>
+    </w:rPr>
+  </w:style>
+  <w:style w:type="character" w:customStyle="1" w:styleId="10">
+    <w:name w:val="Заголовок 1 Знак"/>
+    <w:basedOn w:val="a0"/>
+    <w:link w:val="1"/>
+    <w:uiPriority w:val="9"/>
+    <w:rsid w:val="2936991E"/>
+    <w:rPr>
+      <w:rFonts w:asciiTheme="majorHAnsi" w:eastAsiaTheme="majorEastAsia" w:hAnsiTheme="majorHAnsi" w:cstheme="majorBidi"/>
+      <w:color w:val="0F4761" w:themeColor="accent1" w:themeShade="BF"/>
+      <w:sz w:val="40"/>
+      <w:szCs w:val="40"/>
+    </w:rPr>
+  </w:style>
+  <w:style w:type="paragraph" w:styleId="11">
+    <w:name w:val="toc 1"/>
+    <w:basedOn w:val="a"/>
+    <w:next w:val="a"/>
     <w:uiPriority w:val="39"/>
+    <w:unhideWhenUsed/>
+    <w:rsid w:val="2936991E"/>
+    <w:pPr>
+      <w:spacing w:after="100"/>
+    </w:pPr>
+  </w:style>
+  <w:style w:type="paragraph" w:styleId="20">
     <w:name w:val="toc 2"/>
     <w:basedOn w:val="a"/>
     <w:next w:val="a"/>
+    <w:uiPriority w:val="39"/>
     <w:unhideWhenUsed/>
     <w:rsid w:val="02311320"/>
     <w:pPr>
@@ -3731,7 +3782,7 @@
 </file>
 
 <file path=word/theme/theme1.xml><?xml version="1.0" encoding="utf-8"?>
-<a:theme xmlns:a="http://schemas.openxmlformats.org/drawingml/2006/main" xmlns:thm15="http://schemas.microsoft.com/office/thememl/2012/main" name="Office Theme">
+<a:theme xmlns:a="http://schemas.openxmlformats.org/drawingml/2006/main" name="Office Theme">
   <a:themeElements>
     <a:clrScheme name="Office">
       <a:dk1>
@@ -3985,7 +4036,7 @@
   <a:extraClrSchemeLst/>
   <a:extLst>
     <a:ext uri="{05A4C25C-085E-4340-85A3-A5531E510DB2}">
-      <thm15:themeFamily xmlns:thm15="http://schemas.microsoft.com/office/thememl/2012/main" name="Office Theme" id="{62F939B6-93AF-4DB8-9C6B-D6C7DFDC589F}" vid="{4A3C46E8-61CC-4603-A589-7422A47A8E4A}"/>
+      <thm15:themeFamily xmlns:thm15="http://schemas.microsoft.com/office/thememl/2012/main" xmlns="" name="Office Theme" id="{62F939B6-93AF-4DB8-9C6B-D6C7DFDC589F}" vid="{4A3C46E8-61CC-4603-A589-7422A47A8E4A}"/>
     </a:ext>
   </a:extLst>
 </a:theme>
